--- a/results/Aim1/tables/s_table2s_multivar_assoc.docx
+++ b/results/Aim1/tables/s_table2s_multivar_assoc.docx
@@ -50,7 +50,7 @@
           <w:sz w:val="24"/>
           <w:color w:val="333333"/>
         </w:rPr>
-        <w:t xml:space="preserve">Table 2.</w:t>
+        <w:t xml:space="preserve">Table S2.</w:t>
       </w:r>
       <w:r>
         <w:rPr>
@@ -283,6 +283,21 @@
               <w:bottom w:val="single" w:sz="16" w:space="0" w:color="D3D3D3"/>
             </w:tcBorders>
           </w:tcPr>
+          <w:p>
+            <w:pPr>
+              <w:spacing w:before="0" w:after="60"/>
+              <w:keepNext/>
+              <w:jc w:val="center"/>
+            </w:pPr>
+            <w:r>
+              <w:rPr>
+                <w:b w:val="true"/>
+                <w:rFonts w:ascii="Calibri" w:hAnsi="Calibri"/>
+                <w:sz w:val="20"/>
+              </w:rPr>
+              <w:t xml:space="preserve">q</w:t>
+            </w:r>
+          </w:p>
         </w:tc>
         <w:tc>
           <w:tcPr>
@@ -357,6 +372,21 @@
               <w:end w:val="single" w:space="0" w:color="D3D3D3"/>
             </w:tcBorders>
           </w:tcPr>
+          <w:p>
+            <w:pPr>
+              <w:spacing w:before="0" w:after="60"/>
+              <w:keepNext/>
+              <w:jc w:val="center"/>
+            </w:pPr>
+            <w:r>
+              <w:rPr>
+                <w:b w:val="true"/>
+                <w:rFonts w:ascii="Calibri" w:hAnsi="Calibri"/>
+                <w:sz w:val="20"/>
+              </w:rPr>
+              <w:t xml:space="preserve">q</w:t>
+            </w:r>
+          </w:p>
         </w:tc>
       </w:tr>
       <w:tr>
@@ -417,199 +447,201 @@
                 <w:rFonts w:ascii="Calibri" w:hAnsi="Calibri"/>
                 <w:sz w:val="20"/>
               </w:rPr>
-              <w:t xml:space="default">Clinical Risk Score</w:t>
-            </w:r>
-          </w:p>
-        </w:tc>
-        <w:tc>
-          <w:tcPr>
-            <w:tcBorders>
-              <w:top w:val="single" w:space="0" w:color="D3D3D3"/>
-              <w:bottom w:val="single" w:space="0" w:color="D3D3D3"/>
-              <w:start w:val="single" w:space="0" w:color="D3D3D3"/>
-              <w:end w:val="single" w:space="0" w:color="D3D3D3"/>
-            </w:tcBorders>
-          </w:tcPr>
-          <w:p>
-            <w:pPr>
-              <w:spacing w:before="0" w:after="60"/>
-              <w:keepNext/>
-              <w:jc w:val="center"/>
-            </w:pPr>
-            <w:r>
-              <w:rPr>
-                <w:rFonts w:ascii="Calibri" w:hAnsi="Calibri"/>
-                <w:sz w:val="20"/>
-              </w:rPr>
-              <w:t xml:space="default">-0.000 (0.001)</w:t>
-            </w:r>
-          </w:p>
-        </w:tc>
-        <w:tc>
-          <w:tcPr>
-            <w:tcBorders>
-              <w:top w:val="single" w:space="0" w:color="D3D3D3"/>
-              <w:bottom w:val="single" w:space="0" w:color="D3D3D3"/>
-              <w:start w:val="single" w:space="0" w:color="D3D3D3"/>
-              <w:end w:val="single" w:space="0" w:color="D3D3D3"/>
-            </w:tcBorders>
-          </w:tcPr>
-          <w:p>
-            <w:pPr>
-              <w:spacing w:before="0" w:after="60"/>
-              <w:keepNext/>
-              <w:jc w:val="center"/>
-            </w:pPr>
-            <w:r>
-              <w:rPr>
-                <w:rFonts w:ascii="Calibri" w:hAnsi="Calibri"/>
-                <w:sz w:val="20"/>
-              </w:rPr>
-              <w:t xml:space="default">[-0.002, 0.002]</w:t>
-            </w:r>
-          </w:p>
-        </w:tc>
-        <w:tc>
-          <w:tcPr>
-            <w:tcBorders>
-              <w:top w:val="single" w:space="0" w:color="D3D3D3"/>
-              <w:bottom w:val="single" w:space="0" w:color="D3D3D3"/>
-              <w:start w:val="single" w:space="0" w:color="D3D3D3"/>
-              <w:end w:val="single" w:space="0" w:color="D3D3D3"/>
-            </w:tcBorders>
-          </w:tcPr>
-          <w:p>
-            <w:pPr>
-              <w:spacing w:before="0" w:after="60"/>
-              <w:keepNext/>
-              <w:jc w:val="center"/>
-            </w:pPr>
-            <w:r>
-              <w:rPr>
-                <w:rFonts w:ascii="Calibri" w:hAnsi="Calibri"/>
-                <w:sz w:val="20"/>
-              </w:rPr>
-              <w:t xml:space="default">0.785</w:t>
-            </w:r>
-          </w:p>
-        </w:tc>
-        <w:tc>
-          <w:tcPr>
-            <w:tcBorders>
-              <w:top w:val="single" w:space="0" w:color="D3D3D3"/>
-              <w:bottom w:val="single" w:space="0" w:color="D3D3D3"/>
-              <w:start w:val="single" w:space="0" w:color="D3D3D3"/>
-              <w:end w:val="single" w:space="0" w:color="D3D3D3"/>
-            </w:tcBorders>
-          </w:tcPr>
-          <w:p>
-            <w:pPr>
-              <w:spacing w:before="0" w:after="60"/>
-              <w:keepNext/>
-              <w:jc w:val="center"/>
-            </w:pPr>
-            <w:r>
-              <w:rPr>
-                <w:rFonts w:ascii="Calibri" w:hAnsi="Calibri"/>
-                <w:sz w:val="20"/>
-              </w:rPr>
-              <w:t xml:space="default"/>
-            </w:r>
-          </w:p>
-        </w:tc>
-        <w:tc>
-          <w:tcPr>
-            <w:tcBorders>
-              <w:top w:val="single" w:space="0" w:color="D3D3D3"/>
-              <w:bottom w:val="single" w:space="0" w:color="D3D3D3"/>
-              <w:start w:val="single" w:space="0" w:color="D3D3D3"/>
-              <w:end w:val="single" w:space="0" w:color="D3D3D3"/>
-            </w:tcBorders>
-          </w:tcPr>
-          <w:p>
-            <w:pPr>
-              <w:spacing w:before="0" w:after="60"/>
-              <w:keepNext/>
-              <w:jc w:val="center"/>
-            </w:pPr>
-            <w:r>
-              <w:rPr>
-                <w:rFonts w:ascii="Calibri" w:hAnsi="Calibri"/>
-                <w:sz w:val="20"/>
-              </w:rPr>
-              <w:t xml:space="default">0.001 (0.001)</w:t>
-            </w:r>
-          </w:p>
-        </w:tc>
-        <w:tc>
-          <w:tcPr>
-            <w:tcBorders>
-              <w:top w:val="single" w:space="0" w:color="D3D3D3"/>
-              <w:bottom w:val="single" w:space="0" w:color="D3D3D3"/>
-              <w:start w:val="single" w:space="0" w:color="D3D3D3"/>
-              <w:end w:val="single" w:space="0" w:color="D3D3D3"/>
-            </w:tcBorders>
-          </w:tcPr>
-          <w:p>
-            <w:pPr>
-              <w:spacing w:before="0" w:after="60"/>
-              <w:keepNext/>
-              <w:jc w:val="center"/>
-            </w:pPr>
-            <w:r>
-              <w:rPr>
-                <w:rFonts w:ascii="Calibri" w:hAnsi="Calibri"/>
-                <w:sz w:val="20"/>
-              </w:rPr>
-              <w:t xml:space="default">[-0.001, 0.003]</w:t>
-            </w:r>
-          </w:p>
-        </w:tc>
-        <w:tc>
-          <w:tcPr>
-            <w:tcBorders>
-              <w:top w:val="single" w:space="0" w:color="D3D3D3"/>
-              <w:bottom w:val="single" w:space="0" w:color="D3D3D3"/>
-              <w:start w:val="single" w:space="0" w:color="D3D3D3"/>
-              <w:end w:val="single" w:space="0" w:color="D3D3D3"/>
-            </w:tcBorders>
-          </w:tcPr>
-          <w:p>
-            <w:pPr>
-              <w:spacing w:before="0" w:after="60"/>
-              <w:keepNext/>
-              <w:jc w:val="center"/>
-            </w:pPr>
-            <w:r>
-              <w:rPr>
-                <w:rFonts w:ascii="Calibri" w:hAnsi="Calibri"/>
-                <w:sz w:val="20"/>
-              </w:rPr>
-              <w:t xml:space="default">0.238</w:t>
-            </w:r>
-          </w:p>
-        </w:tc>
-        <w:tc>
-          <w:tcPr>
-            <w:tcBorders>
-              <w:top w:val="single" w:space="0" w:color="D3D3D3"/>
-              <w:bottom w:val="single" w:space="0" w:color="D3D3D3"/>
-              <w:start w:val="single" w:space="0" w:color="D3D3D3"/>
-              <w:end w:val="single" w:space="0" w:color="D3D3D3"/>
-            </w:tcBorders>
-          </w:tcPr>
-          <w:p>
-            <w:pPr>
-              <w:spacing w:before="0" w:after="60"/>
-              <w:keepNext/>
-              <w:jc w:val="center"/>
-            </w:pPr>
-            <w:r>
-              <w:rPr>
-                <w:rFonts w:ascii="Calibri" w:hAnsi="Calibri"/>
-                <w:sz w:val="20"/>
-              </w:rPr>
-              <w:t xml:space="default"/>
+              <w:t xml:space="default">APOE ε4 Carrier</w:t>
+            </w:r>
+          </w:p>
+        </w:tc>
+        <w:tc>
+          <w:tcPr>
+            <w:tcBorders>
+              <w:top w:val="single" w:space="0" w:color="D3D3D3"/>
+              <w:bottom w:val="single" w:space="0" w:color="D3D3D3"/>
+              <w:start w:val="single" w:space="0" w:color="D3D3D3"/>
+              <w:end w:val="single" w:space="0" w:color="D3D3D3"/>
+            </w:tcBorders>
+          </w:tcPr>
+          <w:p>
+            <w:pPr>
+              <w:spacing w:before="0" w:after="60"/>
+              <w:keepNext/>
+              <w:jc w:val="center"/>
+            </w:pPr>
+            <w:r>
+              <w:rPr>
+                <w:rFonts w:ascii="Calibri" w:hAnsi="Calibri"/>
+                <w:sz w:val="20"/>
+              </w:rPr>
+              <w:t xml:space="default">-0.005 (0.002)</w:t>
+            </w:r>
+          </w:p>
+        </w:tc>
+        <w:tc>
+          <w:tcPr>
+            <w:tcBorders>
+              <w:top w:val="single" w:space="0" w:color="D3D3D3"/>
+              <w:bottom w:val="single" w:space="0" w:color="D3D3D3"/>
+              <w:start w:val="single" w:space="0" w:color="D3D3D3"/>
+              <w:end w:val="single" w:space="0" w:color="D3D3D3"/>
+            </w:tcBorders>
+          </w:tcPr>
+          <w:p>
+            <w:pPr>
+              <w:spacing w:before="0" w:after="60"/>
+              <w:keepNext/>
+              <w:jc w:val="center"/>
+            </w:pPr>
+            <w:r>
+              <w:rPr>
+                <w:rFonts w:ascii="Calibri" w:hAnsi="Calibri"/>
+                <w:sz w:val="20"/>
+              </w:rPr>
+              <w:t xml:space="default">[-0.009, -0.000]</w:t>
+            </w:r>
+          </w:p>
+        </w:tc>
+        <w:tc>
+          <w:tcPr>
+            <w:tcBorders>
+              <w:top w:val="single" w:space="0" w:color="D3D3D3"/>
+              <w:bottom w:val="single" w:space="0" w:color="D3D3D3"/>
+              <w:start w:val="single" w:space="0" w:color="D3D3D3"/>
+              <w:end w:val="single" w:space="0" w:color="D3D3D3"/>
+            </w:tcBorders>
+            <w:shd w:val="clear" w:color="auto" w:fill="E8F4E8"/>
+          </w:tcPr>
+          <w:p>
+            <w:pPr>
+              <w:spacing w:before="0" w:after="60"/>
+              <w:keepNext/>
+              <w:jc w:val="center"/>
+            </w:pPr>
+            <w:r>
+              <w:rPr>
+                <w:rFonts w:ascii="Calibri" w:hAnsi="Calibri"/>
+                <w:sz w:val="20"/>
+              </w:rPr>
+              <w:t xml:space="default">0.032</w:t>
+            </w:r>
+          </w:p>
+        </w:tc>
+        <w:tc>
+          <w:tcPr>
+            <w:tcBorders>
+              <w:top w:val="single" w:space="0" w:color="D3D3D3"/>
+              <w:bottom w:val="single" w:space="0" w:color="D3D3D3"/>
+              <w:start w:val="single" w:space="0" w:color="D3D3D3"/>
+              <w:end w:val="single" w:space="0" w:color="D3D3D3"/>
+            </w:tcBorders>
+          </w:tcPr>
+          <w:p>
+            <w:pPr>
+              <w:spacing w:before="0" w:after="60"/>
+              <w:keepNext/>
+              <w:jc w:val="center"/>
+            </w:pPr>
+            <w:r>
+              <w:rPr>
+                <w:rFonts w:ascii="Calibri" w:hAnsi="Calibri"/>
+                <w:sz w:val="20"/>
+              </w:rPr>
+              <w:t xml:space="default">0.139</w:t>
+            </w:r>
+          </w:p>
+        </w:tc>
+        <w:tc>
+          <w:tcPr>
+            <w:tcBorders>
+              <w:top w:val="single" w:space="0" w:color="D3D3D3"/>
+              <w:bottom w:val="single" w:space="0" w:color="D3D3D3"/>
+              <w:start w:val="single" w:space="0" w:color="D3D3D3"/>
+              <w:end w:val="single" w:space="0" w:color="D3D3D3"/>
+            </w:tcBorders>
+          </w:tcPr>
+          <w:p>
+            <w:pPr>
+              <w:spacing w:before="0" w:after="60"/>
+              <w:keepNext/>
+              <w:jc w:val="center"/>
+            </w:pPr>
+            <w:r>
+              <w:rPr>
+                <w:rFonts w:ascii="Calibri" w:hAnsi="Calibri"/>
+                <w:sz w:val="20"/>
+              </w:rPr>
+              <w:t xml:space="default">-0.005 (0.002)</w:t>
+            </w:r>
+          </w:p>
+        </w:tc>
+        <w:tc>
+          <w:tcPr>
+            <w:tcBorders>
+              <w:top w:val="single" w:space="0" w:color="D3D3D3"/>
+              <w:bottom w:val="single" w:space="0" w:color="D3D3D3"/>
+              <w:start w:val="single" w:space="0" w:color="D3D3D3"/>
+              <w:end w:val="single" w:space="0" w:color="D3D3D3"/>
+            </w:tcBorders>
+          </w:tcPr>
+          <w:p>
+            <w:pPr>
+              <w:spacing w:before="0" w:after="60"/>
+              <w:keepNext/>
+              <w:jc w:val="center"/>
+            </w:pPr>
+            <w:r>
+              <w:rPr>
+                <w:rFonts w:ascii="Calibri" w:hAnsi="Calibri"/>
+                <w:sz w:val="20"/>
+              </w:rPr>
+              <w:t xml:space="default">[-0.009, -0.000]</w:t>
+            </w:r>
+          </w:p>
+        </w:tc>
+        <w:tc>
+          <w:tcPr>
+            <w:tcBorders>
+              <w:top w:val="single" w:space="0" w:color="D3D3D3"/>
+              <w:bottom w:val="single" w:space="0" w:color="D3D3D3"/>
+              <w:start w:val="single" w:space="0" w:color="D3D3D3"/>
+              <w:end w:val="single" w:space="0" w:color="D3D3D3"/>
+            </w:tcBorders>
+            <w:shd w:val="clear" w:color="auto" w:fill="E8F4E8"/>
+          </w:tcPr>
+          <w:p>
+            <w:pPr>
+              <w:spacing w:before="0" w:after="60"/>
+              <w:keepNext/>
+              <w:jc w:val="center"/>
+            </w:pPr>
+            <w:r>
+              <w:rPr>
+                <w:rFonts w:ascii="Calibri" w:hAnsi="Calibri"/>
+                <w:sz w:val="20"/>
+              </w:rPr>
+              <w:t xml:space="default">0.041</w:t>
+            </w:r>
+          </w:p>
+        </w:tc>
+        <w:tc>
+          <w:tcPr>
+            <w:tcBorders>
+              <w:top w:val="single" w:space="0" w:color="D3D3D3"/>
+              <w:bottom w:val="single" w:space="0" w:color="D3D3D3"/>
+              <w:start w:val="single" w:space="0" w:color="D3D3D3"/>
+              <w:end w:val="single" w:space="0" w:color="D3D3D3"/>
+            </w:tcBorders>
+          </w:tcPr>
+          <w:p>
+            <w:pPr>
+              <w:spacing w:before="0" w:after="60"/>
+              <w:keepNext/>
+              <w:jc w:val="center"/>
+            </w:pPr>
+            <w:r>
+              <w:rPr>
+                <w:rFonts w:ascii="Calibri" w:hAnsi="Calibri"/>
+                <w:sz w:val="20"/>
+              </w:rPr>
+              <w:t xml:space="default">0.139</w:t>
             </w:r>
           </w:p>
         </w:tc>
@@ -638,201 +670,199 @@
                 <w:rFonts w:ascii="Calibri" w:hAnsi="Calibri"/>
                 <w:sz w:val="20"/>
               </w:rPr>
-              <w:t xml:space="default">APOE ε4 Carrier</w:t>
-            </w:r>
-          </w:p>
-        </w:tc>
-        <w:tc>
-          <w:tcPr>
-            <w:tcBorders>
-              <w:top w:val="single" w:space="0" w:color="D3D3D3"/>
-              <w:bottom w:val="single" w:space="0" w:color="D3D3D3"/>
-              <w:start w:val="single" w:space="0" w:color="D3D3D3"/>
-              <w:end w:val="single" w:space="0" w:color="D3D3D3"/>
-            </w:tcBorders>
-          </w:tcPr>
-          <w:p>
-            <w:pPr>
-              <w:spacing w:before="0" w:after="60"/>
-              <w:keepNext/>
-              <w:jc w:val="center"/>
-            </w:pPr>
-            <w:r>
-              <w:rPr>
-                <w:rFonts w:ascii="Calibri" w:hAnsi="Calibri"/>
-                <w:sz w:val="20"/>
-              </w:rPr>
-              <w:t xml:space="default">-0.005 (0.002)</w:t>
-            </w:r>
-          </w:p>
-        </w:tc>
-        <w:tc>
-          <w:tcPr>
-            <w:tcBorders>
-              <w:top w:val="single" w:space="0" w:color="D3D3D3"/>
-              <w:bottom w:val="single" w:space="0" w:color="D3D3D3"/>
-              <w:start w:val="single" w:space="0" w:color="D3D3D3"/>
-              <w:end w:val="single" w:space="0" w:color="D3D3D3"/>
-            </w:tcBorders>
-          </w:tcPr>
-          <w:p>
-            <w:pPr>
-              <w:spacing w:before="0" w:after="60"/>
-              <w:keepNext/>
-              <w:jc w:val="center"/>
-            </w:pPr>
-            <w:r>
-              <w:rPr>
-                <w:rFonts w:ascii="Calibri" w:hAnsi="Calibri"/>
-                <w:sz w:val="20"/>
-              </w:rPr>
-              <w:t xml:space="default">[-0.009, -0.000]</w:t>
-            </w:r>
-          </w:p>
-        </w:tc>
-        <w:tc>
-          <w:tcPr>
-            <w:tcBorders>
-              <w:top w:val="single" w:space="0" w:color="D3D3D3"/>
-              <w:bottom w:val="single" w:space="0" w:color="D3D3D3"/>
-              <w:start w:val="single" w:space="0" w:color="D3D3D3"/>
-              <w:end w:val="single" w:space="0" w:color="D3D3D3"/>
-            </w:tcBorders>
-            <w:shd w:val="clear" w:color="auto" w:fill="E8F4E8"/>
-          </w:tcPr>
-          <w:p>
-            <w:pPr>
-              <w:spacing w:before="0" w:after="60"/>
-              <w:keepNext/>
-              <w:jc w:val="center"/>
-            </w:pPr>
-            <w:r>
-              <w:rPr>
-                <w:rFonts w:ascii="Calibri" w:hAnsi="Calibri"/>
-                <w:sz w:val="20"/>
-              </w:rPr>
-              <w:t xml:space="default">0.032</w:t>
-            </w:r>
-          </w:p>
-        </w:tc>
-        <w:tc>
-          <w:tcPr>
-            <w:tcBorders>
-              <w:top w:val="single" w:space="0" w:color="D3D3D3"/>
-              <w:bottom w:val="single" w:space="0" w:color="D3D3D3"/>
-              <w:start w:val="single" w:space="0" w:color="D3D3D3"/>
-              <w:end w:val="single" w:space="0" w:color="D3D3D3"/>
-            </w:tcBorders>
-          </w:tcPr>
-          <w:p>
-            <w:pPr>
-              <w:spacing w:before="0" w:after="60"/>
-              <w:keepNext/>
-              <w:jc w:val="center"/>
-            </w:pPr>
-            <w:r>
-              <w:rPr>
-                <w:rFonts w:ascii="Calibri" w:hAnsi="Calibri"/>
-                <w:sz w:val="20"/>
-              </w:rPr>
-              <w:t xml:space="default">*</w:t>
-            </w:r>
-          </w:p>
-        </w:tc>
-        <w:tc>
-          <w:tcPr>
-            <w:tcBorders>
-              <w:top w:val="single" w:space="0" w:color="D3D3D3"/>
-              <w:bottom w:val="single" w:space="0" w:color="D3D3D3"/>
-              <w:start w:val="single" w:space="0" w:color="D3D3D3"/>
-              <w:end w:val="single" w:space="0" w:color="D3D3D3"/>
-            </w:tcBorders>
-          </w:tcPr>
-          <w:p>
-            <w:pPr>
-              <w:spacing w:before="0" w:after="60"/>
-              <w:keepNext/>
-              <w:jc w:val="center"/>
-            </w:pPr>
-            <w:r>
-              <w:rPr>
-                <w:rFonts w:ascii="Calibri" w:hAnsi="Calibri"/>
-                <w:sz w:val="20"/>
-              </w:rPr>
-              <w:t xml:space="default">-0.005 (0.002)</w:t>
-            </w:r>
-          </w:p>
-        </w:tc>
-        <w:tc>
-          <w:tcPr>
-            <w:tcBorders>
-              <w:top w:val="single" w:space="0" w:color="D3D3D3"/>
-              <w:bottom w:val="single" w:space="0" w:color="D3D3D3"/>
-              <w:start w:val="single" w:space="0" w:color="D3D3D3"/>
-              <w:end w:val="single" w:space="0" w:color="D3D3D3"/>
-            </w:tcBorders>
-          </w:tcPr>
-          <w:p>
-            <w:pPr>
-              <w:spacing w:before="0" w:after="60"/>
-              <w:keepNext/>
-              <w:jc w:val="center"/>
-            </w:pPr>
-            <w:r>
-              <w:rPr>
-                <w:rFonts w:ascii="Calibri" w:hAnsi="Calibri"/>
-                <w:sz w:val="20"/>
-              </w:rPr>
-              <w:t xml:space="default">[-0.009, -0.000]</w:t>
-            </w:r>
-          </w:p>
-        </w:tc>
-        <w:tc>
-          <w:tcPr>
-            <w:tcBorders>
-              <w:top w:val="single" w:space="0" w:color="D3D3D3"/>
-              <w:bottom w:val="single" w:space="0" w:color="D3D3D3"/>
-              <w:start w:val="single" w:space="0" w:color="D3D3D3"/>
-              <w:end w:val="single" w:space="0" w:color="D3D3D3"/>
-            </w:tcBorders>
-            <w:shd w:val="clear" w:color="auto" w:fill="E8F4E8"/>
-          </w:tcPr>
-          <w:p>
-            <w:pPr>
-              <w:spacing w:before="0" w:after="60"/>
-              <w:keepNext/>
-              <w:jc w:val="center"/>
-            </w:pPr>
-            <w:r>
-              <w:rPr>
-                <w:rFonts w:ascii="Calibri" w:hAnsi="Calibri"/>
-                <w:sz w:val="20"/>
-              </w:rPr>
-              <w:t xml:space="default">0.041</w:t>
-            </w:r>
-          </w:p>
-        </w:tc>
-        <w:tc>
-          <w:tcPr>
-            <w:tcBorders>
-              <w:top w:val="single" w:space="0" w:color="D3D3D3"/>
-              <w:bottom w:val="single" w:space="0" w:color="D3D3D3"/>
-              <w:start w:val="single" w:space="0" w:color="D3D3D3"/>
-              <w:end w:val="single" w:space="0" w:color="D3D3D3"/>
-            </w:tcBorders>
-          </w:tcPr>
-          <w:p>
-            <w:pPr>
-              <w:spacing w:before="0" w:after="60"/>
-              <w:keepNext/>
-              <w:jc w:val="center"/>
-            </w:pPr>
-            <w:r>
-              <w:rPr>
-                <w:rFonts w:ascii="Calibri" w:hAnsi="Calibri"/>
-                <w:sz w:val="20"/>
-              </w:rPr>
-              <w:t xml:space="default">*</w:t>
+              <w:t xml:space="default">PRS</w:t>
+            </w:r>
+          </w:p>
+        </w:tc>
+        <w:tc>
+          <w:tcPr>
+            <w:tcBorders>
+              <w:top w:val="single" w:space="0" w:color="D3D3D3"/>
+              <w:bottom w:val="single" w:space="0" w:color="D3D3D3"/>
+              <w:start w:val="single" w:space="0" w:color="D3D3D3"/>
+              <w:end w:val="single" w:space="0" w:color="D3D3D3"/>
+            </w:tcBorders>
+          </w:tcPr>
+          <w:p>
+            <w:pPr>
+              <w:spacing w:before="0" w:after="60"/>
+              <w:keepNext/>
+              <w:jc w:val="center"/>
+            </w:pPr>
+            <w:r>
+              <w:rPr>
+                <w:rFonts w:ascii="Calibri" w:hAnsi="Calibri"/>
+                <w:sz w:val="20"/>
+              </w:rPr>
+              <w:t xml:space="default">0.004 (0.003)</w:t>
+            </w:r>
+          </w:p>
+        </w:tc>
+        <w:tc>
+          <w:tcPr>
+            <w:tcBorders>
+              <w:top w:val="single" w:space="0" w:color="D3D3D3"/>
+              <w:bottom w:val="single" w:space="0" w:color="D3D3D3"/>
+              <w:start w:val="single" w:space="0" w:color="D3D3D3"/>
+              <w:end w:val="single" w:space="0" w:color="D3D3D3"/>
+            </w:tcBorders>
+          </w:tcPr>
+          <w:p>
+            <w:pPr>
+              <w:spacing w:before="0" w:after="60"/>
+              <w:keepNext/>
+              <w:jc w:val="center"/>
+            </w:pPr>
+            <w:r>
+              <w:rPr>
+                <w:rFonts w:ascii="Calibri" w:hAnsi="Calibri"/>
+                <w:sz w:val="20"/>
+              </w:rPr>
+              <w:t xml:space="default">[-0.002, 0.009]</w:t>
+            </w:r>
+          </w:p>
+        </w:tc>
+        <w:tc>
+          <w:tcPr>
+            <w:tcBorders>
+              <w:top w:val="single" w:space="0" w:color="D3D3D3"/>
+              <w:bottom w:val="single" w:space="0" w:color="D3D3D3"/>
+              <w:start w:val="single" w:space="0" w:color="D3D3D3"/>
+              <w:end w:val="single" w:space="0" w:color="D3D3D3"/>
+            </w:tcBorders>
+          </w:tcPr>
+          <w:p>
+            <w:pPr>
+              <w:spacing w:before="0" w:after="60"/>
+              <w:keepNext/>
+              <w:jc w:val="center"/>
+            </w:pPr>
+            <w:r>
+              <w:rPr>
+                <w:rFonts w:ascii="Calibri" w:hAnsi="Calibri"/>
+                <w:sz w:val="20"/>
+              </w:rPr>
+              <w:t xml:space="default">0.176</w:t>
+            </w:r>
+          </w:p>
+        </w:tc>
+        <w:tc>
+          <w:tcPr>
+            <w:tcBorders>
+              <w:top w:val="single" w:space="0" w:color="D3D3D3"/>
+              <w:bottom w:val="single" w:space="0" w:color="D3D3D3"/>
+              <w:start w:val="single" w:space="0" w:color="D3D3D3"/>
+              <w:end w:val="single" w:space="0" w:color="D3D3D3"/>
+            </w:tcBorders>
+          </w:tcPr>
+          <w:p>
+            <w:pPr>
+              <w:spacing w:before="0" w:after="60"/>
+              <w:keepNext/>
+              <w:jc w:val="center"/>
+            </w:pPr>
+            <w:r>
+              <w:rPr>
+                <w:rFonts w:ascii="Calibri" w:hAnsi="Calibri"/>
+                <w:sz w:val="20"/>
+              </w:rPr>
+              <w:t xml:space="default">0.339</w:t>
+            </w:r>
+          </w:p>
+        </w:tc>
+        <w:tc>
+          <w:tcPr>
+            <w:tcBorders>
+              <w:top w:val="single" w:space="0" w:color="D3D3D3"/>
+              <w:bottom w:val="single" w:space="0" w:color="D3D3D3"/>
+              <w:start w:val="single" w:space="0" w:color="D3D3D3"/>
+              <w:end w:val="single" w:space="0" w:color="D3D3D3"/>
+            </w:tcBorders>
+          </w:tcPr>
+          <w:p>
+            <w:pPr>
+              <w:spacing w:before="0" w:after="60"/>
+              <w:keepNext/>
+              <w:jc w:val="center"/>
+            </w:pPr>
+            <w:r>
+              <w:rPr>
+                <w:rFonts w:ascii="Calibri" w:hAnsi="Calibri"/>
+                <w:sz w:val="20"/>
+              </w:rPr>
+              <w:t xml:space="default">0.004 (0.003)</w:t>
+            </w:r>
+          </w:p>
+        </w:tc>
+        <w:tc>
+          <w:tcPr>
+            <w:tcBorders>
+              <w:top w:val="single" w:space="0" w:color="D3D3D3"/>
+              <w:bottom w:val="single" w:space="0" w:color="D3D3D3"/>
+              <w:start w:val="single" w:space="0" w:color="D3D3D3"/>
+              <w:end w:val="single" w:space="0" w:color="D3D3D3"/>
+            </w:tcBorders>
+          </w:tcPr>
+          <w:p>
+            <w:pPr>
+              <w:spacing w:before="0" w:after="60"/>
+              <w:keepNext/>
+              <w:jc w:val="center"/>
+            </w:pPr>
+            <w:r>
+              <w:rPr>
+                <w:rFonts w:ascii="Calibri" w:hAnsi="Calibri"/>
+                <w:sz w:val="20"/>
+              </w:rPr>
+              <w:t xml:space="default">[-0.001, 0.009]</w:t>
+            </w:r>
+          </w:p>
+        </w:tc>
+        <w:tc>
+          <w:tcPr>
+            <w:tcBorders>
+              <w:top w:val="single" w:space="0" w:color="D3D3D3"/>
+              <w:bottom w:val="single" w:space="0" w:color="D3D3D3"/>
+              <w:start w:val="single" w:space="0" w:color="D3D3D3"/>
+              <w:end w:val="single" w:space="0" w:color="D3D3D3"/>
+            </w:tcBorders>
+          </w:tcPr>
+          <w:p>
+            <w:pPr>
+              <w:spacing w:before="0" w:after="60"/>
+              <w:keepNext/>
+              <w:jc w:val="center"/>
+            </w:pPr>
+            <w:r>
+              <w:rPr>
+                <w:rFonts w:ascii="Calibri" w:hAnsi="Calibri"/>
+                <w:sz w:val="20"/>
+              </w:rPr>
+              <w:t xml:space="default">0.154</w:t>
+            </w:r>
+          </w:p>
+        </w:tc>
+        <w:tc>
+          <w:tcPr>
+            <w:tcBorders>
+              <w:top w:val="single" w:space="0" w:color="D3D3D3"/>
+              <w:bottom w:val="single" w:space="0" w:color="D3D3D3"/>
+              <w:start w:val="single" w:space="0" w:color="D3D3D3"/>
+              <w:end w:val="single" w:space="0" w:color="D3D3D3"/>
+            </w:tcBorders>
+          </w:tcPr>
+          <w:p>
+            <w:pPr>
+              <w:spacing w:before="0" w:after="60"/>
+              <w:keepNext/>
+              <w:jc w:val="center"/>
+            </w:pPr>
+            <w:r>
+              <w:rPr>
+                <w:rFonts w:ascii="Calibri" w:hAnsi="Calibri"/>
+                <w:sz w:val="20"/>
+              </w:rPr>
+              <w:t xml:space="default">0.324</w:t>
             </w:r>
           </w:p>
         </w:tc>
@@ -861,199 +891,199 @@
                 <w:rFonts w:ascii="Calibri" w:hAnsi="Calibri"/>
                 <w:sz w:val="20"/>
               </w:rPr>
-              <w:t xml:space="default">Genetic Risk Score</w:t>
-            </w:r>
-          </w:p>
-        </w:tc>
-        <w:tc>
-          <w:tcPr>
-            <w:tcBorders>
-              <w:top w:val="single" w:space="0" w:color="D3D3D3"/>
-              <w:bottom w:val="single" w:space="0" w:color="D3D3D3"/>
-              <w:start w:val="single" w:space="0" w:color="D3D3D3"/>
-              <w:end w:val="single" w:space="0" w:color="D3D3D3"/>
-            </w:tcBorders>
-          </w:tcPr>
-          <w:p>
-            <w:pPr>
-              <w:spacing w:before="0" w:after="60"/>
-              <w:keepNext/>
-              <w:jc w:val="center"/>
-            </w:pPr>
-            <w:r>
-              <w:rPr>
-                <w:rFonts w:ascii="Calibri" w:hAnsi="Calibri"/>
-                <w:sz w:val="20"/>
-              </w:rPr>
-              <w:t xml:space="default">0.004 (0.003)</w:t>
-            </w:r>
-          </w:p>
-        </w:tc>
-        <w:tc>
-          <w:tcPr>
-            <w:tcBorders>
-              <w:top w:val="single" w:space="0" w:color="D3D3D3"/>
-              <w:bottom w:val="single" w:space="0" w:color="D3D3D3"/>
-              <w:start w:val="single" w:space="0" w:color="D3D3D3"/>
-              <w:end w:val="single" w:space="0" w:color="D3D3D3"/>
-            </w:tcBorders>
-          </w:tcPr>
-          <w:p>
-            <w:pPr>
-              <w:spacing w:before="0" w:after="60"/>
-              <w:keepNext/>
-              <w:jc w:val="center"/>
-            </w:pPr>
-            <w:r>
-              <w:rPr>
-                <w:rFonts w:ascii="Calibri" w:hAnsi="Calibri"/>
-                <w:sz w:val="20"/>
-              </w:rPr>
-              <w:t xml:space="default">[-0.002, 0.009]</w:t>
-            </w:r>
-          </w:p>
-        </w:tc>
-        <w:tc>
-          <w:tcPr>
-            <w:tcBorders>
-              <w:top w:val="single" w:space="0" w:color="D3D3D3"/>
-              <w:bottom w:val="single" w:space="0" w:color="D3D3D3"/>
-              <w:start w:val="single" w:space="0" w:color="D3D3D3"/>
-              <w:end w:val="single" w:space="0" w:color="D3D3D3"/>
-            </w:tcBorders>
-          </w:tcPr>
-          <w:p>
-            <w:pPr>
-              <w:spacing w:before="0" w:after="60"/>
-              <w:keepNext/>
-              <w:jc w:val="center"/>
-            </w:pPr>
-            <w:r>
-              <w:rPr>
-                <w:rFonts w:ascii="Calibri" w:hAnsi="Calibri"/>
-                <w:sz w:val="20"/>
-              </w:rPr>
-              <w:t xml:space="default">0.176</w:t>
-            </w:r>
-          </w:p>
-        </w:tc>
-        <w:tc>
-          <w:tcPr>
-            <w:tcBorders>
-              <w:top w:val="single" w:space="0" w:color="D3D3D3"/>
-              <w:bottom w:val="single" w:space="0" w:color="D3D3D3"/>
-              <w:start w:val="single" w:space="0" w:color="D3D3D3"/>
-              <w:end w:val="single" w:space="0" w:color="D3D3D3"/>
-            </w:tcBorders>
-          </w:tcPr>
-          <w:p>
-            <w:pPr>
-              <w:spacing w:before="0" w:after="60"/>
-              <w:keepNext/>
-              <w:jc w:val="center"/>
-            </w:pPr>
-            <w:r>
-              <w:rPr>
-                <w:rFonts w:ascii="Calibri" w:hAnsi="Calibri"/>
-                <w:sz w:val="20"/>
-              </w:rPr>
-              <w:t xml:space="default"/>
-            </w:r>
-          </w:p>
-        </w:tc>
-        <w:tc>
-          <w:tcPr>
-            <w:tcBorders>
-              <w:top w:val="single" w:space="0" w:color="D3D3D3"/>
-              <w:bottom w:val="single" w:space="0" w:color="D3D3D3"/>
-              <w:start w:val="single" w:space="0" w:color="D3D3D3"/>
-              <w:end w:val="single" w:space="0" w:color="D3D3D3"/>
-            </w:tcBorders>
-          </w:tcPr>
-          <w:p>
-            <w:pPr>
-              <w:spacing w:before="0" w:after="60"/>
-              <w:keepNext/>
-              <w:jc w:val="center"/>
-            </w:pPr>
-            <w:r>
-              <w:rPr>
-                <w:rFonts w:ascii="Calibri" w:hAnsi="Calibri"/>
-                <w:sz w:val="20"/>
-              </w:rPr>
-              <w:t xml:space="default">0.004 (0.003)</w:t>
-            </w:r>
-          </w:p>
-        </w:tc>
-        <w:tc>
-          <w:tcPr>
-            <w:tcBorders>
-              <w:top w:val="single" w:space="0" w:color="D3D3D3"/>
-              <w:bottom w:val="single" w:space="0" w:color="D3D3D3"/>
-              <w:start w:val="single" w:space="0" w:color="D3D3D3"/>
-              <w:end w:val="single" w:space="0" w:color="D3D3D3"/>
-            </w:tcBorders>
-          </w:tcPr>
-          <w:p>
-            <w:pPr>
-              <w:spacing w:before="0" w:after="60"/>
-              <w:keepNext/>
-              <w:jc w:val="center"/>
-            </w:pPr>
-            <w:r>
-              <w:rPr>
-                <w:rFonts w:ascii="Calibri" w:hAnsi="Calibri"/>
-                <w:sz w:val="20"/>
-              </w:rPr>
-              <w:t xml:space="default">[-0.001, 0.009]</w:t>
-            </w:r>
-          </w:p>
-        </w:tc>
-        <w:tc>
-          <w:tcPr>
-            <w:tcBorders>
-              <w:top w:val="single" w:space="0" w:color="D3D3D3"/>
-              <w:bottom w:val="single" w:space="0" w:color="D3D3D3"/>
-              <w:start w:val="single" w:space="0" w:color="D3D3D3"/>
-              <w:end w:val="single" w:space="0" w:color="D3D3D3"/>
-            </w:tcBorders>
-          </w:tcPr>
-          <w:p>
-            <w:pPr>
-              <w:spacing w:before="0" w:after="60"/>
-              <w:keepNext/>
-              <w:jc w:val="center"/>
-            </w:pPr>
-            <w:r>
-              <w:rPr>
-                <w:rFonts w:ascii="Calibri" w:hAnsi="Calibri"/>
-                <w:sz w:val="20"/>
-              </w:rPr>
-              <w:t xml:space="default">0.154</w:t>
-            </w:r>
-          </w:p>
-        </w:tc>
-        <w:tc>
-          <w:tcPr>
-            <w:tcBorders>
-              <w:top w:val="single" w:space="0" w:color="D3D3D3"/>
-              <w:bottom w:val="single" w:space="0" w:color="D3D3D3"/>
-              <w:start w:val="single" w:space="0" w:color="D3D3D3"/>
-              <w:end w:val="single" w:space="0" w:color="D3D3D3"/>
-            </w:tcBorders>
-          </w:tcPr>
-          <w:p>
-            <w:pPr>
-              <w:spacing w:before="0" w:after="60"/>
-              <w:keepNext/>
-              <w:jc w:val="center"/>
-            </w:pPr>
-            <w:r>
-              <w:rPr>
-                <w:rFonts w:ascii="Calibri" w:hAnsi="Calibri"/>
-                <w:sz w:val="20"/>
-              </w:rPr>
-              <w:t xml:space="default"/>
+              <w:t xml:space="default">PXS</w:t>
+            </w:r>
+          </w:p>
+        </w:tc>
+        <w:tc>
+          <w:tcPr>
+            <w:tcBorders>
+              <w:top w:val="single" w:space="0" w:color="D3D3D3"/>
+              <w:bottom w:val="single" w:space="0" w:color="D3D3D3"/>
+              <w:start w:val="single" w:space="0" w:color="D3D3D3"/>
+              <w:end w:val="single" w:space="0" w:color="D3D3D3"/>
+            </w:tcBorders>
+          </w:tcPr>
+          <w:p>
+            <w:pPr>
+              <w:spacing w:before="0" w:after="60"/>
+              <w:keepNext/>
+              <w:jc w:val="center"/>
+            </w:pPr>
+            <w:r>
+              <w:rPr>
+                <w:rFonts w:ascii="Calibri" w:hAnsi="Calibri"/>
+                <w:sz w:val="20"/>
+              </w:rPr>
+              <w:t xml:space="default">-0.000 (0.001)</w:t>
+            </w:r>
+          </w:p>
+        </w:tc>
+        <w:tc>
+          <w:tcPr>
+            <w:tcBorders>
+              <w:top w:val="single" w:space="0" w:color="D3D3D3"/>
+              <w:bottom w:val="single" w:space="0" w:color="D3D3D3"/>
+              <w:start w:val="single" w:space="0" w:color="D3D3D3"/>
+              <w:end w:val="single" w:space="0" w:color="D3D3D3"/>
+            </w:tcBorders>
+          </w:tcPr>
+          <w:p>
+            <w:pPr>
+              <w:spacing w:before="0" w:after="60"/>
+              <w:keepNext/>
+              <w:jc w:val="center"/>
+            </w:pPr>
+            <w:r>
+              <w:rPr>
+                <w:rFonts w:ascii="Calibri" w:hAnsi="Calibri"/>
+                <w:sz w:val="20"/>
+              </w:rPr>
+              <w:t xml:space="default">[-0.002, 0.002]</w:t>
+            </w:r>
+          </w:p>
+        </w:tc>
+        <w:tc>
+          <w:tcPr>
+            <w:tcBorders>
+              <w:top w:val="single" w:space="0" w:color="D3D3D3"/>
+              <w:bottom w:val="single" w:space="0" w:color="D3D3D3"/>
+              <w:start w:val="single" w:space="0" w:color="D3D3D3"/>
+              <w:end w:val="single" w:space="0" w:color="D3D3D3"/>
+            </w:tcBorders>
+          </w:tcPr>
+          <w:p>
+            <w:pPr>
+              <w:spacing w:before="0" w:after="60"/>
+              <w:keepNext/>
+              <w:jc w:val="center"/>
+            </w:pPr>
+            <w:r>
+              <w:rPr>
+                <w:rFonts w:ascii="Calibri" w:hAnsi="Calibri"/>
+                <w:sz w:val="20"/>
+              </w:rPr>
+              <w:t xml:space="default">0.785</w:t>
+            </w:r>
+          </w:p>
+        </w:tc>
+        <w:tc>
+          <w:tcPr>
+            <w:tcBorders>
+              <w:top w:val="single" w:space="0" w:color="D3D3D3"/>
+              <w:bottom w:val="single" w:space="0" w:color="D3D3D3"/>
+              <w:start w:val="single" w:space="0" w:color="D3D3D3"/>
+              <w:end w:val="single" w:space="0" w:color="D3D3D3"/>
+            </w:tcBorders>
+          </w:tcPr>
+          <w:p>
+            <w:pPr>
+              <w:spacing w:before="0" w:after="60"/>
+              <w:keepNext/>
+              <w:jc w:val="center"/>
+            </w:pPr>
+            <w:r>
+              <w:rPr>
+                <w:rFonts w:ascii="Calibri" w:hAnsi="Calibri"/>
+                <w:sz w:val="20"/>
+              </w:rPr>
+              <w:t xml:space="default">0.876</w:t>
+            </w:r>
+          </w:p>
+        </w:tc>
+        <w:tc>
+          <w:tcPr>
+            <w:tcBorders>
+              <w:top w:val="single" w:space="0" w:color="D3D3D3"/>
+              <w:bottom w:val="single" w:space="0" w:color="D3D3D3"/>
+              <w:start w:val="single" w:space="0" w:color="D3D3D3"/>
+              <w:end w:val="single" w:space="0" w:color="D3D3D3"/>
+            </w:tcBorders>
+          </w:tcPr>
+          <w:p>
+            <w:pPr>
+              <w:spacing w:before="0" w:after="60"/>
+              <w:keepNext/>
+              <w:jc w:val="center"/>
+            </w:pPr>
+            <w:r>
+              <w:rPr>
+                <w:rFonts w:ascii="Calibri" w:hAnsi="Calibri"/>
+                <w:sz w:val="20"/>
+              </w:rPr>
+              <w:t xml:space="default">0.001 (0.001)</w:t>
+            </w:r>
+          </w:p>
+        </w:tc>
+        <w:tc>
+          <w:tcPr>
+            <w:tcBorders>
+              <w:top w:val="single" w:space="0" w:color="D3D3D3"/>
+              <w:bottom w:val="single" w:space="0" w:color="D3D3D3"/>
+              <w:start w:val="single" w:space="0" w:color="D3D3D3"/>
+              <w:end w:val="single" w:space="0" w:color="D3D3D3"/>
+            </w:tcBorders>
+          </w:tcPr>
+          <w:p>
+            <w:pPr>
+              <w:spacing w:before="0" w:after="60"/>
+              <w:keepNext/>
+              <w:jc w:val="center"/>
+            </w:pPr>
+            <w:r>
+              <w:rPr>
+                <w:rFonts w:ascii="Calibri" w:hAnsi="Calibri"/>
+                <w:sz w:val="20"/>
+              </w:rPr>
+              <w:t xml:space="default">[-0.001, 0.003]</w:t>
+            </w:r>
+          </w:p>
+        </w:tc>
+        <w:tc>
+          <w:tcPr>
+            <w:tcBorders>
+              <w:top w:val="single" w:space="0" w:color="D3D3D3"/>
+              <w:bottom w:val="single" w:space="0" w:color="D3D3D3"/>
+              <w:start w:val="single" w:space="0" w:color="D3D3D3"/>
+              <w:end w:val="single" w:space="0" w:color="D3D3D3"/>
+            </w:tcBorders>
+          </w:tcPr>
+          <w:p>
+            <w:pPr>
+              <w:spacing w:before="0" w:after="60"/>
+              <w:keepNext/>
+              <w:jc w:val="center"/>
+            </w:pPr>
+            <w:r>
+              <w:rPr>
+                <w:rFonts w:ascii="Calibri" w:hAnsi="Calibri"/>
+                <w:sz w:val="20"/>
+              </w:rPr>
+              <w:t xml:space="default">0.238</w:t>
+            </w:r>
+          </w:p>
+        </w:tc>
+        <w:tc>
+          <w:tcPr>
+            <w:tcBorders>
+              <w:top w:val="single" w:space="0" w:color="D3D3D3"/>
+              <w:bottom w:val="single" w:space="0" w:color="D3D3D3"/>
+              <w:start w:val="single" w:space="0" w:color="D3D3D3"/>
+              <w:end w:val="single" w:space="0" w:color="D3D3D3"/>
+            </w:tcBorders>
+          </w:tcPr>
+          <w:p>
+            <w:pPr>
+              <w:spacing w:before="0" w:after="60"/>
+              <w:keepNext/>
+              <w:jc w:val="center"/>
+            </w:pPr>
+            <w:r>
+              <w:rPr>
+                <w:rFonts w:ascii="Calibri" w:hAnsi="Calibri"/>
+                <w:sz w:val="20"/>
+              </w:rPr>
+              <w:t xml:space="default">0.423</w:t>
             </w:r>
           </w:p>
         </w:tc>
@@ -1082,7 +1112,7 @@
                 <w:rFonts w:ascii="Calibri" w:hAnsi="Calibri"/>
                 <w:sz w:val="20"/>
               </w:rPr>
-              <w:t xml:space="default">Family History (≥2 FDR)</w:t>
+              <w:t xml:space="default">FHx</w:t>
             </w:r>
           </w:p>
         </w:tc>
@@ -1179,7 +1209,7 @@
                 <w:rFonts w:ascii="Calibri" w:hAnsi="Calibri"/>
                 <w:sz w:val="20"/>
               </w:rPr>
-              <w:t xml:space="default">*</w:t>
+              <w:t xml:space="default">0.148</w:t>
             </w:r>
           </w:p>
         </w:tc>
@@ -1275,7 +1305,7 @@
                 <w:rFonts w:ascii="Calibri" w:hAnsi="Calibri"/>
                 <w:sz w:val="20"/>
               </w:rPr>
-              <w:t xml:space="default"/>
+              <w:t xml:space="default">0.193</w:t>
             </w:r>
           </w:p>
         </w:tc>
@@ -1648,7 +1678,7 @@
                 <w:rFonts w:ascii="Calibri" w:hAnsi="Calibri"/>
                 <w:sz w:val="20"/>
               </w:rPr>
-              <w:t xml:space="default"/>
+              <w:t xml:space="default">—</w:t>
             </w:r>
           </w:p>
         </w:tc>
@@ -1744,7 +1774,7 @@
                 <w:rFonts w:ascii="Calibri" w:hAnsi="Calibri"/>
                 <w:sz w:val="20"/>
               </w:rPr>
-              <w:t xml:space="default"/>
+              <w:t xml:space="default">—</w:t>
             </w:r>
           </w:p>
         </w:tc>
@@ -1773,7 +1803,7 @@
                 <w:rFonts w:ascii="Calibri" w:hAnsi="Calibri"/>
                 <w:sz w:val="20"/>
               </w:rPr>
-              <w:t xml:space="default">Sex (Male)</w:t>
+              <w:t xml:space="default">Sex</w:t>
             </w:r>
           </w:p>
         </w:tc>
@@ -1869,7 +1899,7 @@
                 <w:rFonts w:ascii="Calibri" w:hAnsi="Calibri"/>
                 <w:sz w:val="20"/>
               </w:rPr>
-              <w:t xml:space="default"/>
+              <w:t xml:space="default">—</w:t>
             </w:r>
           </w:p>
         </w:tc>
@@ -1965,7 +1995,7 @@
                 <w:rFonts w:ascii="Calibri" w:hAnsi="Calibri"/>
                 <w:sz w:val="20"/>
               </w:rPr>
-              <w:t xml:space="default"/>
+              <w:t xml:space="default">—</w:t>
             </w:r>
           </w:p>
         </w:tc>
@@ -2090,7 +2120,7 @@
                 <w:rFonts w:ascii="Calibri" w:hAnsi="Calibri"/>
                 <w:sz w:val="20"/>
               </w:rPr>
-              <w:t xml:space="default"/>
+              <w:t xml:space="default">—</w:t>
             </w:r>
           </w:p>
         </w:tc>
@@ -2187,7 +2217,7 @@
                 <w:rFonts w:ascii="Calibri" w:hAnsi="Calibri"/>
                 <w:sz w:val="20"/>
               </w:rPr>
-              <w:t xml:space="default">*</w:t>
+              <w:t xml:space="default">—</w:t>
             </w:r>
           </w:p>
         </w:tc>
@@ -2250,199 +2280,200 @@
                 <w:rFonts w:ascii="Calibri" w:hAnsi="Calibri"/>
                 <w:sz w:val="20"/>
               </w:rPr>
-              <w:t xml:space="default">Clinical Risk Score</w:t>
-            </w:r>
-          </w:p>
-        </w:tc>
-        <w:tc>
-          <w:tcPr>
-            <w:tcBorders>
-              <w:top w:val="single" w:space="0" w:color="D3D3D3"/>
-              <w:bottom w:val="single" w:space="0" w:color="D3D3D3"/>
-              <w:start w:val="single" w:space="0" w:color="D3D3D3"/>
-              <w:end w:val="single" w:space="0" w:color="D3D3D3"/>
-            </w:tcBorders>
-          </w:tcPr>
-          <w:p>
-            <w:pPr>
-              <w:spacing w:before="0" w:after="60"/>
-              <w:keepNext/>
-              <w:jc w:val="center"/>
-            </w:pPr>
-            <w:r>
-              <w:rPr>
-                <w:rFonts w:ascii="Calibri" w:hAnsi="Calibri"/>
-                <w:sz w:val="20"/>
-              </w:rPr>
-              <w:t xml:space="default">0.038 (0.036)</w:t>
-            </w:r>
-          </w:p>
-        </w:tc>
-        <w:tc>
-          <w:tcPr>
-            <w:tcBorders>
-              <w:top w:val="single" w:space="0" w:color="D3D3D3"/>
-              <w:bottom w:val="single" w:space="0" w:color="D3D3D3"/>
-              <w:start w:val="single" w:space="0" w:color="D3D3D3"/>
-              <w:end w:val="single" w:space="0" w:color="D3D3D3"/>
-            </w:tcBorders>
-          </w:tcPr>
-          <w:p>
-            <w:pPr>
-              <w:spacing w:before="0" w:after="60"/>
-              <w:keepNext/>
-              <w:jc w:val="center"/>
-            </w:pPr>
-            <w:r>
-              <w:rPr>
-                <w:rFonts w:ascii="Calibri" w:hAnsi="Calibri"/>
-                <w:sz w:val="20"/>
-              </w:rPr>
-              <w:t xml:space="default">[-0.033, 0.109]</w:t>
-            </w:r>
-          </w:p>
-        </w:tc>
-        <w:tc>
-          <w:tcPr>
-            <w:tcBorders>
-              <w:top w:val="single" w:space="0" w:color="D3D3D3"/>
-              <w:bottom w:val="single" w:space="0" w:color="D3D3D3"/>
-              <w:start w:val="single" w:space="0" w:color="D3D3D3"/>
-              <w:end w:val="single" w:space="0" w:color="D3D3D3"/>
-            </w:tcBorders>
-          </w:tcPr>
-          <w:p>
-            <w:pPr>
-              <w:spacing w:before="0" w:after="60"/>
-              <w:keepNext/>
-              <w:jc w:val="center"/>
-            </w:pPr>
-            <w:r>
-              <w:rPr>
-                <w:rFonts w:ascii="Calibri" w:hAnsi="Calibri"/>
-                <w:sz w:val="20"/>
-              </w:rPr>
-              <w:t xml:space="default">0.292</w:t>
-            </w:r>
-          </w:p>
-        </w:tc>
-        <w:tc>
-          <w:tcPr>
-            <w:tcBorders>
-              <w:top w:val="single" w:space="0" w:color="D3D3D3"/>
-              <w:bottom w:val="single" w:space="0" w:color="D3D3D3"/>
-              <w:start w:val="single" w:space="0" w:color="D3D3D3"/>
-              <w:end w:val="single" w:space="0" w:color="D3D3D3"/>
-            </w:tcBorders>
-          </w:tcPr>
-          <w:p>
-            <w:pPr>
-              <w:spacing w:before="0" w:after="60"/>
-              <w:keepNext/>
-              <w:jc w:val="center"/>
-            </w:pPr>
-            <w:r>
-              <w:rPr>
-                <w:rFonts w:ascii="Calibri" w:hAnsi="Calibri"/>
-                <w:sz w:val="20"/>
-              </w:rPr>
-              <w:t xml:space="default"/>
-            </w:r>
-          </w:p>
-        </w:tc>
-        <w:tc>
-          <w:tcPr>
-            <w:tcBorders>
-              <w:top w:val="single" w:space="0" w:color="D3D3D3"/>
-              <w:bottom w:val="single" w:space="0" w:color="D3D3D3"/>
-              <w:start w:val="single" w:space="0" w:color="D3D3D3"/>
-              <w:end w:val="single" w:space="0" w:color="D3D3D3"/>
-            </w:tcBorders>
-          </w:tcPr>
-          <w:p>
-            <w:pPr>
-              <w:spacing w:before="0" w:after="60"/>
-              <w:keepNext/>
-              <w:jc w:val="center"/>
-            </w:pPr>
-            <w:r>
-              <w:rPr>
-                <w:rFonts w:ascii="Calibri" w:hAnsi="Calibri"/>
-                <w:sz w:val="20"/>
-              </w:rPr>
-              <w:t xml:space="default">0.037 (0.034)</w:t>
-            </w:r>
-          </w:p>
-        </w:tc>
-        <w:tc>
-          <w:tcPr>
-            <w:tcBorders>
-              <w:top w:val="single" w:space="0" w:color="D3D3D3"/>
-              <w:bottom w:val="single" w:space="0" w:color="D3D3D3"/>
-              <w:start w:val="single" w:space="0" w:color="D3D3D3"/>
-              <w:end w:val="single" w:space="0" w:color="D3D3D3"/>
-            </w:tcBorders>
-          </w:tcPr>
-          <w:p>
-            <w:pPr>
-              <w:spacing w:before="0" w:after="60"/>
-              <w:keepNext/>
-              <w:jc w:val="center"/>
-            </w:pPr>
-            <w:r>
-              <w:rPr>
-                <w:rFonts w:ascii="Calibri" w:hAnsi="Calibri"/>
-                <w:sz w:val="20"/>
-              </w:rPr>
-              <w:t xml:space="default">[-0.031, 0.104]</w:t>
-            </w:r>
-          </w:p>
-        </w:tc>
-        <w:tc>
-          <w:tcPr>
-            <w:tcBorders>
-              <w:top w:val="single" w:space="0" w:color="D3D3D3"/>
-              <w:bottom w:val="single" w:space="0" w:color="D3D3D3"/>
-              <w:start w:val="single" w:space="0" w:color="D3D3D3"/>
-              <w:end w:val="single" w:space="0" w:color="D3D3D3"/>
-            </w:tcBorders>
-          </w:tcPr>
-          <w:p>
-            <w:pPr>
-              <w:spacing w:before="0" w:after="60"/>
-              <w:keepNext/>
-              <w:jc w:val="center"/>
-            </w:pPr>
-            <w:r>
-              <w:rPr>
-                <w:rFonts w:ascii="Calibri" w:hAnsi="Calibri"/>
-                <w:sz w:val="20"/>
-              </w:rPr>
-              <w:t xml:space="default">0.287</w:t>
-            </w:r>
-          </w:p>
-        </w:tc>
-        <w:tc>
-          <w:tcPr>
-            <w:tcBorders>
-              <w:top w:val="single" w:space="0" w:color="D3D3D3"/>
-              <w:bottom w:val="single" w:space="0" w:color="D3D3D3"/>
-              <w:start w:val="single" w:space="0" w:color="D3D3D3"/>
-              <w:end w:val="single" w:space="0" w:color="D3D3D3"/>
-            </w:tcBorders>
-          </w:tcPr>
-          <w:p>
-            <w:pPr>
-              <w:spacing w:before="0" w:after="60"/>
-              <w:keepNext/>
-              <w:jc w:val="center"/>
-            </w:pPr>
-            <w:r>
-              <w:rPr>
-                <w:rFonts w:ascii="Calibri" w:hAnsi="Calibri"/>
-                <w:sz w:val="20"/>
-              </w:rPr>
-              <w:t xml:space="default"/>
+              <w:t xml:space="default">APOE ε4 Carrier</w:t>
+            </w:r>
+          </w:p>
+        </w:tc>
+        <w:tc>
+          <w:tcPr>
+            <w:tcBorders>
+              <w:top w:val="single" w:space="0" w:color="D3D3D3"/>
+              <w:bottom w:val="single" w:space="0" w:color="D3D3D3"/>
+              <w:start w:val="single" w:space="0" w:color="D3D3D3"/>
+              <w:end w:val="single" w:space="0" w:color="D3D3D3"/>
+            </w:tcBorders>
+          </w:tcPr>
+          <w:p>
+            <w:pPr>
+              <w:spacing w:before="0" w:after="60"/>
+              <w:keepNext/>
+              <w:jc w:val="center"/>
+            </w:pPr>
+            <w:r>
+              <w:rPr>
+                <w:rFonts w:ascii="Calibri" w:hAnsi="Calibri"/>
+                <w:sz w:val="20"/>
+              </w:rPr>
+              <w:t xml:space="default">0.140 (0.075)</w:t>
+            </w:r>
+          </w:p>
+        </w:tc>
+        <w:tc>
+          <w:tcPr>
+            <w:tcBorders>
+              <w:top w:val="single" w:space="0" w:color="D3D3D3"/>
+              <w:bottom w:val="single" w:space="0" w:color="D3D3D3"/>
+              <w:start w:val="single" w:space="0" w:color="D3D3D3"/>
+              <w:end w:val="single" w:space="0" w:color="D3D3D3"/>
+            </w:tcBorders>
+          </w:tcPr>
+          <w:p>
+            <w:pPr>
+              <w:spacing w:before="0" w:after="60"/>
+              <w:keepNext/>
+              <w:jc w:val="center"/>
+            </w:pPr>
+            <w:r>
+              <w:rPr>
+                <w:rFonts w:ascii="Calibri" w:hAnsi="Calibri"/>
+                <w:sz w:val="20"/>
+              </w:rPr>
+              <w:t xml:space="default">[-0.007, 0.287]</w:t>
+            </w:r>
+          </w:p>
+        </w:tc>
+        <w:tc>
+          <w:tcPr>
+            <w:tcBorders>
+              <w:top w:val="single" w:space="0" w:color="D3D3D3"/>
+              <w:bottom w:val="single" w:space="0" w:color="D3D3D3"/>
+              <w:start w:val="single" w:space="0" w:color="D3D3D3"/>
+              <w:end w:val="single" w:space="0" w:color="D3D3D3"/>
+            </w:tcBorders>
+          </w:tcPr>
+          <w:p>
+            <w:pPr>
+              <w:spacing w:before="0" w:after="60"/>
+              <w:keepNext/>
+              <w:jc w:val="center"/>
+            </w:pPr>
+            <w:r>
+              <w:rPr>
+                <w:rFonts w:ascii="Calibri" w:hAnsi="Calibri"/>
+                <w:sz w:val="20"/>
+              </w:rPr>
+              <w:t xml:space="default">0.064</w:t>
+            </w:r>
+          </w:p>
+        </w:tc>
+        <w:tc>
+          <w:tcPr>
+            <w:tcBorders>
+              <w:top w:val="single" w:space="0" w:color="D3D3D3"/>
+              <w:bottom w:val="single" w:space="0" w:color="D3D3D3"/>
+              <w:start w:val="single" w:space="0" w:color="D3D3D3"/>
+              <w:end w:val="single" w:space="0" w:color="D3D3D3"/>
+            </w:tcBorders>
+          </w:tcPr>
+          <w:p>
+            <w:pPr>
+              <w:spacing w:before="0" w:after="60"/>
+              <w:keepNext/>
+              <w:jc w:val="center"/>
+            </w:pPr>
+            <w:r>
+              <w:rPr>
+                <w:rFonts w:ascii="Calibri" w:hAnsi="Calibri"/>
+                <w:sz w:val="20"/>
+              </w:rPr>
+              <w:t xml:space="default">0.170</w:t>
+            </w:r>
+          </w:p>
+        </w:tc>
+        <w:tc>
+          <w:tcPr>
+            <w:tcBorders>
+              <w:top w:val="single" w:space="0" w:color="D3D3D3"/>
+              <w:bottom w:val="single" w:space="0" w:color="D3D3D3"/>
+              <w:start w:val="single" w:space="0" w:color="D3D3D3"/>
+              <w:end w:val="single" w:space="0" w:color="D3D3D3"/>
+            </w:tcBorders>
+          </w:tcPr>
+          <w:p>
+            <w:pPr>
+              <w:spacing w:before="0" w:after="60"/>
+              <w:keepNext/>
+              <w:jc w:val="center"/>
+            </w:pPr>
+            <w:r>
+              <w:rPr>
+                <w:rFonts w:ascii="Calibri" w:hAnsi="Calibri"/>
+                <w:sz w:val="20"/>
+              </w:rPr>
+              <w:t xml:space="default">0.196 (0.073)</w:t>
+            </w:r>
+          </w:p>
+        </w:tc>
+        <w:tc>
+          <w:tcPr>
+            <w:tcBorders>
+              <w:top w:val="single" w:space="0" w:color="D3D3D3"/>
+              <w:bottom w:val="single" w:space="0" w:color="D3D3D3"/>
+              <w:start w:val="single" w:space="0" w:color="D3D3D3"/>
+              <w:end w:val="single" w:space="0" w:color="D3D3D3"/>
+            </w:tcBorders>
+          </w:tcPr>
+          <w:p>
+            <w:pPr>
+              <w:spacing w:before="0" w:after="60"/>
+              <w:keepNext/>
+              <w:jc w:val="center"/>
+            </w:pPr>
+            <w:r>
+              <w:rPr>
+                <w:rFonts w:ascii="Calibri" w:hAnsi="Calibri"/>
+                <w:sz w:val="20"/>
+              </w:rPr>
+              <w:t xml:space="default">[0.053, 0.338]</w:t>
+            </w:r>
+          </w:p>
+        </w:tc>
+        <w:tc>
+          <w:tcPr>
+            <w:tcBorders>
+              <w:top w:val="single" w:space="0" w:color="D3D3D3"/>
+              <w:bottom w:val="single" w:space="0" w:color="D3D3D3"/>
+              <w:start w:val="single" w:space="0" w:color="D3D3D3"/>
+              <w:end w:val="single" w:space="0" w:color="D3D3D3"/>
+            </w:tcBorders>
+            <w:shd w:val="clear" w:color="auto" w:fill="E8F4E8"/>
+          </w:tcPr>
+          <w:p>
+            <w:pPr>
+              <w:spacing w:before="0" w:after="60"/>
+              <w:keepNext/>
+              <w:jc w:val="center"/>
+            </w:pPr>
+            <w:r>
+              <w:rPr>
+                <w:rFonts w:ascii="Calibri" w:hAnsi="Calibri"/>
+                <w:sz w:val="20"/>
+              </w:rPr>
+              <w:t xml:space="default">0.008</w:t>
+            </w:r>
+          </w:p>
+        </w:tc>
+        <w:tc>
+          <w:tcPr>
+            <w:tcBorders>
+              <w:top w:val="single" w:space="0" w:color="D3D3D3"/>
+              <w:bottom w:val="single" w:space="0" w:color="D3D3D3"/>
+              <w:start w:val="single" w:space="0" w:color="D3D3D3"/>
+              <w:end w:val="single" w:space="0" w:color="D3D3D3"/>
+            </w:tcBorders>
+          </w:tcPr>
+          <w:p>
+            <w:pPr>
+              <w:spacing w:before="0" w:after="60"/>
+              <w:keepNext/>
+              <w:jc w:val="center"/>
+            </w:pPr>
+            <w:r>
+              <w:rPr>
+                <w:rFonts w:ascii="Calibri" w:hAnsi="Calibri"/>
+                <w:sz w:val="20"/>
+              </w:rPr>
+              <w:t xml:space="default">0.060</w:t>
             </w:r>
           </w:p>
         </w:tc>
@@ -2471,151 +2502,55 @@
                 <w:rFonts w:ascii="Calibri" w:hAnsi="Calibri"/>
                 <w:sz w:val="20"/>
               </w:rPr>
-              <w:t xml:space="default">APOE ε4 Carrier</w:t>
-            </w:r>
-          </w:p>
-        </w:tc>
-        <w:tc>
-          <w:tcPr>
-            <w:tcBorders>
-              <w:top w:val="single" w:space="0" w:color="D3D3D3"/>
-              <w:bottom w:val="single" w:space="0" w:color="D3D3D3"/>
-              <w:start w:val="single" w:space="0" w:color="D3D3D3"/>
-              <w:end w:val="single" w:space="0" w:color="D3D3D3"/>
-            </w:tcBorders>
-          </w:tcPr>
-          <w:p>
-            <w:pPr>
-              <w:spacing w:before="0" w:after="60"/>
-              <w:keepNext/>
-              <w:jc w:val="center"/>
-            </w:pPr>
-            <w:r>
-              <w:rPr>
-                <w:rFonts w:ascii="Calibri" w:hAnsi="Calibri"/>
-                <w:sz w:val="20"/>
-              </w:rPr>
-              <w:t xml:space="default">0.140 (0.075)</w:t>
-            </w:r>
-          </w:p>
-        </w:tc>
-        <w:tc>
-          <w:tcPr>
-            <w:tcBorders>
-              <w:top w:val="single" w:space="0" w:color="D3D3D3"/>
-              <w:bottom w:val="single" w:space="0" w:color="D3D3D3"/>
-              <w:start w:val="single" w:space="0" w:color="D3D3D3"/>
-              <w:end w:val="single" w:space="0" w:color="D3D3D3"/>
-            </w:tcBorders>
-          </w:tcPr>
-          <w:p>
-            <w:pPr>
-              <w:spacing w:before="0" w:after="60"/>
-              <w:keepNext/>
-              <w:jc w:val="center"/>
-            </w:pPr>
-            <w:r>
-              <w:rPr>
-                <w:rFonts w:ascii="Calibri" w:hAnsi="Calibri"/>
-                <w:sz w:val="20"/>
-              </w:rPr>
-              <w:t xml:space="default">[-0.007, 0.287]</w:t>
-            </w:r>
-          </w:p>
-        </w:tc>
-        <w:tc>
-          <w:tcPr>
-            <w:tcBorders>
-              <w:top w:val="single" w:space="0" w:color="D3D3D3"/>
-              <w:bottom w:val="single" w:space="0" w:color="D3D3D3"/>
-              <w:start w:val="single" w:space="0" w:color="D3D3D3"/>
-              <w:end w:val="single" w:space="0" w:color="D3D3D3"/>
-            </w:tcBorders>
-          </w:tcPr>
-          <w:p>
-            <w:pPr>
-              <w:spacing w:before="0" w:after="60"/>
-              <w:keepNext/>
-              <w:jc w:val="center"/>
-            </w:pPr>
-            <w:r>
-              <w:rPr>
-                <w:rFonts w:ascii="Calibri" w:hAnsi="Calibri"/>
-                <w:sz w:val="20"/>
-              </w:rPr>
-              <w:t xml:space="default">0.064</w:t>
-            </w:r>
-          </w:p>
-        </w:tc>
-        <w:tc>
-          <w:tcPr>
-            <w:tcBorders>
-              <w:top w:val="single" w:space="0" w:color="D3D3D3"/>
-              <w:bottom w:val="single" w:space="0" w:color="D3D3D3"/>
-              <w:start w:val="single" w:space="0" w:color="D3D3D3"/>
-              <w:end w:val="single" w:space="0" w:color="D3D3D3"/>
-            </w:tcBorders>
-          </w:tcPr>
-          <w:p>
-            <w:pPr>
-              <w:spacing w:before="0" w:after="60"/>
-              <w:keepNext/>
-              <w:jc w:val="center"/>
-            </w:pPr>
-            <w:r>
-              <w:rPr>
-                <w:rFonts w:ascii="Calibri" w:hAnsi="Calibri"/>
-                <w:sz w:val="20"/>
-              </w:rPr>
-              <w:t xml:space="default"/>
-            </w:r>
-          </w:p>
-        </w:tc>
-        <w:tc>
-          <w:tcPr>
-            <w:tcBorders>
-              <w:top w:val="single" w:space="0" w:color="D3D3D3"/>
-              <w:bottom w:val="single" w:space="0" w:color="D3D3D3"/>
-              <w:start w:val="single" w:space="0" w:color="D3D3D3"/>
-              <w:end w:val="single" w:space="0" w:color="D3D3D3"/>
-            </w:tcBorders>
-          </w:tcPr>
-          <w:p>
-            <w:pPr>
-              <w:spacing w:before="0" w:after="60"/>
-              <w:keepNext/>
-              <w:jc w:val="center"/>
-            </w:pPr>
-            <w:r>
-              <w:rPr>
-                <w:rFonts w:ascii="Calibri" w:hAnsi="Calibri"/>
-                <w:sz w:val="20"/>
-              </w:rPr>
-              <w:t xml:space="default">0.196 (0.073)</w:t>
-            </w:r>
-          </w:p>
-        </w:tc>
-        <w:tc>
-          <w:tcPr>
-            <w:tcBorders>
-              <w:top w:val="single" w:space="0" w:color="D3D3D3"/>
-              <w:bottom w:val="single" w:space="0" w:color="D3D3D3"/>
-              <w:start w:val="single" w:space="0" w:color="D3D3D3"/>
-              <w:end w:val="single" w:space="0" w:color="D3D3D3"/>
-            </w:tcBorders>
-          </w:tcPr>
-          <w:p>
-            <w:pPr>
-              <w:spacing w:before="0" w:after="60"/>
-              <w:keepNext/>
-              <w:jc w:val="center"/>
-            </w:pPr>
-            <w:r>
-              <w:rPr>
-                <w:rFonts w:ascii="Calibri" w:hAnsi="Calibri"/>
-                <w:sz w:val="20"/>
-              </w:rPr>
-              <w:t xml:space="default">[0.053, 0.338]</w:t>
+              <w:t xml:space="default">PRS</w:t>
+            </w:r>
+          </w:p>
+        </w:tc>
+        <w:tc>
+          <w:tcPr>
+            <w:tcBorders>
+              <w:top w:val="single" w:space="0" w:color="D3D3D3"/>
+              <w:bottom w:val="single" w:space="0" w:color="D3D3D3"/>
+              <w:start w:val="single" w:space="0" w:color="D3D3D3"/>
+              <w:end w:val="single" w:space="0" w:color="D3D3D3"/>
+            </w:tcBorders>
+          </w:tcPr>
+          <w:p>
+            <w:pPr>
+              <w:spacing w:before="0" w:after="60"/>
+              <w:keepNext/>
+              <w:jc w:val="center"/>
+            </w:pPr>
+            <w:r>
+              <w:rPr>
+                <w:rFonts w:ascii="Calibri" w:hAnsi="Calibri"/>
+                <w:sz w:val="20"/>
+              </w:rPr>
+              <w:t xml:space="default">0.263 (0.098)</w:t>
+            </w:r>
+          </w:p>
+        </w:tc>
+        <w:tc>
+          <w:tcPr>
+            <w:tcBorders>
+              <w:top w:val="single" w:space="0" w:color="D3D3D3"/>
+              <w:bottom w:val="single" w:space="0" w:color="D3D3D3"/>
+              <w:start w:val="single" w:space="0" w:color="D3D3D3"/>
+              <w:end w:val="single" w:space="0" w:color="D3D3D3"/>
+            </w:tcBorders>
+          </w:tcPr>
+          <w:p>
+            <w:pPr>
+              <w:spacing w:before="0" w:after="60"/>
+              <w:keepNext/>
+              <w:jc w:val="center"/>
+            </w:pPr>
+            <w:r>
+              <w:rPr>
+                <w:rFonts w:ascii="Calibri" w:hAnsi="Calibri"/>
+                <w:sz w:val="20"/>
+              </w:rPr>
+              <w:t xml:space="default">[0.071, 0.455]</w:t>
             </w:r>
           </w:p>
         </w:tc>
@@ -2664,7 +2599,104 @@
                 <w:rFonts w:ascii="Calibri" w:hAnsi="Calibri"/>
                 <w:sz w:val="20"/>
               </w:rPr>
-              <w:t xml:space="default">**</w:t>
+              <w:t xml:space="default">0.060</w:t>
+            </w:r>
+          </w:p>
+        </w:tc>
+        <w:tc>
+          <w:tcPr>
+            <w:tcBorders>
+              <w:top w:val="single" w:space="0" w:color="D3D3D3"/>
+              <w:bottom w:val="single" w:space="0" w:color="D3D3D3"/>
+              <w:start w:val="single" w:space="0" w:color="D3D3D3"/>
+              <w:end w:val="single" w:space="0" w:color="D3D3D3"/>
+            </w:tcBorders>
+          </w:tcPr>
+          <w:p>
+            <w:pPr>
+              <w:spacing w:before="0" w:after="60"/>
+              <w:keepNext/>
+              <w:jc w:val="center"/>
+            </w:pPr>
+            <w:r>
+              <w:rPr>
+                <w:rFonts w:ascii="Calibri" w:hAnsi="Calibri"/>
+                <w:sz w:val="20"/>
+              </w:rPr>
+              <w:t xml:space="default">0.236 (0.093)</w:t>
+            </w:r>
+          </w:p>
+        </w:tc>
+        <w:tc>
+          <w:tcPr>
+            <w:tcBorders>
+              <w:top w:val="single" w:space="0" w:color="D3D3D3"/>
+              <w:bottom w:val="single" w:space="0" w:color="D3D3D3"/>
+              <w:start w:val="single" w:space="0" w:color="D3D3D3"/>
+              <w:end w:val="single" w:space="0" w:color="D3D3D3"/>
+            </w:tcBorders>
+          </w:tcPr>
+          <w:p>
+            <w:pPr>
+              <w:spacing w:before="0" w:after="60"/>
+              <w:keepNext/>
+              <w:jc w:val="center"/>
+            </w:pPr>
+            <w:r>
+              <w:rPr>
+                <w:rFonts w:ascii="Calibri" w:hAnsi="Calibri"/>
+                <w:sz w:val="20"/>
+              </w:rPr>
+              <w:t xml:space="default">[0.054, 0.418]</w:t>
+            </w:r>
+          </w:p>
+        </w:tc>
+        <w:tc>
+          <w:tcPr>
+            <w:tcBorders>
+              <w:top w:val="single" w:space="0" w:color="D3D3D3"/>
+              <w:bottom w:val="single" w:space="0" w:color="D3D3D3"/>
+              <w:start w:val="single" w:space="0" w:color="D3D3D3"/>
+              <w:end w:val="single" w:space="0" w:color="D3D3D3"/>
+            </w:tcBorders>
+            <w:shd w:val="clear" w:color="auto" w:fill="E8F4E8"/>
+          </w:tcPr>
+          <w:p>
+            <w:pPr>
+              <w:spacing w:before="0" w:after="60"/>
+              <w:keepNext/>
+              <w:jc w:val="center"/>
+            </w:pPr>
+            <w:r>
+              <w:rPr>
+                <w:rFonts w:ascii="Calibri" w:hAnsi="Calibri"/>
+                <w:sz w:val="20"/>
+              </w:rPr>
+              <w:t xml:space="default">0.012</w:t>
+            </w:r>
+          </w:p>
+        </w:tc>
+        <w:tc>
+          <w:tcPr>
+            <w:tcBorders>
+              <w:top w:val="single" w:space="0" w:color="D3D3D3"/>
+              <w:bottom w:val="single" w:space="0" w:color="D3D3D3"/>
+              <w:start w:val="single" w:space="0" w:color="D3D3D3"/>
+              <w:end w:val="single" w:space="0" w:color="D3D3D3"/>
+            </w:tcBorders>
+          </w:tcPr>
+          <w:p>
+            <w:pPr>
+              <w:spacing w:before="0" w:after="60"/>
+              <w:keepNext/>
+              <w:jc w:val="center"/>
+            </w:pPr>
+            <w:r>
+              <w:rPr>
+                <w:rFonts w:ascii="Calibri" w:hAnsi="Calibri"/>
+                <w:sz w:val="20"/>
+              </w:rPr>
+              <w:t xml:space="default">0.068</w:t>
             </w:r>
           </w:p>
         </w:tc>
@@ -2693,201 +2725,199 @@
                 <w:rFonts w:ascii="Calibri" w:hAnsi="Calibri"/>
                 <w:sz w:val="20"/>
               </w:rPr>
-              <w:t xml:space="default">Genetic Risk Score</w:t>
-            </w:r>
-          </w:p>
-        </w:tc>
-        <w:tc>
-          <w:tcPr>
-            <w:tcBorders>
-              <w:top w:val="single" w:space="0" w:color="D3D3D3"/>
-              <w:bottom w:val="single" w:space="0" w:color="D3D3D3"/>
-              <w:start w:val="single" w:space="0" w:color="D3D3D3"/>
-              <w:end w:val="single" w:space="0" w:color="D3D3D3"/>
-            </w:tcBorders>
-          </w:tcPr>
-          <w:p>
-            <w:pPr>
-              <w:spacing w:before="0" w:after="60"/>
-              <w:keepNext/>
-              <w:jc w:val="center"/>
-            </w:pPr>
-            <w:r>
-              <w:rPr>
-                <w:rFonts w:ascii="Calibri" w:hAnsi="Calibri"/>
-                <w:sz w:val="20"/>
-              </w:rPr>
-              <w:t xml:space="default">0.263 (0.098)</w:t>
-            </w:r>
-          </w:p>
-        </w:tc>
-        <w:tc>
-          <w:tcPr>
-            <w:tcBorders>
-              <w:top w:val="single" w:space="0" w:color="D3D3D3"/>
-              <w:bottom w:val="single" w:space="0" w:color="D3D3D3"/>
-              <w:start w:val="single" w:space="0" w:color="D3D3D3"/>
-              <w:end w:val="single" w:space="0" w:color="D3D3D3"/>
-            </w:tcBorders>
-          </w:tcPr>
-          <w:p>
-            <w:pPr>
-              <w:spacing w:before="0" w:after="60"/>
-              <w:keepNext/>
-              <w:jc w:val="center"/>
-            </w:pPr>
-            <w:r>
-              <w:rPr>
-                <w:rFonts w:ascii="Calibri" w:hAnsi="Calibri"/>
-                <w:sz w:val="20"/>
-              </w:rPr>
-              <w:t xml:space="default">[0.071, 0.455]</w:t>
-            </w:r>
-          </w:p>
-        </w:tc>
-        <w:tc>
-          <w:tcPr>
-            <w:tcBorders>
-              <w:top w:val="single" w:space="0" w:color="D3D3D3"/>
-              <w:bottom w:val="single" w:space="0" w:color="D3D3D3"/>
-              <w:start w:val="single" w:space="0" w:color="D3D3D3"/>
-              <w:end w:val="single" w:space="0" w:color="D3D3D3"/>
-            </w:tcBorders>
-            <w:shd w:val="clear" w:color="auto" w:fill="E8F4E8"/>
-          </w:tcPr>
-          <w:p>
-            <w:pPr>
-              <w:spacing w:before="0" w:after="60"/>
-              <w:keepNext/>
-              <w:jc w:val="center"/>
-            </w:pPr>
-            <w:r>
-              <w:rPr>
-                <w:rFonts w:ascii="Calibri" w:hAnsi="Calibri"/>
-                <w:sz w:val="20"/>
-              </w:rPr>
-              <w:t xml:space="default">0.008</w:t>
-            </w:r>
-          </w:p>
-        </w:tc>
-        <w:tc>
-          <w:tcPr>
-            <w:tcBorders>
-              <w:top w:val="single" w:space="0" w:color="D3D3D3"/>
-              <w:bottom w:val="single" w:space="0" w:color="D3D3D3"/>
-              <w:start w:val="single" w:space="0" w:color="D3D3D3"/>
-              <w:end w:val="single" w:space="0" w:color="D3D3D3"/>
-            </w:tcBorders>
-          </w:tcPr>
-          <w:p>
-            <w:pPr>
-              <w:spacing w:before="0" w:after="60"/>
-              <w:keepNext/>
-              <w:jc w:val="center"/>
-            </w:pPr>
-            <w:r>
-              <w:rPr>
-                <w:rFonts w:ascii="Calibri" w:hAnsi="Calibri"/>
-                <w:sz w:val="20"/>
-              </w:rPr>
-              <w:t xml:space="default">**</w:t>
-            </w:r>
-          </w:p>
-        </w:tc>
-        <w:tc>
-          <w:tcPr>
-            <w:tcBorders>
-              <w:top w:val="single" w:space="0" w:color="D3D3D3"/>
-              <w:bottom w:val="single" w:space="0" w:color="D3D3D3"/>
-              <w:start w:val="single" w:space="0" w:color="D3D3D3"/>
-              <w:end w:val="single" w:space="0" w:color="D3D3D3"/>
-            </w:tcBorders>
-          </w:tcPr>
-          <w:p>
-            <w:pPr>
-              <w:spacing w:before="0" w:after="60"/>
-              <w:keepNext/>
-              <w:jc w:val="center"/>
-            </w:pPr>
-            <w:r>
-              <w:rPr>
-                <w:rFonts w:ascii="Calibri" w:hAnsi="Calibri"/>
-                <w:sz w:val="20"/>
-              </w:rPr>
-              <w:t xml:space="default">0.236 (0.093)</w:t>
-            </w:r>
-          </w:p>
-        </w:tc>
-        <w:tc>
-          <w:tcPr>
-            <w:tcBorders>
-              <w:top w:val="single" w:space="0" w:color="D3D3D3"/>
-              <w:bottom w:val="single" w:space="0" w:color="D3D3D3"/>
-              <w:start w:val="single" w:space="0" w:color="D3D3D3"/>
-              <w:end w:val="single" w:space="0" w:color="D3D3D3"/>
-            </w:tcBorders>
-          </w:tcPr>
-          <w:p>
-            <w:pPr>
-              <w:spacing w:before="0" w:after="60"/>
-              <w:keepNext/>
-              <w:jc w:val="center"/>
-            </w:pPr>
-            <w:r>
-              <w:rPr>
-                <w:rFonts w:ascii="Calibri" w:hAnsi="Calibri"/>
-                <w:sz w:val="20"/>
-              </w:rPr>
-              <w:t xml:space="default">[0.054, 0.418]</w:t>
-            </w:r>
-          </w:p>
-        </w:tc>
-        <w:tc>
-          <w:tcPr>
-            <w:tcBorders>
-              <w:top w:val="single" w:space="0" w:color="D3D3D3"/>
-              <w:bottom w:val="single" w:space="0" w:color="D3D3D3"/>
-              <w:start w:val="single" w:space="0" w:color="D3D3D3"/>
-              <w:end w:val="single" w:space="0" w:color="D3D3D3"/>
-            </w:tcBorders>
-            <w:shd w:val="clear" w:color="auto" w:fill="E8F4E8"/>
-          </w:tcPr>
-          <w:p>
-            <w:pPr>
-              <w:spacing w:before="0" w:after="60"/>
-              <w:keepNext/>
-              <w:jc w:val="center"/>
-            </w:pPr>
-            <w:r>
-              <w:rPr>
-                <w:rFonts w:ascii="Calibri" w:hAnsi="Calibri"/>
-                <w:sz w:val="20"/>
-              </w:rPr>
-              <w:t xml:space="default">0.012</w:t>
-            </w:r>
-          </w:p>
-        </w:tc>
-        <w:tc>
-          <w:tcPr>
-            <w:tcBorders>
-              <w:top w:val="single" w:space="0" w:color="D3D3D3"/>
-              <w:bottom w:val="single" w:space="0" w:color="D3D3D3"/>
-              <w:start w:val="single" w:space="0" w:color="D3D3D3"/>
-              <w:end w:val="single" w:space="0" w:color="D3D3D3"/>
-            </w:tcBorders>
-          </w:tcPr>
-          <w:p>
-            <w:pPr>
-              <w:spacing w:before="0" w:after="60"/>
-              <w:keepNext/>
-              <w:jc w:val="center"/>
-            </w:pPr>
-            <w:r>
-              <w:rPr>
-                <w:rFonts w:ascii="Calibri" w:hAnsi="Calibri"/>
-                <w:sz w:val="20"/>
-              </w:rPr>
-              <w:t xml:space="default">*</w:t>
+              <w:t xml:space="default">PXS</w:t>
+            </w:r>
+          </w:p>
+        </w:tc>
+        <w:tc>
+          <w:tcPr>
+            <w:tcBorders>
+              <w:top w:val="single" w:space="0" w:color="D3D3D3"/>
+              <w:bottom w:val="single" w:space="0" w:color="D3D3D3"/>
+              <w:start w:val="single" w:space="0" w:color="D3D3D3"/>
+              <w:end w:val="single" w:space="0" w:color="D3D3D3"/>
+            </w:tcBorders>
+          </w:tcPr>
+          <w:p>
+            <w:pPr>
+              <w:spacing w:before="0" w:after="60"/>
+              <w:keepNext/>
+              <w:jc w:val="center"/>
+            </w:pPr>
+            <w:r>
+              <w:rPr>
+                <w:rFonts w:ascii="Calibri" w:hAnsi="Calibri"/>
+                <w:sz w:val="20"/>
+              </w:rPr>
+              <w:t xml:space="default">0.038 (0.036)</w:t>
+            </w:r>
+          </w:p>
+        </w:tc>
+        <w:tc>
+          <w:tcPr>
+            <w:tcBorders>
+              <w:top w:val="single" w:space="0" w:color="D3D3D3"/>
+              <w:bottom w:val="single" w:space="0" w:color="D3D3D3"/>
+              <w:start w:val="single" w:space="0" w:color="D3D3D3"/>
+              <w:end w:val="single" w:space="0" w:color="D3D3D3"/>
+            </w:tcBorders>
+          </w:tcPr>
+          <w:p>
+            <w:pPr>
+              <w:spacing w:before="0" w:after="60"/>
+              <w:keepNext/>
+              <w:jc w:val="center"/>
+            </w:pPr>
+            <w:r>
+              <w:rPr>
+                <w:rFonts w:ascii="Calibri" w:hAnsi="Calibri"/>
+                <w:sz w:val="20"/>
+              </w:rPr>
+              <w:t xml:space="default">[-0.033, 0.109]</w:t>
+            </w:r>
+          </w:p>
+        </w:tc>
+        <w:tc>
+          <w:tcPr>
+            <w:tcBorders>
+              <w:top w:val="single" w:space="0" w:color="D3D3D3"/>
+              <w:bottom w:val="single" w:space="0" w:color="D3D3D3"/>
+              <w:start w:val="single" w:space="0" w:color="D3D3D3"/>
+              <w:end w:val="single" w:space="0" w:color="D3D3D3"/>
+            </w:tcBorders>
+          </w:tcPr>
+          <w:p>
+            <w:pPr>
+              <w:spacing w:before="0" w:after="60"/>
+              <w:keepNext/>
+              <w:jc w:val="center"/>
+            </w:pPr>
+            <w:r>
+              <w:rPr>
+                <w:rFonts w:ascii="Calibri" w:hAnsi="Calibri"/>
+                <w:sz w:val="20"/>
+              </w:rPr>
+              <w:t xml:space="default">0.292</w:t>
+            </w:r>
+          </w:p>
+        </w:tc>
+        <w:tc>
+          <w:tcPr>
+            <w:tcBorders>
+              <w:top w:val="single" w:space="0" w:color="D3D3D3"/>
+              <w:bottom w:val="single" w:space="0" w:color="D3D3D3"/>
+              <w:start w:val="single" w:space="0" w:color="D3D3D3"/>
+              <w:end w:val="single" w:space="0" w:color="D3D3D3"/>
+            </w:tcBorders>
+          </w:tcPr>
+          <w:p>
+            <w:pPr>
+              <w:spacing w:before="0" w:after="60"/>
+              <w:keepNext/>
+              <w:jc w:val="center"/>
+            </w:pPr>
+            <w:r>
+              <w:rPr>
+                <w:rFonts w:ascii="Calibri" w:hAnsi="Calibri"/>
+                <w:sz w:val="20"/>
+              </w:rPr>
+              <w:t xml:space="default">0.483</w:t>
+            </w:r>
+          </w:p>
+        </w:tc>
+        <w:tc>
+          <w:tcPr>
+            <w:tcBorders>
+              <w:top w:val="single" w:space="0" w:color="D3D3D3"/>
+              <w:bottom w:val="single" w:space="0" w:color="D3D3D3"/>
+              <w:start w:val="single" w:space="0" w:color="D3D3D3"/>
+              <w:end w:val="single" w:space="0" w:color="D3D3D3"/>
+            </w:tcBorders>
+          </w:tcPr>
+          <w:p>
+            <w:pPr>
+              <w:spacing w:before="0" w:after="60"/>
+              <w:keepNext/>
+              <w:jc w:val="center"/>
+            </w:pPr>
+            <w:r>
+              <w:rPr>
+                <w:rFonts w:ascii="Calibri" w:hAnsi="Calibri"/>
+                <w:sz w:val="20"/>
+              </w:rPr>
+              <w:t xml:space="default">0.037 (0.034)</w:t>
+            </w:r>
+          </w:p>
+        </w:tc>
+        <w:tc>
+          <w:tcPr>
+            <w:tcBorders>
+              <w:top w:val="single" w:space="0" w:color="D3D3D3"/>
+              <w:bottom w:val="single" w:space="0" w:color="D3D3D3"/>
+              <w:start w:val="single" w:space="0" w:color="D3D3D3"/>
+              <w:end w:val="single" w:space="0" w:color="D3D3D3"/>
+            </w:tcBorders>
+          </w:tcPr>
+          <w:p>
+            <w:pPr>
+              <w:spacing w:before="0" w:after="60"/>
+              <w:keepNext/>
+              <w:jc w:val="center"/>
+            </w:pPr>
+            <w:r>
+              <w:rPr>
+                <w:rFonts w:ascii="Calibri" w:hAnsi="Calibri"/>
+                <w:sz w:val="20"/>
+              </w:rPr>
+              <w:t xml:space="default">[-0.031, 0.104]</w:t>
+            </w:r>
+          </w:p>
+        </w:tc>
+        <w:tc>
+          <w:tcPr>
+            <w:tcBorders>
+              <w:top w:val="single" w:space="0" w:color="D3D3D3"/>
+              <w:bottom w:val="single" w:space="0" w:color="D3D3D3"/>
+              <w:start w:val="single" w:space="0" w:color="D3D3D3"/>
+              <w:end w:val="single" w:space="0" w:color="D3D3D3"/>
+            </w:tcBorders>
+          </w:tcPr>
+          <w:p>
+            <w:pPr>
+              <w:spacing w:before="0" w:after="60"/>
+              <w:keepNext/>
+              <w:jc w:val="center"/>
+            </w:pPr>
+            <w:r>
+              <w:rPr>
+                <w:rFonts w:ascii="Calibri" w:hAnsi="Calibri"/>
+                <w:sz w:val="20"/>
+              </w:rPr>
+              <w:t xml:space="default">0.287</w:t>
+            </w:r>
+          </w:p>
+        </w:tc>
+        <w:tc>
+          <w:tcPr>
+            <w:tcBorders>
+              <w:top w:val="single" w:space="0" w:color="D3D3D3"/>
+              <w:bottom w:val="single" w:space="0" w:color="D3D3D3"/>
+              <w:start w:val="single" w:space="0" w:color="D3D3D3"/>
+              <w:end w:val="single" w:space="0" w:color="D3D3D3"/>
+            </w:tcBorders>
+          </w:tcPr>
+          <w:p>
+            <w:pPr>
+              <w:spacing w:before="0" w:after="60"/>
+              <w:keepNext/>
+              <w:jc w:val="center"/>
+            </w:pPr>
+            <w:r>
+              <w:rPr>
+                <w:rFonts w:ascii="Calibri" w:hAnsi="Calibri"/>
+                <w:sz w:val="20"/>
+              </w:rPr>
+              <w:t xml:space="default">0.483</w:t>
             </w:r>
           </w:p>
         </w:tc>
@@ -2916,7 +2946,7 @@
                 <w:rFonts w:ascii="Calibri" w:hAnsi="Calibri"/>
                 <w:sz w:val="20"/>
               </w:rPr>
-              <w:t xml:space="default">Family History (≥2 FDR)</w:t>
+              <w:t xml:space="default">FHx</w:t>
             </w:r>
           </w:p>
         </w:tc>
@@ -3012,7 +3042,7 @@
                 <w:rFonts w:ascii="Calibri" w:hAnsi="Calibri"/>
                 <w:sz w:val="20"/>
               </w:rPr>
-              <w:t xml:space="default"/>
+              <w:t xml:space="default">0.850</w:t>
             </w:r>
           </w:p>
         </w:tc>
@@ -3108,7 +3138,7 @@
                 <w:rFonts w:ascii="Calibri" w:hAnsi="Calibri"/>
                 <w:sz w:val="20"/>
               </w:rPr>
-              <w:t xml:space="default"/>
+              <w:t xml:space="default">0.995</w:t>
             </w:r>
           </w:p>
         </w:tc>
@@ -3481,7 +3511,7 @@
                 <w:rFonts w:ascii="Calibri" w:hAnsi="Calibri"/>
                 <w:sz w:val="20"/>
               </w:rPr>
-              <w:t xml:space="default"/>
+              <w:t xml:space="default">—</w:t>
             </w:r>
           </w:p>
         </w:tc>
@@ -3578,7 +3608,7 @@
                 <w:rFonts w:ascii="Calibri" w:hAnsi="Calibri"/>
                 <w:sz w:val="20"/>
               </w:rPr>
-              <w:t xml:space="default">***</w:t>
+              <w:t xml:space="default">—</w:t>
             </w:r>
           </w:p>
         </w:tc>
@@ -3607,7 +3637,7 @@
                 <w:rFonts w:ascii="Calibri" w:hAnsi="Calibri"/>
                 <w:sz w:val="20"/>
               </w:rPr>
-              <w:t xml:space="default">Sex (Male)</w:t>
+              <w:t xml:space="default">Sex</w:t>
             </w:r>
           </w:p>
         </w:tc>
@@ -3703,7 +3733,7 @@
                 <w:rFonts w:ascii="Calibri" w:hAnsi="Calibri"/>
                 <w:sz w:val="20"/>
               </w:rPr>
-              <w:t xml:space="default"/>
+              <w:t xml:space="default">—</w:t>
             </w:r>
           </w:p>
         </w:tc>
@@ -3800,7 +3830,7 @@
                 <w:rFonts w:ascii="Calibri" w:hAnsi="Calibri"/>
                 <w:sz w:val="20"/>
               </w:rPr>
-              <w:t xml:space="default">*</w:t>
+              <w:t xml:space="default">—</w:t>
             </w:r>
           </w:p>
         </w:tc>
@@ -3925,7 +3955,7 @@
                 <w:rFonts w:ascii="Calibri" w:hAnsi="Calibri"/>
                 <w:sz w:val="20"/>
               </w:rPr>
-              <w:t xml:space="default"/>
+              <w:t xml:space="default">—</w:t>
             </w:r>
           </w:p>
         </w:tc>
@@ -4021,7 +4051,7 @@
                 <w:rFonts w:ascii="Calibri" w:hAnsi="Calibri"/>
                 <w:sz w:val="20"/>
               </w:rPr>
-              <w:t xml:space="default"/>
+              <w:t xml:space="default">—</w:t>
             </w:r>
           </w:p>
         </w:tc>
@@ -4084,200 +4114,199 @@
                 <w:rFonts w:ascii="Calibri" w:hAnsi="Calibri"/>
                 <w:sz w:val="20"/>
               </w:rPr>
-              <w:t xml:space="default">Clinical Risk Score</w:t>
-            </w:r>
-          </w:p>
-        </w:tc>
-        <w:tc>
-          <w:tcPr>
-            <w:tcBorders>
-              <w:top w:val="single" w:space="0" w:color="D3D3D3"/>
-              <w:bottom w:val="single" w:space="0" w:color="D3D3D3"/>
-              <w:start w:val="single" w:space="0" w:color="D3D3D3"/>
-              <w:end w:val="single" w:space="0" w:color="D3D3D3"/>
-            </w:tcBorders>
-          </w:tcPr>
-          <w:p>
-            <w:pPr>
-              <w:spacing w:before="0" w:after="60"/>
-              <w:keepNext/>
-              <w:jc w:val="center"/>
-            </w:pPr>
-            <w:r>
-              <w:rPr>
-                <w:rFonts w:ascii="Calibri" w:hAnsi="Calibri"/>
-                <w:sz w:val="20"/>
-              </w:rPr>
-              <w:t xml:space="default">0.066 (0.031)</w:t>
-            </w:r>
-          </w:p>
-        </w:tc>
-        <w:tc>
-          <w:tcPr>
-            <w:tcBorders>
-              <w:top w:val="single" w:space="0" w:color="D3D3D3"/>
-              <w:bottom w:val="single" w:space="0" w:color="D3D3D3"/>
-              <w:start w:val="single" w:space="0" w:color="D3D3D3"/>
-              <w:end w:val="single" w:space="0" w:color="D3D3D3"/>
-            </w:tcBorders>
-          </w:tcPr>
-          <w:p>
-            <w:pPr>
-              <w:spacing w:before="0" w:after="60"/>
-              <w:keepNext/>
-              <w:jc w:val="center"/>
-            </w:pPr>
-            <w:r>
-              <w:rPr>
-                <w:rFonts w:ascii="Calibri" w:hAnsi="Calibri"/>
-                <w:sz w:val="20"/>
-              </w:rPr>
-              <w:t xml:space="default">[0.005, 0.127]</w:t>
-            </w:r>
-          </w:p>
-        </w:tc>
-        <w:tc>
-          <w:tcPr>
-            <w:tcBorders>
-              <w:top w:val="single" w:space="0" w:color="D3D3D3"/>
-              <w:bottom w:val="single" w:space="0" w:color="D3D3D3"/>
-              <w:start w:val="single" w:space="0" w:color="D3D3D3"/>
-              <w:end w:val="single" w:space="0" w:color="D3D3D3"/>
-            </w:tcBorders>
-            <w:shd w:val="clear" w:color="auto" w:fill="E8F4E8"/>
-          </w:tcPr>
-          <w:p>
-            <w:pPr>
-              <w:spacing w:before="0" w:after="60"/>
-              <w:keepNext/>
-              <w:jc w:val="center"/>
-            </w:pPr>
-            <w:r>
-              <w:rPr>
-                <w:rFonts w:ascii="Calibri" w:hAnsi="Calibri"/>
-                <w:sz w:val="20"/>
-              </w:rPr>
-              <w:t xml:space="default">0.036</w:t>
-            </w:r>
-          </w:p>
-        </w:tc>
-        <w:tc>
-          <w:tcPr>
-            <w:tcBorders>
-              <w:top w:val="single" w:space="0" w:color="D3D3D3"/>
-              <w:bottom w:val="single" w:space="0" w:color="D3D3D3"/>
-              <w:start w:val="single" w:space="0" w:color="D3D3D3"/>
-              <w:end w:val="single" w:space="0" w:color="D3D3D3"/>
-            </w:tcBorders>
-          </w:tcPr>
-          <w:p>
-            <w:pPr>
-              <w:spacing w:before="0" w:after="60"/>
-              <w:keepNext/>
-              <w:jc w:val="center"/>
-            </w:pPr>
-            <w:r>
-              <w:rPr>
-                <w:rFonts w:ascii="Calibri" w:hAnsi="Calibri"/>
-                <w:sz w:val="20"/>
-              </w:rPr>
-              <w:t xml:space="default">*</w:t>
-            </w:r>
-          </w:p>
-        </w:tc>
-        <w:tc>
-          <w:tcPr>
-            <w:tcBorders>
-              <w:top w:val="single" w:space="0" w:color="D3D3D3"/>
-              <w:bottom w:val="single" w:space="0" w:color="D3D3D3"/>
-              <w:start w:val="single" w:space="0" w:color="D3D3D3"/>
-              <w:end w:val="single" w:space="0" w:color="D3D3D3"/>
-            </w:tcBorders>
-          </w:tcPr>
-          <w:p>
-            <w:pPr>
-              <w:spacing w:before="0" w:after="60"/>
-              <w:keepNext/>
-              <w:jc w:val="center"/>
-            </w:pPr>
-            <w:r>
-              <w:rPr>
-                <w:rFonts w:ascii="Calibri" w:hAnsi="Calibri"/>
-                <w:sz w:val="20"/>
-              </w:rPr>
-              <w:t xml:space="default">-0.001 (0.030)</w:t>
-            </w:r>
-          </w:p>
-        </w:tc>
-        <w:tc>
-          <w:tcPr>
-            <w:tcBorders>
-              <w:top w:val="single" w:space="0" w:color="D3D3D3"/>
-              <w:bottom w:val="single" w:space="0" w:color="D3D3D3"/>
-              <w:start w:val="single" w:space="0" w:color="D3D3D3"/>
-              <w:end w:val="single" w:space="0" w:color="D3D3D3"/>
-            </w:tcBorders>
-          </w:tcPr>
-          <w:p>
-            <w:pPr>
-              <w:spacing w:before="0" w:after="60"/>
-              <w:keepNext/>
-              <w:jc w:val="center"/>
-            </w:pPr>
-            <w:r>
-              <w:rPr>
-                <w:rFonts w:ascii="Calibri" w:hAnsi="Calibri"/>
-                <w:sz w:val="20"/>
-              </w:rPr>
-              <w:t xml:space="default">[-0.060, 0.058]</w:t>
-            </w:r>
-          </w:p>
-        </w:tc>
-        <w:tc>
-          <w:tcPr>
-            <w:tcBorders>
-              <w:top w:val="single" w:space="0" w:color="D3D3D3"/>
-              <w:bottom w:val="single" w:space="0" w:color="D3D3D3"/>
-              <w:start w:val="single" w:space="0" w:color="D3D3D3"/>
-              <w:end w:val="single" w:space="0" w:color="D3D3D3"/>
-            </w:tcBorders>
-          </w:tcPr>
-          <w:p>
-            <w:pPr>
-              <w:spacing w:before="0" w:after="60"/>
-              <w:keepNext/>
-              <w:jc w:val="center"/>
-            </w:pPr>
-            <w:r>
-              <w:rPr>
-                <w:rFonts w:ascii="Calibri" w:hAnsi="Calibri"/>
-                <w:sz w:val="20"/>
-              </w:rPr>
-              <w:t xml:space="default">0.970</w:t>
-            </w:r>
-          </w:p>
-        </w:tc>
-        <w:tc>
-          <w:tcPr>
-            <w:tcBorders>
-              <w:top w:val="single" w:space="0" w:color="D3D3D3"/>
-              <w:bottom w:val="single" w:space="0" w:color="D3D3D3"/>
-              <w:start w:val="single" w:space="0" w:color="D3D3D3"/>
-              <w:end w:val="single" w:space="0" w:color="D3D3D3"/>
-            </w:tcBorders>
-          </w:tcPr>
-          <w:p>
-            <w:pPr>
-              <w:spacing w:before="0" w:after="60"/>
-              <w:keepNext/>
-              <w:jc w:val="center"/>
-            </w:pPr>
-            <w:r>
-              <w:rPr>
-                <w:rFonts w:ascii="Calibri" w:hAnsi="Calibri"/>
-                <w:sz w:val="20"/>
-              </w:rPr>
-              <w:t xml:space="default"/>
+              <w:t xml:space="default">APOE ε4 Carrier</w:t>
+            </w:r>
+          </w:p>
+        </w:tc>
+        <w:tc>
+          <w:tcPr>
+            <w:tcBorders>
+              <w:top w:val="single" w:space="0" w:color="D3D3D3"/>
+              <w:bottom w:val="single" w:space="0" w:color="D3D3D3"/>
+              <w:start w:val="single" w:space="0" w:color="D3D3D3"/>
+              <w:end w:val="single" w:space="0" w:color="D3D3D3"/>
+            </w:tcBorders>
+          </w:tcPr>
+          <w:p>
+            <w:pPr>
+              <w:spacing w:before="0" w:after="60"/>
+              <w:keepNext/>
+              <w:jc w:val="center"/>
+            </w:pPr>
+            <w:r>
+              <w:rPr>
+                <w:rFonts w:ascii="Calibri" w:hAnsi="Calibri"/>
+                <w:sz w:val="20"/>
+              </w:rPr>
+              <w:t xml:space="default">-0.057 (0.064)</w:t>
+            </w:r>
+          </w:p>
+        </w:tc>
+        <w:tc>
+          <w:tcPr>
+            <w:tcBorders>
+              <w:top w:val="single" w:space="0" w:color="D3D3D3"/>
+              <w:bottom w:val="single" w:space="0" w:color="D3D3D3"/>
+              <w:start w:val="single" w:space="0" w:color="D3D3D3"/>
+              <w:end w:val="single" w:space="0" w:color="D3D3D3"/>
+            </w:tcBorders>
+          </w:tcPr>
+          <w:p>
+            <w:pPr>
+              <w:spacing w:before="0" w:after="60"/>
+              <w:keepNext/>
+              <w:jc w:val="center"/>
+            </w:pPr>
+            <w:r>
+              <w:rPr>
+                <w:rFonts w:ascii="Calibri" w:hAnsi="Calibri"/>
+                <w:sz w:val="20"/>
+              </w:rPr>
+              <w:t xml:space="default">[-0.184, 0.069]</w:t>
+            </w:r>
+          </w:p>
+        </w:tc>
+        <w:tc>
+          <w:tcPr>
+            <w:tcBorders>
+              <w:top w:val="single" w:space="0" w:color="D3D3D3"/>
+              <w:bottom w:val="single" w:space="0" w:color="D3D3D3"/>
+              <w:start w:val="single" w:space="0" w:color="D3D3D3"/>
+              <w:end w:val="single" w:space="0" w:color="D3D3D3"/>
+            </w:tcBorders>
+          </w:tcPr>
+          <w:p>
+            <w:pPr>
+              <w:spacing w:before="0" w:after="60"/>
+              <w:keepNext/>
+              <w:jc w:val="center"/>
+            </w:pPr>
+            <w:r>
+              <w:rPr>
+                <w:rFonts w:ascii="Calibri" w:hAnsi="Calibri"/>
+                <w:sz w:val="20"/>
+              </w:rPr>
+              <w:t xml:space="default">0.376</w:t>
+            </w:r>
+          </w:p>
+        </w:tc>
+        <w:tc>
+          <w:tcPr>
+            <w:tcBorders>
+              <w:top w:val="single" w:space="0" w:color="D3D3D3"/>
+              <w:bottom w:val="single" w:space="0" w:color="D3D3D3"/>
+              <w:start w:val="single" w:space="0" w:color="D3D3D3"/>
+              <w:end w:val="single" w:space="0" w:color="D3D3D3"/>
+            </w:tcBorders>
+          </w:tcPr>
+          <w:p>
+            <w:pPr>
+              <w:spacing w:before="0" w:after="60"/>
+              <w:keepNext/>
+              <w:jc w:val="center"/>
+            </w:pPr>
+            <w:r>
+              <w:rPr>
+                <w:rFonts w:ascii="Calibri" w:hAnsi="Calibri"/>
+                <w:sz w:val="20"/>
+              </w:rPr>
+              <w:t xml:space="default">0.564</w:t>
+            </w:r>
+          </w:p>
+        </w:tc>
+        <w:tc>
+          <w:tcPr>
+            <w:tcBorders>
+              <w:top w:val="single" w:space="0" w:color="D3D3D3"/>
+              <w:bottom w:val="single" w:space="0" w:color="D3D3D3"/>
+              <w:start w:val="single" w:space="0" w:color="D3D3D3"/>
+              <w:end w:val="single" w:space="0" w:color="D3D3D3"/>
+            </w:tcBorders>
+          </w:tcPr>
+          <w:p>
+            <w:pPr>
+              <w:spacing w:before="0" w:after="60"/>
+              <w:keepNext/>
+              <w:jc w:val="center"/>
+            </w:pPr>
+            <w:r>
+              <w:rPr>
+                <w:rFonts w:ascii="Calibri" w:hAnsi="Calibri"/>
+                <w:sz w:val="20"/>
+              </w:rPr>
+              <w:t xml:space="default">-0.000 (0.063)</w:t>
+            </w:r>
+          </w:p>
+        </w:tc>
+        <w:tc>
+          <w:tcPr>
+            <w:tcBorders>
+              <w:top w:val="single" w:space="0" w:color="D3D3D3"/>
+              <w:bottom w:val="single" w:space="0" w:color="D3D3D3"/>
+              <w:start w:val="single" w:space="0" w:color="D3D3D3"/>
+              <w:end w:val="single" w:space="0" w:color="D3D3D3"/>
+            </w:tcBorders>
+          </w:tcPr>
+          <w:p>
+            <w:pPr>
+              <w:spacing w:before="0" w:after="60"/>
+              <w:keepNext/>
+              <w:jc w:val="center"/>
+            </w:pPr>
+            <w:r>
+              <w:rPr>
+                <w:rFonts w:ascii="Calibri" w:hAnsi="Calibri"/>
+                <w:sz w:val="20"/>
+              </w:rPr>
+              <w:t xml:space="default">[-0.124, 0.124]</w:t>
+            </w:r>
+          </w:p>
+        </w:tc>
+        <w:tc>
+          <w:tcPr>
+            <w:tcBorders>
+              <w:top w:val="single" w:space="0" w:color="D3D3D3"/>
+              <w:bottom w:val="single" w:space="0" w:color="D3D3D3"/>
+              <w:start w:val="single" w:space="0" w:color="D3D3D3"/>
+              <w:end w:val="single" w:space="0" w:color="D3D3D3"/>
+            </w:tcBorders>
+          </w:tcPr>
+          <w:p>
+            <w:pPr>
+              <w:spacing w:before="0" w:after="60"/>
+              <w:keepNext/>
+              <w:jc w:val="center"/>
+            </w:pPr>
+            <w:r>
+              <w:rPr>
+                <w:rFonts w:ascii="Calibri" w:hAnsi="Calibri"/>
+                <w:sz w:val="20"/>
+              </w:rPr>
+              <w:t xml:space="default">0.999</w:t>
+            </w:r>
+          </w:p>
+        </w:tc>
+        <w:tc>
+          <w:tcPr>
+            <w:tcBorders>
+              <w:top w:val="single" w:space="0" w:color="D3D3D3"/>
+              <w:bottom w:val="single" w:space="0" w:color="D3D3D3"/>
+              <w:start w:val="single" w:space="0" w:color="D3D3D3"/>
+              <w:end w:val="single" w:space="0" w:color="D3D3D3"/>
+            </w:tcBorders>
+          </w:tcPr>
+          <w:p>
+            <w:pPr>
+              <w:spacing w:before="0" w:after="60"/>
+              <w:keepNext/>
+              <w:jc w:val="center"/>
+            </w:pPr>
+            <w:r>
+              <w:rPr>
+                <w:rFonts w:ascii="Calibri" w:hAnsi="Calibri"/>
+                <w:sz w:val="20"/>
+              </w:rPr>
+              <w:t xml:space="default">0.999</w:t>
             </w:r>
           </w:p>
         </w:tc>
@@ -4306,199 +4335,201 @@
                 <w:rFonts w:ascii="Calibri" w:hAnsi="Calibri"/>
                 <w:sz w:val="20"/>
               </w:rPr>
-              <w:t xml:space="default">APOE ε4 Carrier</w:t>
-            </w:r>
-          </w:p>
-        </w:tc>
-        <w:tc>
-          <w:tcPr>
-            <w:tcBorders>
-              <w:top w:val="single" w:space="0" w:color="D3D3D3"/>
-              <w:bottom w:val="single" w:space="0" w:color="D3D3D3"/>
-              <w:start w:val="single" w:space="0" w:color="D3D3D3"/>
-              <w:end w:val="single" w:space="0" w:color="D3D3D3"/>
-            </w:tcBorders>
-          </w:tcPr>
-          <w:p>
-            <w:pPr>
-              <w:spacing w:before="0" w:after="60"/>
-              <w:keepNext/>
-              <w:jc w:val="center"/>
-            </w:pPr>
-            <w:r>
-              <w:rPr>
-                <w:rFonts w:ascii="Calibri" w:hAnsi="Calibri"/>
-                <w:sz w:val="20"/>
-              </w:rPr>
-              <w:t xml:space="default">-0.057 (0.064)</w:t>
-            </w:r>
-          </w:p>
-        </w:tc>
-        <w:tc>
-          <w:tcPr>
-            <w:tcBorders>
-              <w:top w:val="single" w:space="0" w:color="D3D3D3"/>
-              <w:bottom w:val="single" w:space="0" w:color="D3D3D3"/>
-              <w:start w:val="single" w:space="0" w:color="D3D3D3"/>
-              <w:end w:val="single" w:space="0" w:color="D3D3D3"/>
-            </w:tcBorders>
-          </w:tcPr>
-          <w:p>
-            <w:pPr>
-              <w:spacing w:before="0" w:after="60"/>
-              <w:keepNext/>
-              <w:jc w:val="center"/>
-            </w:pPr>
-            <w:r>
-              <w:rPr>
-                <w:rFonts w:ascii="Calibri" w:hAnsi="Calibri"/>
-                <w:sz w:val="20"/>
-              </w:rPr>
-              <w:t xml:space="default">[-0.184, 0.069]</w:t>
-            </w:r>
-          </w:p>
-        </w:tc>
-        <w:tc>
-          <w:tcPr>
-            <w:tcBorders>
-              <w:top w:val="single" w:space="0" w:color="D3D3D3"/>
-              <w:bottom w:val="single" w:space="0" w:color="D3D3D3"/>
-              <w:start w:val="single" w:space="0" w:color="D3D3D3"/>
-              <w:end w:val="single" w:space="0" w:color="D3D3D3"/>
-            </w:tcBorders>
-          </w:tcPr>
-          <w:p>
-            <w:pPr>
-              <w:spacing w:before="0" w:after="60"/>
-              <w:keepNext/>
-              <w:jc w:val="center"/>
-            </w:pPr>
-            <w:r>
-              <w:rPr>
-                <w:rFonts w:ascii="Calibri" w:hAnsi="Calibri"/>
-                <w:sz w:val="20"/>
-              </w:rPr>
-              <w:t xml:space="default">0.376</w:t>
-            </w:r>
-          </w:p>
-        </w:tc>
-        <w:tc>
-          <w:tcPr>
-            <w:tcBorders>
-              <w:top w:val="single" w:space="0" w:color="D3D3D3"/>
-              <w:bottom w:val="single" w:space="0" w:color="D3D3D3"/>
-              <w:start w:val="single" w:space="0" w:color="D3D3D3"/>
-              <w:end w:val="single" w:space="0" w:color="D3D3D3"/>
-            </w:tcBorders>
-          </w:tcPr>
-          <w:p>
-            <w:pPr>
-              <w:spacing w:before="0" w:after="60"/>
-              <w:keepNext/>
-              <w:jc w:val="center"/>
-            </w:pPr>
-            <w:r>
-              <w:rPr>
-                <w:rFonts w:ascii="Calibri" w:hAnsi="Calibri"/>
-                <w:sz w:val="20"/>
-              </w:rPr>
-              <w:t xml:space="default"/>
-            </w:r>
-          </w:p>
-        </w:tc>
-        <w:tc>
-          <w:tcPr>
-            <w:tcBorders>
-              <w:top w:val="single" w:space="0" w:color="D3D3D3"/>
-              <w:bottom w:val="single" w:space="0" w:color="D3D3D3"/>
-              <w:start w:val="single" w:space="0" w:color="D3D3D3"/>
-              <w:end w:val="single" w:space="0" w:color="D3D3D3"/>
-            </w:tcBorders>
-          </w:tcPr>
-          <w:p>
-            <w:pPr>
-              <w:spacing w:before="0" w:after="60"/>
-              <w:keepNext/>
-              <w:jc w:val="center"/>
-            </w:pPr>
-            <w:r>
-              <w:rPr>
-                <w:rFonts w:ascii="Calibri" w:hAnsi="Calibri"/>
-                <w:sz w:val="20"/>
-              </w:rPr>
-              <w:t xml:space="default">-0.000 (0.063)</w:t>
-            </w:r>
-          </w:p>
-        </w:tc>
-        <w:tc>
-          <w:tcPr>
-            <w:tcBorders>
-              <w:top w:val="single" w:space="0" w:color="D3D3D3"/>
-              <w:bottom w:val="single" w:space="0" w:color="D3D3D3"/>
-              <w:start w:val="single" w:space="0" w:color="D3D3D3"/>
-              <w:end w:val="single" w:space="0" w:color="D3D3D3"/>
-            </w:tcBorders>
-          </w:tcPr>
-          <w:p>
-            <w:pPr>
-              <w:spacing w:before="0" w:after="60"/>
-              <w:keepNext/>
-              <w:jc w:val="center"/>
-            </w:pPr>
-            <w:r>
-              <w:rPr>
-                <w:rFonts w:ascii="Calibri" w:hAnsi="Calibri"/>
-                <w:sz w:val="20"/>
-              </w:rPr>
-              <w:t xml:space="default">[-0.124, 0.124]</w:t>
-            </w:r>
-          </w:p>
-        </w:tc>
-        <w:tc>
-          <w:tcPr>
-            <w:tcBorders>
-              <w:top w:val="single" w:space="0" w:color="D3D3D3"/>
-              <w:bottom w:val="single" w:space="0" w:color="D3D3D3"/>
-              <w:start w:val="single" w:space="0" w:color="D3D3D3"/>
-              <w:end w:val="single" w:space="0" w:color="D3D3D3"/>
-            </w:tcBorders>
-          </w:tcPr>
-          <w:p>
-            <w:pPr>
-              <w:spacing w:before="0" w:after="60"/>
-              <w:keepNext/>
-              <w:jc w:val="center"/>
-            </w:pPr>
-            <w:r>
-              <w:rPr>
-                <w:rFonts w:ascii="Calibri" w:hAnsi="Calibri"/>
-                <w:sz w:val="20"/>
-              </w:rPr>
-              <w:t xml:space="default">0.999</w:t>
-            </w:r>
-          </w:p>
-        </w:tc>
-        <w:tc>
-          <w:tcPr>
-            <w:tcBorders>
-              <w:top w:val="single" w:space="0" w:color="D3D3D3"/>
-              <w:bottom w:val="single" w:space="0" w:color="D3D3D3"/>
-              <w:start w:val="single" w:space="0" w:color="D3D3D3"/>
-              <w:end w:val="single" w:space="0" w:color="D3D3D3"/>
-            </w:tcBorders>
-          </w:tcPr>
-          <w:p>
-            <w:pPr>
-              <w:spacing w:before="0" w:after="60"/>
-              <w:keepNext/>
-              <w:jc w:val="center"/>
-            </w:pPr>
-            <w:r>
-              <w:rPr>
-                <w:rFonts w:ascii="Calibri" w:hAnsi="Calibri"/>
-                <w:sz w:val="20"/>
-              </w:rPr>
-              <w:t xml:space="default"/>
+              <w:t xml:space="default">PRS</w:t>
+            </w:r>
+          </w:p>
+        </w:tc>
+        <w:tc>
+          <w:tcPr>
+            <w:tcBorders>
+              <w:top w:val="single" w:space="0" w:color="D3D3D3"/>
+              <w:bottom w:val="single" w:space="0" w:color="D3D3D3"/>
+              <w:start w:val="single" w:space="0" w:color="D3D3D3"/>
+              <w:end w:val="single" w:space="0" w:color="D3D3D3"/>
+            </w:tcBorders>
+          </w:tcPr>
+          <w:p>
+            <w:pPr>
+              <w:spacing w:before="0" w:after="60"/>
+              <w:keepNext/>
+              <w:jc w:val="center"/>
+            </w:pPr>
+            <w:r>
+              <w:rPr>
+                <w:rFonts w:ascii="Calibri" w:hAnsi="Calibri"/>
+                <w:sz w:val="20"/>
+              </w:rPr>
+              <w:t xml:space="default">0.175 (0.084)</w:t>
+            </w:r>
+          </w:p>
+        </w:tc>
+        <w:tc>
+          <w:tcPr>
+            <w:tcBorders>
+              <w:top w:val="single" w:space="0" w:color="D3D3D3"/>
+              <w:bottom w:val="single" w:space="0" w:color="D3D3D3"/>
+              <w:start w:val="single" w:space="0" w:color="D3D3D3"/>
+              <w:end w:val="single" w:space="0" w:color="D3D3D3"/>
+            </w:tcBorders>
+          </w:tcPr>
+          <w:p>
+            <w:pPr>
+              <w:spacing w:before="0" w:after="60"/>
+              <w:keepNext/>
+              <w:jc w:val="center"/>
+            </w:pPr>
+            <w:r>
+              <w:rPr>
+                <w:rFonts w:ascii="Calibri" w:hAnsi="Calibri"/>
+                <w:sz w:val="20"/>
+              </w:rPr>
+              <w:t xml:space="default">[0.010, 0.340]</w:t>
+            </w:r>
+          </w:p>
+        </w:tc>
+        <w:tc>
+          <w:tcPr>
+            <w:tcBorders>
+              <w:top w:val="single" w:space="0" w:color="D3D3D3"/>
+              <w:bottom w:val="single" w:space="0" w:color="D3D3D3"/>
+              <w:start w:val="single" w:space="0" w:color="D3D3D3"/>
+              <w:end w:val="single" w:space="0" w:color="D3D3D3"/>
+            </w:tcBorders>
+            <w:shd w:val="clear" w:color="auto" w:fill="E8F4E8"/>
+          </w:tcPr>
+          <w:p>
+            <w:pPr>
+              <w:spacing w:before="0" w:after="60"/>
+              <w:keepNext/>
+              <w:jc w:val="center"/>
+            </w:pPr>
+            <w:r>
+              <w:rPr>
+                <w:rFonts w:ascii="Calibri" w:hAnsi="Calibri"/>
+                <w:sz w:val="20"/>
+              </w:rPr>
+              <w:t xml:space="default">0.039</w:t>
+            </w:r>
+          </w:p>
+        </w:tc>
+        <w:tc>
+          <w:tcPr>
+            <w:tcBorders>
+              <w:top w:val="single" w:space="0" w:color="D3D3D3"/>
+              <w:bottom w:val="single" w:space="0" w:color="D3D3D3"/>
+              <w:start w:val="single" w:space="0" w:color="D3D3D3"/>
+              <w:end w:val="single" w:space="0" w:color="D3D3D3"/>
+            </w:tcBorders>
+          </w:tcPr>
+          <w:p>
+            <w:pPr>
+              <w:spacing w:before="0" w:after="60"/>
+              <w:keepNext/>
+              <w:jc w:val="center"/>
+            </w:pPr>
+            <w:r>
+              <w:rPr>
+                <w:rFonts w:ascii="Calibri" w:hAnsi="Calibri"/>
+                <w:sz w:val="20"/>
+              </w:rPr>
+              <w:t xml:space="default">0.139</w:t>
+            </w:r>
+          </w:p>
+        </w:tc>
+        <w:tc>
+          <w:tcPr>
+            <w:tcBorders>
+              <w:top w:val="single" w:space="0" w:color="D3D3D3"/>
+              <w:bottom w:val="single" w:space="0" w:color="D3D3D3"/>
+              <w:start w:val="single" w:space="0" w:color="D3D3D3"/>
+              <w:end w:val="single" w:space="0" w:color="D3D3D3"/>
+            </w:tcBorders>
+          </w:tcPr>
+          <w:p>
+            <w:pPr>
+              <w:spacing w:before="0" w:after="60"/>
+              <w:keepNext/>
+              <w:jc w:val="center"/>
+            </w:pPr>
+            <w:r>
+              <w:rPr>
+                <w:rFonts w:ascii="Calibri" w:hAnsi="Calibri"/>
+                <w:sz w:val="20"/>
+              </w:rPr>
+              <w:t xml:space="default">0.163 (0.081)</w:t>
+            </w:r>
+          </w:p>
+        </w:tc>
+        <w:tc>
+          <w:tcPr>
+            <w:tcBorders>
+              <w:top w:val="single" w:space="0" w:color="D3D3D3"/>
+              <w:bottom w:val="single" w:space="0" w:color="D3D3D3"/>
+              <w:start w:val="single" w:space="0" w:color="D3D3D3"/>
+              <w:end w:val="single" w:space="0" w:color="D3D3D3"/>
+            </w:tcBorders>
+          </w:tcPr>
+          <w:p>
+            <w:pPr>
+              <w:spacing w:before="0" w:after="60"/>
+              <w:keepNext/>
+              <w:jc w:val="center"/>
+            </w:pPr>
+            <w:r>
+              <w:rPr>
+                <w:rFonts w:ascii="Calibri" w:hAnsi="Calibri"/>
+                <w:sz w:val="20"/>
+              </w:rPr>
+              <w:t xml:space="default">[0.004, 0.322]</w:t>
+            </w:r>
+          </w:p>
+        </w:tc>
+        <w:tc>
+          <w:tcPr>
+            <w:tcBorders>
+              <w:top w:val="single" w:space="0" w:color="D3D3D3"/>
+              <w:bottom w:val="single" w:space="0" w:color="D3D3D3"/>
+              <w:start w:val="single" w:space="0" w:color="D3D3D3"/>
+              <w:end w:val="single" w:space="0" w:color="D3D3D3"/>
+            </w:tcBorders>
+            <w:shd w:val="clear" w:color="auto" w:fill="E8F4E8"/>
+          </w:tcPr>
+          <w:p>
+            <w:pPr>
+              <w:spacing w:before="0" w:after="60"/>
+              <w:keepNext/>
+              <w:jc w:val="center"/>
+            </w:pPr>
+            <w:r>
+              <w:rPr>
+                <w:rFonts w:ascii="Calibri" w:hAnsi="Calibri"/>
+                <w:sz w:val="20"/>
+              </w:rPr>
+              <w:t xml:space="default">0.046</w:t>
+            </w:r>
+          </w:p>
+        </w:tc>
+        <w:tc>
+          <w:tcPr>
+            <w:tcBorders>
+              <w:top w:val="single" w:space="0" w:color="D3D3D3"/>
+              <w:bottom w:val="single" w:space="0" w:color="D3D3D3"/>
+              <w:start w:val="single" w:space="0" w:color="D3D3D3"/>
+              <w:end w:val="single" w:space="0" w:color="D3D3D3"/>
+            </w:tcBorders>
+          </w:tcPr>
+          <w:p>
+            <w:pPr>
+              <w:spacing w:before="0" w:after="60"/>
+              <w:keepNext/>
+              <w:jc w:val="center"/>
+            </w:pPr>
+            <w:r>
+              <w:rPr>
+                <w:rFonts w:ascii="Calibri" w:hAnsi="Calibri"/>
+                <w:sz w:val="20"/>
+              </w:rPr>
+              <w:t xml:space="default">0.148</w:t>
             </w:r>
           </w:p>
         </w:tc>
@@ -4527,55 +4558,55 @@
                 <w:rFonts w:ascii="Calibri" w:hAnsi="Calibri"/>
                 <w:sz w:val="20"/>
               </w:rPr>
-              <w:t xml:space="default">Genetic Risk Score</w:t>
-            </w:r>
-          </w:p>
-        </w:tc>
-        <w:tc>
-          <w:tcPr>
-            <w:tcBorders>
-              <w:top w:val="single" w:space="0" w:color="D3D3D3"/>
-              <w:bottom w:val="single" w:space="0" w:color="D3D3D3"/>
-              <w:start w:val="single" w:space="0" w:color="D3D3D3"/>
-              <w:end w:val="single" w:space="0" w:color="D3D3D3"/>
-            </w:tcBorders>
-          </w:tcPr>
-          <w:p>
-            <w:pPr>
-              <w:spacing w:before="0" w:after="60"/>
-              <w:keepNext/>
-              <w:jc w:val="center"/>
-            </w:pPr>
-            <w:r>
-              <w:rPr>
-                <w:rFonts w:ascii="Calibri" w:hAnsi="Calibri"/>
-                <w:sz w:val="20"/>
-              </w:rPr>
-              <w:t xml:space="default">0.175 (0.084)</w:t>
-            </w:r>
-          </w:p>
-        </w:tc>
-        <w:tc>
-          <w:tcPr>
-            <w:tcBorders>
-              <w:top w:val="single" w:space="0" w:color="D3D3D3"/>
-              <w:bottom w:val="single" w:space="0" w:color="D3D3D3"/>
-              <w:start w:val="single" w:space="0" w:color="D3D3D3"/>
-              <w:end w:val="single" w:space="0" w:color="D3D3D3"/>
-            </w:tcBorders>
-          </w:tcPr>
-          <w:p>
-            <w:pPr>
-              <w:spacing w:before="0" w:after="60"/>
-              <w:keepNext/>
-              <w:jc w:val="center"/>
-            </w:pPr>
-            <w:r>
-              <w:rPr>
-                <w:rFonts w:ascii="Calibri" w:hAnsi="Calibri"/>
-                <w:sz w:val="20"/>
-              </w:rPr>
-              <w:t xml:space="default">[0.010, 0.340]</w:t>
+              <w:t xml:space="default">PXS</w:t>
+            </w:r>
+          </w:p>
+        </w:tc>
+        <w:tc>
+          <w:tcPr>
+            <w:tcBorders>
+              <w:top w:val="single" w:space="0" w:color="D3D3D3"/>
+              <w:bottom w:val="single" w:space="0" w:color="D3D3D3"/>
+              <w:start w:val="single" w:space="0" w:color="D3D3D3"/>
+              <w:end w:val="single" w:space="0" w:color="D3D3D3"/>
+            </w:tcBorders>
+          </w:tcPr>
+          <w:p>
+            <w:pPr>
+              <w:spacing w:before="0" w:after="60"/>
+              <w:keepNext/>
+              <w:jc w:val="center"/>
+            </w:pPr>
+            <w:r>
+              <w:rPr>
+                <w:rFonts w:ascii="Calibri" w:hAnsi="Calibri"/>
+                <w:sz w:val="20"/>
+              </w:rPr>
+              <w:t xml:space="default">0.066 (0.031)</w:t>
+            </w:r>
+          </w:p>
+        </w:tc>
+        <w:tc>
+          <w:tcPr>
+            <w:tcBorders>
+              <w:top w:val="single" w:space="0" w:color="D3D3D3"/>
+              <w:bottom w:val="single" w:space="0" w:color="D3D3D3"/>
+              <w:start w:val="single" w:space="0" w:color="D3D3D3"/>
+              <w:end w:val="single" w:space="0" w:color="D3D3D3"/>
+            </w:tcBorders>
+          </w:tcPr>
+          <w:p>
+            <w:pPr>
+              <w:spacing w:before="0" w:after="60"/>
+              <w:keepNext/>
+              <w:jc w:val="center"/>
+            </w:pPr>
+            <w:r>
+              <w:rPr>
+                <w:rFonts w:ascii="Calibri" w:hAnsi="Calibri"/>
+                <w:sz w:val="20"/>
+              </w:rPr>
+              <w:t xml:space="default">[0.005, 0.127]</w:t>
             </w:r>
           </w:p>
         </w:tc>
@@ -4600,128 +4631,127 @@
                 <w:rFonts w:ascii="Calibri" w:hAnsi="Calibri"/>
                 <w:sz w:val="20"/>
               </w:rPr>
-              <w:t xml:space="default">0.039</w:t>
-            </w:r>
-          </w:p>
-        </w:tc>
-        <w:tc>
-          <w:tcPr>
-            <w:tcBorders>
-              <w:top w:val="single" w:space="0" w:color="D3D3D3"/>
-              <w:bottom w:val="single" w:space="0" w:color="D3D3D3"/>
-              <w:start w:val="single" w:space="0" w:color="D3D3D3"/>
-              <w:end w:val="single" w:space="0" w:color="D3D3D3"/>
-            </w:tcBorders>
-          </w:tcPr>
-          <w:p>
-            <w:pPr>
-              <w:spacing w:before="0" w:after="60"/>
-              <w:keepNext/>
-              <w:jc w:val="center"/>
-            </w:pPr>
-            <w:r>
-              <w:rPr>
-                <w:rFonts w:ascii="Calibri" w:hAnsi="Calibri"/>
-                <w:sz w:val="20"/>
-              </w:rPr>
-              <w:t xml:space="default">*</w:t>
-            </w:r>
-          </w:p>
-        </w:tc>
-        <w:tc>
-          <w:tcPr>
-            <w:tcBorders>
-              <w:top w:val="single" w:space="0" w:color="D3D3D3"/>
-              <w:bottom w:val="single" w:space="0" w:color="D3D3D3"/>
-              <w:start w:val="single" w:space="0" w:color="D3D3D3"/>
-              <w:end w:val="single" w:space="0" w:color="D3D3D3"/>
-            </w:tcBorders>
-          </w:tcPr>
-          <w:p>
-            <w:pPr>
-              <w:spacing w:before="0" w:after="60"/>
-              <w:keepNext/>
-              <w:jc w:val="center"/>
-            </w:pPr>
-            <w:r>
-              <w:rPr>
-                <w:rFonts w:ascii="Calibri" w:hAnsi="Calibri"/>
-                <w:sz w:val="20"/>
-              </w:rPr>
-              <w:t xml:space="default">0.163 (0.081)</w:t>
-            </w:r>
-          </w:p>
-        </w:tc>
-        <w:tc>
-          <w:tcPr>
-            <w:tcBorders>
-              <w:top w:val="single" w:space="0" w:color="D3D3D3"/>
-              <w:bottom w:val="single" w:space="0" w:color="D3D3D3"/>
-              <w:start w:val="single" w:space="0" w:color="D3D3D3"/>
-              <w:end w:val="single" w:space="0" w:color="D3D3D3"/>
-            </w:tcBorders>
-          </w:tcPr>
-          <w:p>
-            <w:pPr>
-              <w:spacing w:before="0" w:after="60"/>
-              <w:keepNext/>
-              <w:jc w:val="center"/>
-            </w:pPr>
-            <w:r>
-              <w:rPr>
-                <w:rFonts w:ascii="Calibri" w:hAnsi="Calibri"/>
-                <w:sz w:val="20"/>
-              </w:rPr>
-              <w:t xml:space="default">[0.004, 0.322]</w:t>
-            </w:r>
-          </w:p>
-        </w:tc>
-        <w:tc>
-          <w:tcPr>
-            <w:tcBorders>
-              <w:top w:val="single" w:space="0" w:color="D3D3D3"/>
-              <w:bottom w:val="single" w:space="0" w:color="D3D3D3"/>
-              <w:start w:val="single" w:space="0" w:color="D3D3D3"/>
-              <w:end w:val="single" w:space="0" w:color="D3D3D3"/>
-            </w:tcBorders>
-            <w:shd w:val="clear" w:color="auto" w:fill="E8F4E8"/>
-          </w:tcPr>
-          <w:p>
-            <w:pPr>
-              <w:spacing w:before="0" w:after="60"/>
-              <w:keepNext/>
-              <w:jc w:val="center"/>
-            </w:pPr>
-            <w:r>
-              <w:rPr>
-                <w:rFonts w:ascii="Calibri" w:hAnsi="Calibri"/>
-                <w:sz w:val="20"/>
-              </w:rPr>
-              <w:t xml:space="default">0.046</w:t>
-            </w:r>
-          </w:p>
-        </w:tc>
-        <w:tc>
-          <w:tcPr>
-            <w:tcBorders>
-              <w:top w:val="single" w:space="0" w:color="D3D3D3"/>
-              <w:bottom w:val="single" w:space="0" w:color="D3D3D3"/>
-              <w:start w:val="single" w:space="0" w:color="D3D3D3"/>
-              <w:end w:val="single" w:space="0" w:color="D3D3D3"/>
-            </w:tcBorders>
-          </w:tcPr>
-          <w:p>
-            <w:pPr>
-              <w:spacing w:before="0" w:after="60"/>
-              <w:keepNext/>
-              <w:jc w:val="center"/>
-            </w:pPr>
-            <w:r>
-              <w:rPr>
-                <w:rFonts w:ascii="Calibri" w:hAnsi="Calibri"/>
-                <w:sz w:val="20"/>
-              </w:rPr>
-              <w:t xml:space="default">*</w:t>
+              <w:t xml:space="default">0.036</w:t>
+            </w:r>
+          </w:p>
+        </w:tc>
+        <w:tc>
+          <w:tcPr>
+            <w:tcBorders>
+              <w:top w:val="single" w:space="0" w:color="D3D3D3"/>
+              <w:bottom w:val="single" w:space="0" w:color="D3D3D3"/>
+              <w:start w:val="single" w:space="0" w:color="D3D3D3"/>
+              <w:end w:val="single" w:space="0" w:color="D3D3D3"/>
+            </w:tcBorders>
+          </w:tcPr>
+          <w:p>
+            <w:pPr>
+              <w:spacing w:before="0" w:after="60"/>
+              <w:keepNext/>
+              <w:jc w:val="center"/>
+            </w:pPr>
+            <w:r>
+              <w:rPr>
+                <w:rFonts w:ascii="Calibri" w:hAnsi="Calibri"/>
+                <w:sz w:val="20"/>
+              </w:rPr>
+              <w:t xml:space="default">0.139</w:t>
+            </w:r>
+          </w:p>
+        </w:tc>
+        <w:tc>
+          <w:tcPr>
+            <w:tcBorders>
+              <w:top w:val="single" w:space="0" w:color="D3D3D3"/>
+              <w:bottom w:val="single" w:space="0" w:color="D3D3D3"/>
+              <w:start w:val="single" w:space="0" w:color="D3D3D3"/>
+              <w:end w:val="single" w:space="0" w:color="D3D3D3"/>
+            </w:tcBorders>
+          </w:tcPr>
+          <w:p>
+            <w:pPr>
+              <w:spacing w:before="0" w:after="60"/>
+              <w:keepNext/>
+              <w:jc w:val="center"/>
+            </w:pPr>
+            <w:r>
+              <w:rPr>
+                <w:rFonts w:ascii="Calibri" w:hAnsi="Calibri"/>
+                <w:sz w:val="20"/>
+              </w:rPr>
+              <w:t xml:space="default">-0.001 (0.030)</w:t>
+            </w:r>
+          </w:p>
+        </w:tc>
+        <w:tc>
+          <w:tcPr>
+            <w:tcBorders>
+              <w:top w:val="single" w:space="0" w:color="D3D3D3"/>
+              <w:bottom w:val="single" w:space="0" w:color="D3D3D3"/>
+              <w:start w:val="single" w:space="0" w:color="D3D3D3"/>
+              <w:end w:val="single" w:space="0" w:color="D3D3D3"/>
+            </w:tcBorders>
+          </w:tcPr>
+          <w:p>
+            <w:pPr>
+              <w:spacing w:before="0" w:after="60"/>
+              <w:keepNext/>
+              <w:jc w:val="center"/>
+            </w:pPr>
+            <w:r>
+              <w:rPr>
+                <w:rFonts w:ascii="Calibri" w:hAnsi="Calibri"/>
+                <w:sz w:val="20"/>
+              </w:rPr>
+              <w:t xml:space="default">[-0.060, 0.058]</w:t>
+            </w:r>
+          </w:p>
+        </w:tc>
+        <w:tc>
+          <w:tcPr>
+            <w:tcBorders>
+              <w:top w:val="single" w:space="0" w:color="D3D3D3"/>
+              <w:bottom w:val="single" w:space="0" w:color="D3D3D3"/>
+              <w:start w:val="single" w:space="0" w:color="D3D3D3"/>
+              <w:end w:val="single" w:space="0" w:color="D3D3D3"/>
+            </w:tcBorders>
+          </w:tcPr>
+          <w:p>
+            <w:pPr>
+              <w:spacing w:before="0" w:after="60"/>
+              <w:keepNext/>
+              <w:jc w:val="center"/>
+            </w:pPr>
+            <w:r>
+              <w:rPr>
+                <w:rFonts w:ascii="Calibri" w:hAnsi="Calibri"/>
+                <w:sz w:val="20"/>
+              </w:rPr>
+              <w:t xml:space="default">0.970</w:t>
+            </w:r>
+          </w:p>
+        </w:tc>
+        <w:tc>
+          <w:tcPr>
+            <w:tcBorders>
+              <w:top w:val="single" w:space="0" w:color="D3D3D3"/>
+              <w:bottom w:val="single" w:space="0" w:color="D3D3D3"/>
+              <w:start w:val="single" w:space="0" w:color="D3D3D3"/>
+              <w:end w:val="single" w:space="0" w:color="D3D3D3"/>
+            </w:tcBorders>
+          </w:tcPr>
+          <w:p>
+            <w:pPr>
+              <w:spacing w:before="0" w:after="60"/>
+              <w:keepNext/>
+              <w:jc w:val="center"/>
+            </w:pPr>
+            <w:r>
+              <w:rPr>
+                <w:rFonts w:ascii="Calibri" w:hAnsi="Calibri"/>
+                <w:sz w:val="20"/>
+              </w:rPr>
+              <w:t xml:space="default">0.995</w:t>
             </w:r>
           </w:p>
         </w:tc>
@@ -4750,7 +4780,7 @@
                 <w:rFonts w:ascii="Calibri" w:hAnsi="Calibri"/>
                 <w:sz w:val="20"/>
               </w:rPr>
-              <w:t xml:space="default">Family History (≥2 FDR)</w:t>
+              <w:t xml:space="default">FHx</w:t>
             </w:r>
           </w:p>
         </w:tc>
@@ -4846,7 +4876,7 @@
                 <w:rFonts w:ascii="Calibri" w:hAnsi="Calibri"/>
                 <w:sz w:val="20"/>
               </w:rPr>
-              <w:t xml:space="default"/>
+              <w:t xml:space="default">0.564</w:t>
             </w:r>
           </w:p>
         </w:tc>
@@ -4942,7 +4972,7 @@
                 <w:rFonts w:ascii="Calibri" w:hAnsi="Calibri"/>
                 <w:sz w:val="20"/>
               </w:rPr>
-              <w:t xml:space="default"/>
+              <w:t xml:space="default">0.642</w:t>
             </w:r>
           </w:p>
         </w:tc>
@@ -5315,7 +5345,7 @@
                 <w:rFonts w:ascii="Calibri" w:hAnsi="Calibri"/>
                 <w:sz w:val="20"/>
               </w:rPr>
-              <w:t xml:space="default"/>
+              <w:t xml:space="default">—</w:t>
             </w:r>
           </w:p>
         </w:tc>
@@ -5412,7 +5442,7 @@
                 <w:rFonts w:ascii="Calibri" w:hAnsi="Calibri"/>
                 <w:sz w:val="20"/>
               </w:rPr>
-              <w:t xml:space="default">***</w:t>
+              <w:t xml:space="default">—</w:t>
             </w:r>
           </w:p>
         </w:tc>
@@ -5441,7 +5471,7 @@
                 <w:rFonts w:ascii="Calibri" w:hAnsi="Calibri"/>
                 <w:sz w:val="20"/>
               </w:rPr>
-              <w:t xml:space="default">Sex (Male)</w:t>
+              <w:t xml:space="default">Sex</w:t>
             </w:r>
           </w:p>
         </w:tc>
@@ -5537,7 +5567,7 @@
                 <w:rFonts w:ascii="Calibri" w:hAnsi="Calibri"/>
                 <w:sz w:val="20"/>
               </w:rPr>
-              <w:t xml:space="default"/>
+              <w:t xml:space="default">—</w:t>
             </w:r>
           </w:p>
         </w:tc>
@@ -5633,7 +5663,7 @@
                 <w:rFonts w:ascii="Calibri" w:hAnsi="Calibri"/>
                 <w:sz w:val="20"/>
               </w:rPr>
-              <w:t xml:space="default"/>
+              <w:t xml:space="default">—</w:t>
             </w:r>
           </w:p>
         </w:tc>
@@ -5758,7 +5788,7 @@
                 <w:rFonts w:ascii="Calibri" w:hAnsi="Calibri"/>
                 <w:sz w:val="20"/>
               </w:rPr>
-              <w:t xml:space="default"/>
+              <w:t xml:space="default">—</w:t>
             </w:r>
           </w:p>
         </w:tc>
@@ -5854,7 +5884,7 @@
                 <w:rFonts w:ascii="Calibri" w:hAnsi="Calibri"/>
                 <w:sz w:val="20"/>
               </w:rPr>
-              <w:t xml:space="default"/>
+              <w:t xml:space="default">—</w:t>
             </w:r>
           </w:p>
         </w:tc>
@@ -5917,199 +5947,200 @@
                 <w:rFonts w:ascii="Calibri" w:hAnsi="Calibri"/>
                 <w:sz w:val="20"/>
               </w:rPr>
-              <w:t xml:space="default">Clinical Risk Score</w:t>
-            </w:r>
-          </w:p>
-        </w:tc>
-        <w:tc>
-          <w:tcPr>
-            <w:tcBorders>
-              <w:top w:val="single" w:space="0" w:color="D3D3D3"/>
-              <w:bottom w:val="single" w:space="0" w:color="D3D3D3"/>
-              <w:start w:val="single" w:space="0" w:color="D3D3D3"/>
-              <w:end w:val="single" w:space="0" w:color="D3D3D3"/>
-            </w:tcBorders>
-          </w:tcPr>
-          <w:p>
-            <w:pPr>
-              <w:spacing w:before="0" w:after="60"/>
-              <w:keepNext/>
-              <w:jc w:val="center"/>
-            </w:pPr>
-            <w:r>
-              <w:rPr>
-                <w:rFonts w:ascii="Calibri" w:hAnsi="Calibri"/>
-                <w:sz w:val="20"/>
-              </w:rPr>
-              <w:t xml:space="default">0.027 (0.044)</w:t>
-            </w:r>
-          </w:p>
-        </w:tc>
-        <w:tc>
-          <w:tcPr>
-            <w:tcBorders>
-              <w:top w:val="single" w:space="0" w:color="D3D3D3"/>
-              <w:bottom w:val="single" w:space="0" w:color="D3D3D3"/>
-              <w:start w:val="single" w:space="0" w:color="D3D3D3"/>
-              <w:end w:val="single" w:space="0" w:color="D3D3D3"/>
-            </w:tcBorders>
-          </w:tcPr>
-          <w:p>
-            <w:pPr>
-              <w:spacing w:before="0" w:after="60"/>
-              <w:keepNext/>
-              <w:jc w:val="center"/>
-            </w:pPr>
-            <w:r>
-              <w:rPr>
-                <w:rFonts w:ascii="Calibri" w:hAnsi="Calibri"/>
-                <w:sz w:val="20"/>
-              </w:rPr>
-              <w:t xml:space="default">[-0.059, 0.113]</w:t>
-            </w:r>
-          </w:p>
-        </w:tc>
-        <w:tc>
-          <w:tcPr>
-            <w:tcBorders>
-              <w:top w:val="single" w:space="0" w:color="D3D3D3"/>
-              <w:bottom w:val="single" w:space="0" w:color="D3D3D3"/>
-              <w:start w:val="single" w:space="0" w:color="D3D3D3"/>
-              <w:end w:val="single" w:space="0" w:color="D3D3D3"/>
-            </w:tcBorders>
-          </w:tcPr>
-          <w:p>
-            <w:pPr>
-              <w:spacing w:before="0" w:after="60"/>
-              <w:keepNext/>
-              <w:jc w:val="center"/>
-            </w:pPr>
-            <w:r>
-              <w:rPr>
-                <w:rFonts w:ascii="Calibri" w:hAnsi="Calibri"/>
-                <w:sz w:val="20"/>
-              </w:rPr>
-              <w:t xml:space="default">0.534</w:t>
-            </w:r>
-          </w:p>
-        </w:tc>
-        <w:tc>
-          <w:tcPr>
-            <w:tcBorders>
-              <w:top w:val="single" w:space="0" w:color="D3D3D3"/>
-              <w:bottom w:val="single" w:space="0" w:color="D3D3D3"/>
-              <w:start w:val="single" w:space="0" w:color="D3D3D3"/>
-              <w:end w:val="single" w:space="0" w:color="D3D3D3"/>
-            </w:tcBorders>
-          </w:tcPr>
-          <w:p>
-            <w:pPr>
-              <w:spacing w:before="0" w:after="60"/>
-              <w:keepNext/>
-              <w:jc w:val="center"/>
-            </w:pPr>
-            <w:r>
-              <w:rPr>
-                <w:rFonts w:ascii="Calibri" w:hAnsi="Calibri"/>
-                <w:sz w:val="20"/>
-              </w:rPr>
-              <w:t xml:space="default"/>
-            </w:r>
-          </w:p>
-        </w:tc>
-        <w:tc>
-          <w:tcPr>
-            <w:tcBorders>
-              <w:top w:val="single" w:space="0" w:color="D3D3D3"/>
-              <w:bottom w:val="single" w:space="0" w:color="D3D3D3"/>
-              <w:start w:val="single" w:space="0" w:color="D3D3D3"/>
-              <w:end w:val="single" w:space="0" w:color="D3D3D3"/>
-            </w:tcBorders>
-          </w:tcPr>
-          <w:p>
-            <w:pPr>
-              <w:spacing w:before="0" w:after="60"/>
-              <w:keepNext/>
-              <w:jc w:val="center"/>
-            </w:pPr>
-            <w:r>
-              <w:rPr>
-                <w:rFonts w:ascii="Calibri" w:hAnsi="Calibri"/>
-                <w:sz w:val="20"/>
-              </w:rPr>
-              <w:t xml:space="default">-0.016 (0.044)</w:t>
-            </w:r>
-          </w:p>
-        </w:tc>
-        <w:tc>
-          <w:tcPr>
-            <w:tcBorders>
-              <w:top w:val="single" w:space="0" w:color="D3D3D3"/>
-              <w:bottom w:val="single" w:space="0" w:color="D3D3D3"/>
-              <w:start w:val="single" w:space="0" w:color="D3D3D3"/>
-              <w:end w:val="single" w:space="0" w:color="D3D3D3"/>
-            </w:tcBorders>
-          </w:tcPr>
-          <w:p>
-            <w:pPr>
-              <w:spacing w:before="0" w:after="60"/>
-              <w:keepNext/>
-              <w:jc w:val="center"/>
-            </w:pPr>
-            <w:r>
-              <w:rPr>
-                <w:rFonts w:ascii="Calibri" w:hAnsi="Calibri"/>
-                <w:sz w:val="20"/>
-              </w:rPr>
-              <w:t xml:space="default">[-0.102, 0.071]</w:t>
-            </w:r>
-          </w:p>
-        </w:tc>
-        <w:tc>
-          <w:tcPr>
-            <w:tcBorders>
-              <w:top w:val="single" w:space="0" w:color="D3D3D3"/>
-              <w:bottom w:val="single" w:space="0" w:color="D3D3D3"/>
-              <w:start w:val="single" w:space="0" w:color="D3D3D3"/>
-              <w:end w:val="single" w:space="0" w:color="D3D3D3"/>
-            </w:tcBorders>
-          </w:tcPr>
-          <w:p>
-            <w:pPr>
-              <w:spacing w:before="0" w:after="60"/>
-              <w:keepNext/>
-              <w:jc w:val="center"/>
-            </w:pPr>
-            <w:r>
-              <w:rPr>
-                <w:rFonts w:ascii="Calibri" w:hAnsi="Calibri"/>
-                <w:sz w:val="20"/>
-              </w:rPr>
-              <w:t xml:space="default">0.721</w:t>
-            </w:r>
-          </w:p>
-        </w:tc>
-        <w:tc>
-          <w:tcPr>
-            <w:tcBorders>
-              <w:top w:val="single" w:space="0" w:color="D3D3D3"/>
-              <w:bottom w:val="single" w:space="0" w:color="D3D3D3"/>
-              <w:start w:val="single" w:space="0" w:color="D3D3D3"/>
-              <w:end w:val="single" w:space="0" w:color="D3D3D3"/>
-            </w:tcBorders>
-          </w:tcPr>
-          <w:p>
-            <w:pPr>
-              <w:spacing w:before="0" w:after="60"/>
-              <w:keepNext/>
-              <w:jc w:val="center"/>
-            </w:pPr>
-            <w:r>
-              <w:rPr>
-                <w:rFonts w:ascii="Calibri" w:hAnsi="Calibri"/>
-                <w:sz w:val="20"/>
-              </w:rPr>
-              <w:t xml:space="default"/>
+              <w:t xml:space="default">APOE ε4 Carrier</w:t>
+            </w:r>
+          </w:p>
+        </w:tc>
+        <w:tc>
+          <w:tcPr>
+            <w:tcBorders>
+              <w:top w:val="single" w:space="0" w:color="D3D3D3"/>
+              <w:bottom w:val="single" w:space="0" w:color="D3D3D3"/>
+              <w:start w:val="single" w:space="0" w:color="D3D3D3"/>
+              <w:end w:val="single" w:space="0" w:color="D3D3D3"/>
+            </w:tcBorders>
+          </w:tcPr>
+          <w:p>
+            <w:pPr>
+              <w:spacing w:before="0" w:after="60"/>
+              <w:keepNext/>
+              <w:jc w:val="center"/>
+            </w:pPr>
+            <w:r>
+              <w:rPr>
+                <w:rFonts w:ascii="Calibri" w:hAnsi="Calibri"/>
+                <w:sz w:val="20"/>
+              </w:rPr>
+              <w:t xml:space="default">0.152 (0.091)</w:t>
+            </w:r>
+          </w:p>
+        </w:tc>
+        <w:tc>
+          <w:tcPr>
+            <w:tcBorders>
+              <w:top w:val="single" w:space="0" w:color="D3D3D3"/>
+              <w:bottom w:val="single" w:space="0" w:color="D3D3D3"/>
+              <w:start w:val="single" w:space="0" w:color="D3D3D3"/>
+              <w:end w:val="single" w:space="0" w:color="D3D3D3"/>
+            </w:tcBorders>
+          </w:tcPr>
+          <w:p>
+            <w:pPr>
+              <w:spacing w:before="0" w:after="60"/>
+              <w:keepNext/>
+              <w:jc w:val="center"/>
+            </w:pPr>
+            <w:r>
+              <w:rPr>
+                <w:rFonts w:ascii="Calibri" w:hAnsi="Calibri"/>
+                <w:sz w:val="20"/>
+              </w:rPr>
+              <w:t xml:space="default">[-0.026, 0.330]</w:t>
+            </w:r>
+          </w:p>
+        </w:tc>
+        <w:tc>
+          <w:tcPr>
+            <w:tcBorders>
+              <w:top w:val="single" w:space="0" w:color="D3D3D3"/>
+              <w:bottom w:val="single" w:space="0" w:color="D3D3D3"/>
+              <w:start w:val="single" w:space="0" w:color="D3D3D3"/>
+              <w:end w:val="single" w:space="0" w:color="D3D3D3"/>
+            </w:tcBorders>
+          </w:tcPr>
+          <w:p>
+            <w:pPr>
+              <w:spacing w:before="0" w:after="60"/>
+              <w:keepNext/>
+              <w:jc w:val="center"/>
+            </w:pPr>
+            <w:r>
+              <w:rPr>
+                <w:rFonts w:ascii="Calibri" w:hAnsi="Calibri"/>
+                <w:sz w:val="20"/>
+              </w:rPr>
+              <w:t xml:space="default">0.096</w:t>
+            </w:r>
+          </w:p>
+        </w:tc>
+        <w:tc>
+          <w:tcPr>
+            <w:tcBorders>
+              <w:top w:val="single" w:space="0" w:color="D3D3D3"/>
+              <w:bottom w:val="single" w:space="0" w:color="D3D3D3"/>
+              <w:start w:val="single" w:space="0" w:color="D3D3D3"/>
+              <w:end w:val="single" w:space="0" w:color="D3D3D3"/>
+            </w:tcBorders>
+          </w:tcPr>
+          <w:p>
+            <w:pPr>
+              <w:spacing w:before="0" w:after="60"/>
+              <w:keepNext/>
+              <w:jc w:val="center"/>
+            </w:pPr>
+            <w:r>
+              <w:rPr>
+                <w:rFonts w:ascii="Calibri" w:hAnsi="Calibri"/>
+                <w:sz w:val="20"/>
+              </w:rPr>
+              <w:t xml:space="default">0.219</w:t>
+            </w:r>
+          </w:p>
+        </w:tc>
+        <w:tc>
+          <w:tcPr>
+            <w:tcBorders>
+              <w:top w:val="single" w:space="0" w:color="D3D3D3"/>
+              <w:bottom w:val="single" w:space="0" w:color="D3D3D3"/>
+              <w:start w:val="single" w:space="0" w:color="D3D3D3"/>
+              <w:end w:val="single" w:space="0" w:color="D3D3D3"/>
+            </w:tcBorders>
+          </w:tcPr>
+          <w:p>
+            <w:pPr>
+              <w:spacing w:before="0" w:after="60"/>
+              <w:keepNext/>
+              <w:jc w:val="center"/>
+            </w:pPr>
+            <w:r>
+              <w:rPr>
+                <w:rFonts w:ascii="Calibri" w:hAnsi="Calibri"/>
+                <w:sz w:val="20"/>
+              </w:rPr>
+              <w:t xml:space="default">0.195 (0.093)</w:t>
+            </w:r>
+          </w:p>
+        </w:tc>
+        <w:tc>
+          <w:tcPr>
+            <w:tcBorders>
+              <w:top w:val="single" w:space="0" w:color="D3D3D3"/>
+              <w:bottom w:val="single" w:space="0" w:color="D3D3D3"/>
+              <w:start w:val="single" w:space="0" w:color="D3D3D3"/>
+              <w:end w:val="single" w:space="0" w:color="D3D3D3"/>
+            </w:tcBorders>
+          </w:tcPr>
+          <w:p>
+            <w:pPr>
+              <w:spacing w:before="0" w:after="60"/>
+              <w:keepNext/>
+              <w:jc w:val="center"/>
+            </w:pPr>
+            <w:r>
+              <w:rPr>
+                <w:rFonts w:ascii="Calibri" w:hAnsi="Calibri"/>
+                <w:sz w:val="20"/>
+              </w:rPr>
+              <w:t xml:space="default">[0.013, 0.376]</w:t>
+            </w:r>
+          </w:p>
+        </w:tc>
+        <w:tc>
+          <w:tcPr>
+            <w:tcBorders>
+              <w:top w:val="single" w:space="0" w:color="D3D3D3"/>
+              <w:bottom w:val="single" w:space="0" w:color="D3D3D3"/>
+              <w:start w:val="single" w:space="0" w:color="D3D3D3"/>
+              <w:end w:val="single" w:space="0" w:color="D3D3D3"/>
+            </w:tcBorders>
+            <w:shd w:val="clear" w:color="auto" w:fill="E8F4E8"/>
+          </w:tcPr>
+          <w:p>
+            <w:pPr>
+              <w:spacing w:before="0" w:after="60"/>
+              <w:keepNext/>
+              <w:jc w:val="center"/>
+            </w:pPr>
+            <w:r>
+              <w:rPr>
+                <w:rFonts w:ascii="Calibri" w:hAnsi="Calibri"/>
+                <w:sz w:val="20"/>
+              </w:rPr>
+              <w:t xml:space="default">0.038</w:t>
+            </w:r>
+          </w:p>
+        </w:tc>
+        <w:tc>
+          <w:tcPr>
+            <w:tcBorders>
+              <w:top w:val="single" w:space="0" w:color="D3D3D3"/>
+              <w:bottom w:val="single" w:space="0" w:color="D3D3D3"/>
+              <w:start w:val="single" w:space="0" w:color="D3D3D3"/>
+              <w:end w:val="single" w:space="0" w:color="D3D3D3"/>
+            </w:tcBorders>
+          </w:tcPr>
+          <w:p>
+            <w:pPr>
+              <w:spacing w:before="0" w:after="60"/>
+              <w:keepNext/>
+              <w:jc w:val="center"/>
+            </w:pPr>
+            <w:r>
+              <w:rPr>
+                <w:rFonts w:ascii="Calibri" w:hAnsi="Calibri"/>
+                <w:sz w:val="20"/>
+              </w:rPr>
+              <w:t xml:space="default">0.139</w:t>
             </w:r>
           </w:p>
         </w:tc>
@@ -6138,200 +6169,199 @@
                 <w:rFonts w:ascii="Calibri" w:hAnsi="Calibri"/>
                 <w:sz w:val="20"/>
               </w:rPr>
-              <w:t xml:space="default">APOE ε4 Carrier</w:t>
-            </w:r>
-          </w:p>
-        </w:tc>
-        <w:tc>
-          <w:tcPr>
-            <w:tcBorders>
-              <w:top w:val="single" w:space="0" w:color="D3D3D3"/>
-              <w:bottom w:val="single" w:space="0" w:color="D3D3D3"/>
-              <w:start w:val="single" w:space="0" w:color="D3D3D3"/>
-              <w:end w:val="single" w:space="0" w:color="D3D3D3"/>
-            </w:tcBorders>
-          </w:tcPr>
-          <w:p>
-            <w:pPr>
-              <w:spacing w:before="0" w:after="60"/>
-              <w:keepNext/>
-              <w:jc w:val="center"/>
-            </w:pPr>
-            <w:r>
-              <w:rPr>
-                <w:rFonts w:ascii="Calibri" w:hAnsi="Calibri"/>
-                <w:sz w:val="20"/>
-              </w:rPr>
-              <w:t xml:space="default">0.152 (0.091)</w:t>
-            </w:r>
-          </w:p>
-        </w:tc>
-        <w:tc>
-          <w:tcPr>
-            <w:tcBorders>
-              <w:top w:val="single" w:space="0" w:color="D3D3D3"/>
-              <w:bottom w:val="single" w:space="0" w:color="D3D3D3"/>
-              <w:start w:val="single" w:space="0" w:color="D3D3D3"/>
-              <w:end w:val="single" w:space="0" w:color="D3D3D3"/>
-            </w:tcBorders>
-          </w:tcPr>
-          <w:p>
-            <w:pPr>
-              <w:spacing w:before="0" w:after="60"/>
-              <w:keepNext/>
-              <w:jc w:val="center"/>
-            </w:pPr>
-            <w:r>
-              <w:rPr>
-                <w:rFonts w:ascii="Calibri" w:hAnsi="Calibri"/>
-                <w:sz w:val="20"/>
-              </w:rPr>
-              <w:t xml:space="default">[-0.026, 0.330]</w:t>
-            </w:r>
-          </w:p>
-        </w:tc>
-        <w:tc>
-          <w:tcPr>
-            <w:tcBorders>
-              <w:top w:val="single" w:space="0" w:color="D3D3D3"/>
-              <w:bottom w:val="single" w:space="0" w:color="D3D3D3"/>
-              <w:start w:val="single" w:space="0" w:color="D3D3D3"/>
-              <w:end w:val="single" w:space="0" w:color="D3D3D3"/>
-            </w:tcBorders>
-          </w:tcPr>
-          <w:p>
-            <w:pPr>
-              <w:spacing w:before="0" w:after="60"/>
-              <w:keepNext/>
-              <w:jc w:val="center"/>
-            </w:pPr>
-            <w:r>
-              <w:rPr>
-                <w:rFonts w:ascii="Calibri" w:hAnsi="Calibri"/>
-                <w:sz w:val="20"/>
-              </w:rPr>
-              <w:t xml:space="default">0.096</w:t>
-            </w:r>
-          </w:p>
-        </w:tc>
-        <w:tc>
-          <w:tcPr>
-            <w:tcBorders>
-              <w:top w:val="single" w:space="0" w:color="D3D3D3"/>
-              <w:bottom w:val="single" w:space="0" w:color="D3D3D3"/>
-              <w:start w:val="single" w:space="0" w:color="D3D3D3"/>
-              <w:end w:val="single" w:space="0" w:color="D3D3D3"/>
-            </w:tcBorders>
-          </w:tcPr>
-          <w:p>
-            <w:pPr>
-              <w:spacing w:before="0" w:after="60"/>
-              <w:keepNext/>
-              <w:jc w:val="center"/>
-            </w:pPr>
-            <w:r>
-              <w:rPr>
-                <w:rFonts w:ascii="Calibri" w:hAnsi="Calibri"/>
-                <w:sz w:val="20"/>
-              </w:rPr>
-              <w:t xml:space="default"/>
-            </w:r>
-          </w:p>
-        </w:tc>
-        <w:tc>
-          <w:tcPr>
-            <w:tcBorders>
-              <w:top w:val="single" w:space="0" w:color="D3D3D3"/>
-              <w:bottom w:val="single" w:space="0" w:color="D3D3D3"/>
-              <w:start w:val="single" w:space="0" w:color="D3D3D3"/>
-              <w:end w:val="single" w:space="0" w:color="D3D3D3"/>
-            </w:tcBorders>
-          </w:tcPr>
-          <w:p>
-            <w:pPr>
-              <w:spacing w:before="0" w:after="60"/>
-              <w:keepNext/>
-              <w:jc w:val="center"/>
-            </w:pPr>
-            <w:r>
-              <w:rPr>
-                <w:rFonts w:ascii="Calibri" w:hAnsi="Calibri"/>
-                <w:sz w:val="20"/>
-              </w:rPr>
-              <w:t xml:space="default">0.195 (0.093)</w:t>
-            </w:r>
-          </w:p>
-        </w:tc>
-        <w:tc>
-          <w:tcPr>
-            <w:tcBorders>
-              <w:top w:val="single" w:space="0" w:color="D3D3D3"/>
-              <w:bottom w:val="single" w:space="0" w:color="D3D3D3"/>
-              <w:start w:val="single" w:space="0" w:color="D3D3D3"/>
-              <w:end w:val="single" w:space="0" w:color="D3D3D3"/>
-            </w:tcBorders>
-          </w:tcPr>
-          <w:p>
-            <w:pPr>
-              <w:spacing w:before="0" w:after="60"/>
-              <w:keepNext/>
-              <w:jc w:val="center"/>
-            </w:pPr>
-            <w:r>
-              <w:rPr>
-                <w:rFonts w:ascii="Calibri" w:hAnsi="Calibri"/>
-                <w:sz w:val="20"/>
-              </w:rPr>
-              <w:t xml:space="default">[0.013, 0.376]</w:t>
-            </w:r>
-          </w:p>
-        </w:tc>
-        <w:tc>
-          <w:tcPr>
-            <w:tcBorders>
-              <w:top w:val="single" w:space="0" w:color="D3D3D3"/>
-              <w:bottom w:val="single" w:space="0" w:color="D3D3D3"/>
-              <w:start w:val="single" w:space="0" w:color="D3D3D3"/>
-              <w:end w:val="single" w:space="0" w:color="D3D3D3"/>
-            </w:tcBorders>
-            <w:shd w:val="clear" w:color="auto" w:fill="E8F4E8"/>
-          </w:tcPr>
-          <w:p>
-            <w:pPr>
-              <w:spacing w:before="0" w:after="60"/>
-              <w:keepNext/>
-              <w:jc w:val="center"/>
-            </w:pPr>
-            <w:r>
-              <w:rPr>
-                <w:rFonts w:ascii="Calibri" w:hAnsi="Calibri"/>
-                <w:sz w:val="20"/>
-              </w:rPr>
-              <w:t xml:space="default">0.038</w:t>
-            </w:r>
-          </w:p>
-        </w:tc>
-        <w:tc>
-          <w:tcPr>
-            <w:tcBorders>
-              <w:top w:val="single" w:space="0" w:color="D3D3D3"/>
-              <w:bottom w:val="single" w:space="0" w:color="D3D3D3"/>
-              <w:start w:val="single" w:space="0" w:color="D3D3D3"/>
-              <w:end w:val="single" w:space="0" w:color="D3D3D3"/>
-            </w:tcBorders>
-          </w:tcPr>
-          <w:p>
-            <w:pPr>
-              <w:spacing w:before="0" w:after="60"/>
-              <w:keepNext/>
-              <w:jc w:val="center"/>
-            </w:pPr>
-            <w:r>
-              <w:rPr>
-                <w:rFonts w:ascii="Calibri" w:hAnsi="Calibri"/>
-                <w:sz w:val="20"/>
-              </w:rPr>
-              <w:t xml:space="default">*</w:t>
+              <w:t xml:space="default">PRS</w:t>
+            </w:r>
+          </w:p>
+        </w:tc>
+        <w:tc>
+          <w:tcPr>
+            <w:tcBorders>
+              <w:top w:val="single" w:space="0" w:color="D3D3D3"/>
+              <w:bottom w:val="single" w:space="0" w:color="D3D3D3"/>
+              <w:start w:val="single" w:space="0" w:color="D3D3D3"/>
+              <w:end w:val="single" w:space="0" w:color="D3D3D3"/>
+            </w:tcBorders>
+          </w:tcPr>
+          <w:p>
+            <w:pPr>
+              <w:spacing w:before="0" w:after="60"/>
+              <w:keepNext/>
+              <w:jc w:val="center"/>
+            </w:pPr>
+            <w:r>
+              <w:rPr>
+                <w:rFonts w:ascii="Calibri" w:hAnsi="Calibri"/>
+                <w:sz w:val="20"/>
+              </w:rPr>
+              <w:t xml:space="default">0.086 (0.118)</w:t>
+            </w:r>
+          </w:p>
+        </w:tc>
+        <w:tc>
+          <w:tcPr>
+            <w:tcBorders>
+              <w:top w:val="single" w:space="0" w:color="D3D3D3"/>
+              <w:bottom w:val="single" w:space="0" w:color="D3D3D3"/>
+              <w:start w:val="single" w:space="0" w:color="D3D3D3"/>
+              <w:end w:val="single" w:space="0" w:color="D3D3D3"/>
+            </w:tcBorders>
+          </w:tcPr>
+          <w:p>
+            <w:pPr>
+              <w:spacing w:before="0" w:after="60"/>
+              <w:keepNext/>
+              <w:jc w:val="center"/>
+            </w:pPr>
+            <w:r>
+              <w:rPr>
+                <w:rFonts w:ascii="Calibri" w:hAnsi="Calibri"/>
+                <w:sz w:val="20"/>
+              </w:rPr>
+              <w:t xml:space="default">[-0.146, 0.318]</w:t>
+            </w:r>
+          </w:p>
+        </w:tc>
+        <w:tc>
+          <w:tcPr>
+            <w:tcBorders>
+              <w:top w:val="single" w:space="0" w:color="D3D3D3"/>
+              <w:bottom w:val="single" w:space="0" w:color="D3D3D3"/>
+              <w:start w:val="single" w:space="0" w:color="D3D3D3"/>
+              <w:end w:val="single" w:space="0" w:color="D3D3D3"/>
+            </w:tcBorders>
+          </w:tcPr>
+          <w:p>
+            <w:pPr>
+              <w:spacing w:before="0" w:after="60"/>
+              <w:keepNext/>
+              <w:jc w:val="center"/>
+            </w:pPr>
+            <w:r>
+              <w:rPr>
+                <w:rFonts w:ascii="Calibri" w:hAnsi="Calibri"/>
+                <w:sz w:val="20"/>
+              </w:rPr>
+              <w:t xml:space="default">0.468</w:t>
+            </w:r>
+          </w:p>
+        </w:tc>
+        <w:tc>
+          <w:tcPr>
+            <w:tcBorders>
+              <w:top w:val="single" w:space="0" w:color="D3D3D3"/>
+              <w:bottom w:val="single" w:space="0" w:color="D3D3D3"/>
+              <w:start w:val="single" w:space="0" w:color="D3D3D3"/>
+              <w:end w:val="single" w:space="0" w:color="D3D3D3"/>
+            </w:tcBorders>
+          </w:tcPr>
+          <w:p>
+            <w:pPr>
+              <w:spacing w:before="0" w:after="60"/>
+              <w:keepNext/>
+              <w:jc w:val="center"/>
+            </w:pPr>
+            <w:r>
+              <w:rPr>
+                <w:rFonts w:ascii="Calibri" w:hAnsi="Calibri"/>
+                <w:sz w:val="20"/>
+              </w:rPr>
+              <w:t xml:space="default">0.624</w:t>
+            </w:r>
+          </w:p>
+        </w:tc>
+        <w:tc>
+          <w:tcPr>
+            <w:tcBorders>
+              <w:top w:val="single" w:space="0" w:color="D3D3D3"/>
+              <w:bottom w:val="single" w:space="0" w:color="D3D3D3"/>
+              <w:start w:val="single" w:space="0" w:color="D3D3D3"/>
+              <w:end w:val="single" w:space="0" w:color="D3D3D3"/>
+            </w:tcBorders>
+          </w:tcPr>
+          <w:p>
+            <w:pPr>
+              <w:spacing w:before="0" w:after="60"/>
+              <w:keepNext/>
+              <w:jc w:val="center"/>
+            </w:pPr>
+            <w:r>
+              <w:rPr>
+                <w:rFonts w:ascii="Calibri" w:hAnsi="Calibri"/>
+                <w:sz w:val="20"/>
+              </w:rPr>
+              <w:t xml:space="default">0.101 (0.119)</w:t>
+            </w:r>
+          </w:p>
+        </w:tc>
+        <w:tc>
+          <w:tcPr>
+            <w:tcBorders>
+              <w:top w:val="single" w:space="0" w:color="D3D3D3"/>
+              <w:bottom w:val="single" w:space="0" w:color="D3D3D3"/>
+              <w:start w:val="single" w:space="0" w:color="D3D3D3"/>
+              <w:end w:val="single" w:space="0" w:color="D3D3D3"/>
+            </w:tcBorders>
+          </w:tcPr>
+          <w:p>
+            <w:pPr>
+              <w:spacing w:before="0" w:after="60"/>
+              <w:keepNext/>
+              <w:jc w:val="center"/>
+            </w:pPr>
+            <w:r>
+              <w:rPr>
+                <w:rFonts w:ascii="Calibri" w:hAnsi="Calibri"/>
+                <w:sz w:val="20"/>
+              </w:rPr>
+              <w:t xml:space="default">[-0.131, 0.334]</w:t>
+            </w:r>
+          </w:p>
+        </w:tc>
+        <w:tc>
+          <w:tcPr>
+            <w:tcBorders>
+              <w:top w:val="single" w:space="0" w:color="D3D3D3"/>
+              <w:bottom w:val="single" w:space="0" w:color="D3D3D3"/>
+              <w:start w:val="single" w:space="0" w:color="D3D3D3"/>
+              <w:end w:val="single" w:space="0" w:color="D3D3D3"/>
+            </w:tcBorders>
+          </w:tcPr>
+          <w:p>
+            <w:pPr>
+              <w:spacing w:before="0" w:after="60"/>
+              <w:keepNext/>
+              <w:jc w:val="center"/>
+            </w:pPr>
+            <w:r>
+              <w:rPr>
+                <w:rFonts w:ascii="Calibri" w:hAnsi="Calibri"/>
+                <w:sz w:val="20"/>
+              </w:rPr>
+              <w:t xml:space="default">0.395</w:t>
+            </w:r>
+          </w:p>
+        </w:tc>
+        <w:tc>
+          <w:tcPr>
+            <w:tcBorders>
+              <w:top w:val="single" w:space="0" w:color="D3D3D3"/>
+              <w:bottom w:val="single" w:space="0" w:color="D3D3D3"/>
+              <w:start w:val="single" w:space="0" w:color="D3D3D3"/>
+              <w:end w:val="single" w:space="0" w:color="D3D3D3"/>
+            </w:tcBorders>
+          </w:tcPr>
+          <w:p>
+            <w:pPr>
+              <w:spacing w:before="0" w:after="60"/>
+              <w:keepNext/>
+              <w:jc w:val="center"/>
+            </w:pPr>
+            <w:r>
+              <w:rPr>
+                <w:rFonts w:ascii="Calibri" w:hAnsi="Calibri"/>
+                <w:sz w:val="20"/>
+              </w:rPr>
+              <w:t xml:space="default">0.574</w:t>
             </w:r>
           </w:p>
         </w:tc>
@@ -6360,199 +6390,199 @@
                 <w:rFonts w:ascii="Calibri" w:hAnsi="Calibri"/>
                 <w:sz w:val="20"/>
               </w:rPr>
-              <w:t xml:space="default">Genetic Risk Score</w:t>
-            </w:r>
-          </w:p>
-        </w:tc>
-        <w:tc>
-          <w:tcPr>
-            <w:tcBorders>
-              <w:top w:val="single" w:space="0" w:color="D3D3D3"/>
-              <w:bottom w:val="single" w:space="0" w:color="D3D3D3"/>
-              <w:start w:val="single" w:space="0" w:color="D3D3D3"/>
-              <w:end w:val="single" w:space="0" w:color="D3D3D3"/>
-            </w:tcBorders>
-          </w:tcPr>
-          <w:p>
-            <w:pPr>
-              <w:spacing w:before="0" w:after="60"/>
-              <w:keepNext/>
-              <w:jc w:val="center"/>
-            </w:pPr>
-            <w:r>
-              <w:rPr>
-                <w:rFonts w:ascii="Calibri" w:hAnsi="Calibri"/>
-                <w:sz w:val="20"/>
-              </w:rPr>
-              <w:t xml:space="default">0.086 (0.118)</w:t>
-            </w:r>
-          </w:p>
-        </w:tc>
-        <w:tc>
-          <w:tcPr>
-            <w:tcBorders>
-              <w:top w:val="single" w:space="0" w:color="D3D3D3"/>
-              <w:bottom w:val="single" w:space="0" w:color="D3D3D3"/>
-              <w:start w:val="single" w:space="0" w:color="D3D3D3"/>
-              <w:end w:val="single" w:space="0" w:color="D3D3D3"/>
-            </w:tcBorders>
-          </w:tcPr>
-          <w:p>
-            <w:pPr>
-              <w:spacing w:before="0" w:after="60"/>
-              <w:keepNext/>
-              <w:jc w:val="center"/>
-            </w:pPr>
-            <w:r>
-              <w:rPr>
-                <w:rFonts w:ascii="Calibri" w:hAnsi="Calibri"/>
-                <w:sz w:val="20"/>
-              </w:rPr>
-              <w:t xml:space="default">[-0.146, 0.318]</w:t>
-            </w:r>
-          </w:p>
-        </w:tc>
-        <w:tc>
-          <w:tcPr>
-            <w:tcBorders>
-              <w:top w:val="single" w:space="0" w:color="D3D3D3"/>
-              <w:bottom w:val="single" w:space="0" w:color="D3D3D3"/>
-              <w:start w:val="single" w:space="0" w:color="D3D3D3"/>
-              <w:end w:val="single" w:space="0" w:color="D3D3D3"/>
-            </w:tcBorders>
-          </w:tcPr>
-          <w:p>
-            <w:pPr>
-              <w:spacing w:before="0" w:after="60"/>
-              <w:keepNext/>
-              <w:jc w:val="center"/>
-            </w:pPr>
-            <w:r>
-              <w:rPr>
-                <w:rFonts w:ascii="Calibri" w:hAnsi="Calibri"/>
-                <w:sz w:val="20"/>
-              </w:rPr>
-              <w:t xml:space="default">0.468</w:t>
-            </w:r>
-          </w:p>
-        </w:tc>
-        <w:tc>
-          <w:tcPr>
-            <w:tcBorders>
-              <w:top w:val="single" w:space="0" w:color="D3D3D3"/>
-              <w:bottom w:val="single" w:space="0" w:color="D3D3D3"/>
-              <w:start w:val="single" w:space="0" w:color="D3D3D3"/>
-              <w:end w:val="single" w:space="0" w:color="D3D3D3"/>
-            </w:tcBorders>
-          </w:tcPr>
-          <w:p>
-            <w:pPr>
-              <w:spacing w:before="0" w:after="60"/>
-              <w:keepNext/>
-              <w:jc w:val="center"/>
-            </w:pPr>
-            <w:r>
-              <w:rPr>
-                <w:rFonts w:ascii="Calibri" w:hAnsi="Calibri"/>
-                <w:sz w:val="20"/>
-              </w:rPr>
-              <w:t xml:space="default"/>
-            </w:r>
-          </w:p>
-        </w:tc>
-        <w:tc>
-          <w:tcPr>
-            <w:tcBorders>
-              <w:top w:val="single" w:space="0" w:color="D3D3D3"/>
-              <w:bottom w:val="single" w:space="0" w:color="D3D3D3"/>
-              <w:start w:val="single" w:space="0" w:color="D3D3D3"/>
-              <w:end w:val="single" w:space="0" w:color="D3D3D3"/>
-            </w:tcBorders>
-          </w:tcPr>
-          <w:p>
-            <w:pPr>
-              <w:spacing w:before="0" w:after="60"/>
-              <w:keepNext/>
-              <w:jc w:val="center"/>
-            </w:pPr>
-            <w:r>
-              <w:rPr>
-                <w:rFonts w:ascii="Calibri" w:hAnsi="Calibri"/>
-                <w:sz w:val="20"/>
-              </w:rPr>
-              <w:t xml:space="default">0.101 (0.119)</w:t>
-            </w:r>
-          </w:p>
-        </w:tc>
-        <w:tc>
-          <w:tcPr>
-            <w:tcBorders>
-              <w:top w:val="single" w:space="0" w:color="D3D3D3"/>
-              <w:bottom w:val="single" w:space="0" w:color="D3D3D3"/>
-              <w:start w:val="single" w:space="0" w:color="D3D3D3"/>
-              <w:end w:val="single" w:space="0" w:color="D3D3D3"/>
-            </w:tcBorders>
-          </w:tcPr>
-          <w:p>
-            <w:pPr>
-              <w:spacing w:before="0" w:after="60"/>
-              <w:keepNext/>
-              <w:jc w:val="center"/>
-            </w:pPr>
-            <w:r>
-              <w:rPr>
-                <w:rFonts w:ascii="Calibri" w:hAnsi="Calibri"/>
-                <w:sz w:val="20"/>
-              </w:rPr>
-              <w:t xml:space="default">[-0.131, 0.334]</w:t>
-            </w:r>
-          </w:p>
-        </w:tc>
-        <w:tc>
-          <w:tcPr>
-            <w:tcBorders>
-              <w:top w:val="single" w:space="0" w:color="D3D3D3"/>
-              <w:bottom w:val="single" w:space="0" w:color="D3D3D3"/>
-              <w:start w:val="single" w:space="0" w:color="D3D3D3"/>
-              <w:end w:val="single" w:space="0" w:color="D3D3D3"/>
-            </w:tcBorders>
-          </w:tcPr>
-          <w:p>
-            <w:pPr>
-              <w:spacing w:before="0" w:after="60"/>
-              <w:keepNext/>
-              <w:jc w:val="center"/>
-            </w:pPr>
-            <w:r>
-              <w:rPr>
-                <w:rFonts w:ascii="Calibri" w:hAnsi="Calibri"/>
-                <w:sz w:val="20"/>
-              </w:rPr>
-              <w:t xml:space="default">0.395</w:t>
-            </w:r>
-          </w:p>
-        </w:tc>
-        <w:tc>
-          <w:tcPr>
-            <w:tcBorders>
-              <w:top w:val="single" w:space="0" w:color="D3D3D3"/>
-              <w:bottom w:val="single" w:space="0" w:color="D3D3D3"/>
-              <w:start w:val="single" w:space="0" w:color="D3D3D3"/>
-              <w:end w:val="single" w:space="0" w:color="D3D3D3"/>
-            </w:tcBorders>
-          </w:tcPr>
-          <w:p>
-            <w:pPr>
-              <w:spacing w:before="0" w:after="60"/>
-              <w:keepNext/>
-              <w:jc w:val="center"/>
-            </w:pPr>
-            <w:r>
-              <w:rPr>
-                <w:rFonts w:ascii="Calibri" w:hAnsi="Calibri"/>
-                <w:sz w:val="20"/>
-              </w:rPr>
-              <w:t xml:space="default"/>
+              <w:t xml:space="default">PXS</w:t>
+            </w:r>
+          </w:p>
+        </w:tc>
+        <w:tc>
+          <w:tcPr>
+            <w:tcBorders>
+              <w:top w:val="single" w:space="0" w:color="D3D3D3"/>
+              <w:bottom w:val="single" w:space="0" w:color="D3D3D3"/>
+              <w:start w:val="single" w:space="0" w:color="D3D3D3"/>
+              <w:end w:val="single" w:space="0" w:color="D3D3D3"/>
+            </w:tcBorders>
+          </w:tcPr>
+          <w:p>
+            <w:pPr>
+              <w:spacing w:before="0" w:after="60"/>
+              <w:keepNext/>
+              <w:jc w:val="center"/>
+            </w:pPr>
+            <w:r>
+              <w:rPr>
+                <w:rFonts w:ascii="Calibri" w:hAnsi="Calibri"/>
+                <w:sz w:val="20"/>
+              </w:rPr>
+              <w:t xml:space="default">0.027 (0.044)</w:t>
+            </w:r>
+          </w:p>
+        </w:tc>
+        <w:tc>
+          <w:tcPr>
+            <w:tcBorders>
+              <w:top w:val="single" w:space="0" w:color="D3D3D3"/>
+              <w:bottom w:val="single" w:space="0" w:color="D3D3D3"/>
+              <w:start w:val="single" w:space="0" w:color="D3D3D3"/>
+              <w:end w:val="single" w:space="0" w:color="D3D3D3"/>
+            </w:tcBorders>
+          </w:tcPr>
+          <w:p>
+            <w:pPr>
+              <w:spacing w:before="0" w:after="60"/>
+              <w:keepNext/>
+              <w:jc w:val="center"/>
+            </w:pPr>
+            <w:r>
+              <w:rPr>
+                <w:rFonts w:ascii="Calibri" w:hAnsi="Calibri"/>
+                <w:sz w:val="20"/>
+              </w:rPr>
+              <w:t xml:space="default">[-0.059, 0.113]</w:t>
+            </w:r>
+          </w:p>
+        </w:tc>
+        <w:tc>
+          <w:tcPr>
+            <w:tcBorders>
+              <w:top w:val="single" w:space="0" w:color="D3D3D3"/>
+              <w:bottom w:val="single" w:space="0" w:color="D3D3D3"/>
+              <w:start w:val="single" w:space="0" w:color="D3D3D3"/>
+              <w:end w:val="single" w:space="0" w:color="D3D3D3"/>
+            </w:tcBorders>
+          </w:tcPr>
+          <w:p>
+            <w:pPr>
+              <w:spacing w:before="0" w:after="60"/>
+              <w:keepNext/>
+              <w:jc w:val="center"/>
+            </w:pPr>
+            <w:r>
+              <w:rPr>
+                <w:rFonts w:ascii="Calibri" w:hAnsi="Calibri"/>
+                <w:sz w:val="20"/>
+              </w:rPr>
+              <w:t xml:space="default">0.534</w:t>
+            </w:r>
+          </w:p>
+        </w:tc>
+        <w:tc>
+          <w:tcPr>
+            <w:tcBorders>
+              <w:top w:val="single" w:space="0" w:color="D3D3D3"/>
+              <w:bottom w:val="single" w:space="0" w:color="D3D3D3"/>
+              <w:start w:val="single" w:space="0" w:color="D3D3D3"/>
+              <w:end w:val="single" w:space="0" w:color="D3D3D3"/>
+            </w:tcBorders>
+          </w:tcPr>
+          <w:p>
+            <w:pPr>
+              <w:spacing w:before="0" w:after="60"/>
+              <w:keepNext/>
+              <w:jc w:val="center"/>
+            </w:pPr>
+            <w:r>
+              <w:rPr>
+                <w:rFonts w:ascii="Calibri" w:hAnsi="Calibri"/>
+                <w:sz w:val="20"/>
+              </w:rPr>
+              <w:t xml:space="default">0.674</w:t>
+            </w:r>
+          </w:p>
+        </w:tc>
+        <w:tc>
+          <w:tcPr>
+            <w:tcBorders>
+              <w:top w:val="single" w:space="0" w:color="D3D3D3"/>
+              <w:bottom w:val="single" w:space="0" w:color="D3D3D3"/>
+              <w:start w:val="single" w:space="0" w:color="D3D3D3"/>
+              <w:end w:val="single" w:space="0" w:color="D3D3D3"/>
+            </w:tcBorders>
+          </w:tcPr>
+          <w:p>
+            <w:pPr>
+              <w:spacing w:before="0" w:after="60"/>
+              <w:keepNext/>
+              <w:jc w:val="center"/>
+            </w:pPr>
+            <w:r>
+              <w:rPr>
+                <w:rFonts w:ascii="Calibri" w:hAnsi="Calibri"/>
+                <w:sz w:val="20"/>
+              </w:rPr>
+              <w:t xml:space="default">-0.016 (0.044)</w:t>
+            </w:r>
+          </w:p>
+        </w:tc>
+        <w:tc>
+          <w:tcPr>
+            <w:tcBorders>
+              <w:top w:val="single" w:space="0" w:color="D3D3D3"/>
+              <w:bottom w:val="single" w:space="0" w:color="D3D3D3"/>
+              <w:start w:val="single" w:space="0" w:color="D3D3D3"/>
+              <w:end w:val="single" w:space="0" w:color="D3D3D3"/>
+            </w:tcBorders>
+          </w:tcPr>
+          <w:p>
+            <w:pPr>
+              <w:spacing w:before="0" w:after="60"/>
+              <w:keepNext/>
+              <w:jc w:val="center"/>
+            </w:pPr>
+            <w:r>
+              <w:rPr>
+                <w:rFonts w:ascii="Calibri" w:hAnsi="Calibri"/>
+                <w:sz w:val="20"/>
+              </w:rPr>
+              <w:t xml:space="default">[-0.102, 0.071]</w:t>
+            </w:r>
+          </w:p>
+        </w:tc>
+        <w:tc>
+          <w:tcPr>
+            <w:tcBorders>
+              <w:top w:val="single" w:space="0" w:color="D3D3D3"/>
+              <w:bottom w:val="single" w:space="0" w:color="D3D3D3"/>
+              <w:start w:val="single" w:space="0" w:color="D3D3D3"/>
+              <w:end w:val="single" w:space="0" w:color="D3D3D3"/>
+            </w:tcBorders>
+          </w:tcPr>
+          <w:p>
+            <w:pPr>
+              <w:spacing w:before="0" w:after="60"/>
+              <w:keepNext/>
+              <w:jc w:val="center"/>
+            </w:pPr>
+            <w:r>
+              <w:rPr>
+                <w:rFonts w:ascii="Calibri" w:hAnsi="Calibri"/>
+                <w:sz w:val="20"/>
+              </w:rPr>
+              <w:t xml:space="default">0.721</w:t>
+            </w:r>
+          </w:p>
+        </w:tc>
+        <w:tc>
+          <w:tcPr>
+            <w:tcBorders>
+              <w:top w:val="single" w:space="0" w:color="D3D3D3"/>
+              <w:bottom w:val="single" w:space="0" w:color="D3D3D3"/>
+              <w:start w:val="single" w:space="0" w:color="D3D3D3"/>
+              <w:end w:val="single" w:space="0" w:color="D3D3D3"/>
+            </w:tcBorders>
+          </w:tcPr>
+          <w:p>
+            <w:pPr>
+              <w:spacing w:before="0" w:after="60"/>
+              <w:keepNext/>
+              <w:jc w:val="center"/>
+            </w:pPr>
+            <w:r>
+              <w:rPr>
+                <w:rFonts w:ascii="Calibri" w:hAnsi="Calibri"/>
+                <w:sz w:val="20"/>
+              </w:rPr>
+              <w:t xml:space="default">0.844</w:t>
             </w:r>
           </w:p>
         </w:tc>
@@ -6581,7 +6611,7 @@
                 <w:rFonts w:ascii="Calibri" w:hAnsi="Calibri"/>
                 <w:sz w:val="20"/>
               </w:rPr>
-              <w:t xml:space="default">Family History (≥2 FDR)</w:t>
+              <w:t xml:space="default">FHx</w:t>
             </w:r>
           </w:p>
         </w:tc>
@@ -6677,7 +6707,7 @@
                 <w:rFonts w:ascii="Calibri" w:hAnsi="Calibri"/>
                 <w:sz w:val="20"/>
               </w:rPr>
-              <w:t xml:space="default"/>
+              <w:t xml:space="default">0.621</w:t>
             </w:r>
           </w:p>
         </w:tc>
@@ -6773,7 +6803,7 @@
                 <w:rFonts w:ascii="Calibri" w:hAnsi="Calibri"/>
                 <w:sz w:val="20"/>
               </w:rPr>
-              <w:t xml:space="default"/>
+              <w:t xml:space="default">0.785</w:t>
             </w:r>
           </w:p>
         </w:tc>
@@ -7146,7 +7176,7 @@
                 <w:rFonts w:ascii="Calibri" w:hAnsi="Calibri"/>
                 <w:sz w:val="20"/>
               </w:rPr>
-              <w:t xml:space="default"/>
+              <w:t xml:space="default">—</w:t>
             </w:r>
           </w:p>
         </w:tc>
@@ -7243,7 +7273,7 @@
                 <w:rFonts w:ascii="Calibri" w:hAnsi="Calibri"/>
                 <w:sz w:val="20"/>
               </w:rPr>
-              <w:t xml:space="default">*</w:t>
+              <w:t xml:space="default">—</w:t>
             </w:r>
           </w:p>
         </w:tc>
@@ -7272,7 +7302,7 @@
                 <w:rFonts w:ascii="Calibri" w:hAnsi="Calibri"/>
                 <w:sz w:val="20"/>
               </w:rPr>
-              <w:t xml:space="default">Sex (Male)</w:t>
+              <w:t xml:space="default">Sex</w:t>
             </w:r>
           </w:p>
         </w:tc>
@@ -7368,7 +7398,7 @@
                 <w:rFonts w:ascii="Calibri" w:hAnsi="Calibri"/>
                 <w:sz w:val="20"/>
               </w:rPr>
-              <w:t xml:space="default"/>
+              <w:t xml:space="default">—</w:t>
             </w:r>
           </w:p>
         </w:tc>
@@ -7464,7 +7494,7 @@
                 <w:rFonts w:ascii="Calibri" w:hAnsi="Calibri"/>
                 <w:sz w:val="20"/>
               </w:rPr>
-              <w:t xml:space="default"/>
+              <w:t xml:space="default">—</w:t>
             </w:r>
           </w:p>
         </w:tc>
@@ -7589,7 +7619,7 @@
                 <w:rFonts w:ascii="Calibri" w:hAnsi="Calibri"/>
                 <w:sz w:val="20"/>
               </w:rPr>
-              <w:t xml:space="default"/>
+              <w:t xml:space="default">—</w:t>
             </w:r>
           </w:p>
         </w:tc>
@@ -7685,7 +7715,7 @@
                 <w:rFonts w:ascii="Calibri" w:hAnsi="Calibri"/>
                 <w:sz w:val="20"/>
               </w:rPr>
-              <w:t xml:space="default"/>
+              <w:t xml:space="default">—</w:t>
             </w:r>
           </w:p>
         </w:tc>
@@ -7748,199 +7778,203 @@
                 <w:rFonts w:ascii="Calibri" w:hAnsi="Calibri"/>
                 <w:sz w:val="20"/>
               </w:rPr>
-              <w:t xml:space="default">Clinical Risk Score</w:t>
-            </w:r>
-          </w:p>
-        </w:tc>
-        <w:tc>
-          <w:tcPr>
-            <w:tcBorders>
-              <w:top w:val="single" w:space="0" w:color="D3D3D3"/>
-              <w:bottom w:val="single" w:space="0" w:color="D3D3D3"/>
-              <w:start w:val="single" w:space="0" w:color="D3D3D3"/>
-              <w:end w:val="single" w:space="0" w:color="D3D3D3"/>
-            </w:tcBorders>
-          </w:tcPr>
-          <w:p>
-            <w:pPr>
-              <w:spacing w:before="0" w:after="60"/>
-              <w:keepNext/>
-              <w:jc w:val="center"/>
-            </w:pPr>
-            <w:r>
-              <w:rPr>
-                <w:rFonts w:ascii="Calibri" w:hAnsi="Calibri"/>
-                <w:sz w:val="20"/>
-              </w:rPr>
-              <w:t xml:space="default">0.046 (0.032)</w:t>
-            </w:r>
-          </w:p>
-        </w:tc>
-        <w:tc>
-          <w:tcPr>
-            <w:tcBorders>
-              <w:top w:val="single" w:space="0" w:color="D3D3D3"/>
-              <w:bottom w:val="single" w:space="0" w:color="D3D3D3"/>
-              <w:start w:val="single" w:space="0" w:color="D3D3D3"/>
-              <w:end w:val="single" w:space="0" w:color="D3D3D3"/>
-            </w:tcBorders>
-          </w:tcPr>
-          <w:p>
-            <w:pPr>
-              <w:spacing w:before="0" w:after="60"/>
-              <w:keepNext/>
-              <w:jc w:val="center"/>
-            </w:pPr>
-            <w:r>
-              <w:rPr>
-                <w:rFonts w:ascii="Calibri" w:hAnsi="Calibri"/>
-                <w:sz w:val="20"/>
-              </w:rPr>
-              <w:t xml:space="default">[-0.018, 0.109]</w:t>
-            </w:r>
-          </w:p>
-        </w:tc>
-        <w:tc>
-          <w:tcPr>
-            <w:tcBorders>
-              <w:top w:val="single" w:space="0" w:color="D3D3D3"/>
-              <w:bottom w:val="single" w:space="0" w:color="D3D3D3"/>
-              <w:start w:val="single" w:space="0" w:color="D3D3D3"/>
-              <w:end w:val="single" w:space="0" w:color="D3D3D3"/>
-            </w:tcBorders>
-          </w:tcPr>
-          <w:p>
-            <w:pPr>
-              <w:spacing w:before="0" w:after="60"/>
-              <w:keepNext/>
-              <w:jc w:val="center"/>
-            </w:pPr>
-            <w:r>
-              <w:rPr>
-                <w:rFonts w:ascii="Calibri" w:hAnsi="Calibri"/>
-                <w:sz w:val="20"/>
-              </w:rPr>
-              <w:t xml:space="default">0.162</w:t>
-            </w:r>
-          </w:p>
-        </w:tc>
-        <w:tc>
-          <w:tcPr>
-            <w:tcBorders>
-              <w:top w:val="single" w:space="0" w:color="D3D3D3"/>
-              <w:bottom w:val="single" w:space="0" w:color="D3D3D3"/>
-              <w:start w:val="single" w:space="0" w:color="D3D3D3"/>
-              <w:end w:val="single" w:space="0" w:color="D3D3D3"/>
-            </w:tcBorders>
-          </w:tcPr>
-          <w:p>
-            <w:pPr>
-              <w:spacing w:before="0" w:after="60"/>
-              <w:keepNext/>
-              <w:jc w:val="center"/>
-            </w:pPr>
-            <w:r>
-              <w:rPr>
-                <w:rFonts w:ascii="Calibri" w:hAnsi="Calibri"/>
-                <w:sz w:val="20"/>
-              </w:rPr>
-              <w:t xml:space="default"/>
-            </w:r>
-          </w:p>
-        </w:tc>
-        <w:tc>
-          <w:tcPr>
-            <w:tcBorders>
-              <w:top w:val="single" w:space="0" w:color="D3D3D3"/>
-              <w:bottom w:val="single" w:space="0" w:color="D3D3D3"/>
-              <w:start w:val="single" w:space="0" w:color="D3D3D3"/>
-              <w:end w:val="single" w:space="0" w:color="D3D3D3"/>
-            </w:tcBorders>
-          </w:tcPr>
-          <w:p>
-            <w:pPr>
-              <w:spacing w:before="0" w:after="60"/>
-              <w:keepNext/>
-              <w:jc w:val="center"/>
-            </w:pPr>
-            <w:r>
-              <w:rPr>
-                <w:rFonts w:ascii="Calibri" w:hAnsi="Calibri"/>
-                <w:sz w:val="20"/>
-              </w:rPr>
-              <w:t xml:space="default">0.003 (0.032)</w:t>
-            </w:r>
-          </w:p>
-        </w:tc>
-        <w:tc>
-          <w:tcPr>
-            <w:tcBorders>
-              <w:top w:val="single" w:space="0" w:color="D3D3D3"/>
-              <w:bottom w:val="single" w:space="0" w:color="D3D3D3"/>
-              <w:start w:val="single" w:space="0" w:color="D3D3D3"/>
-              <w:end w:val="single" w:space="0" w:color="D3D3D3"/>
-            </w:tcBorders>
-          </w:tcPr>
-          <w:p>
-            <w:pPr>
-              <w:spacing w:before="0" w:after="60"/>
-              <w:keepNext/>
-              <w:jc w:val="center"/>
-            </w:pPr>
-            <w:r>
-              <w:rPr>
-                <w:rFonts w:ascii="Calibri" w:hAnsi="Calibri"/>
-                <w:sz w:val="20"/>
-              </w:rPr>
-              <w:t xml:space="default">[-0.060, 0.067]</w:t>
-            </w:r>
-          </w:p>
-        </w:tc>
-        <w:tc>
-          <w:tcPr>
-            <w:tcBorders>
-              <w:top w:val="single" w:space="0" w:color="D3D3D3"/>
-              <w:bottom w:val="single" w:space="0" w:color="D3D3D3"/>
-              <w:start w:val="single" w:space="0" w:color="D3D3D3"/>
-              <w:end w:val="single" w:space="0" w:color="D3D3D3"/>
-            </w:tcBorders>
-          </w:tcPr>
-          <w:p>
-            <w:pPr>
-              <w:spacing w:before="0" w:after="60"/>
-              <w:keepNext/>
-              <w:jc w:val="center"/>
-            </w:pPr>
-            <w:r>
-              <w:rPr>
-                <w:rFonts w:ascii="Calibri" w:hAnsi="Calibri"/>
-                <w:sz w:val="20"/>
-              </w:rPr>
-              <w:t xml:space="default">0.923</w:t>
-            </w:r>
-          </w:p>
-        </w:tc>
-        <w:tc>
-          <w:tcPr>
-            <w:tcBorders>
-              <w:top w:val="single" w:space="0" w:color="D3D3D3"/>
-              <w:bottom w:val="single" w:space="0" w:color="D3D3D3"/>
-              <w:start w:val="single" w:space="0" w:color="D3D3D3"/>
-              <w:end w:val="single" w:space="0" w:color="D3D3D3"/>
-            </w:tcBorders>
-          </w:tcPr>
-          <w:p>
-            <w:pPr>
-              <w:spacing w:before="0" w:after="60"/>
-              <w:keepNext/>
-              <w:jc w:val="center"/>
-            </w:pPr>
-            <w:r>
-              <w:rPr>
-                <w:rFonts w:ascii="Calibri" w:hAnsi="Calibri"/>
-                <w:sz w:val="20"/>
-              </w:rPr>
-              <w:t xml:space="default"/>
+              <w:t xml:space="default">APOE ε4 Carrier</w:t>
+            </w:r>
+          </w:p>
+        </w:tc>
+        <w:tc>
+          <w:tcPr>
+            <w:tcBorders>
+              <w:top w:val="single" w:space="0" w:color="D3D3D3"/>
+              <w:bottom w:val="single" w:space="0" w:color="D3D3D3"/>
+              <w:start w:val="single" w:space="0" w:color="D3D3D3"/>
+              <w:end w:val="single" w:space="0" w:color="D3D3D3"/>
+            </w:tcBorders>
+          </w:tcPr>
+          <w:p>
+            <w:pPr>
+              <w:spacing w:before="0" w:after="60"/>
+              <w:keepNext/>
+              <w:jc w:val="center"/>
+            </w:pPr>
+            <w:r>
+              <w:rPr>
+                <w:rFonts w:ascii="Calibri" w:hAnsi="Calibri"/>
+                <w:sz w:val="20"/>
+              </w:rPr>
+              <w:t xml:space="default">0.247 (0.066)</w:t>
+            </w:r>
+          </w:p>
+        </w:tc>
+        <w:tc>
+          <w:tcPr>
+            <w:tcBorders>
+              <w:top w:val="single" w:space="0" w:color="D3D3D3"/>
+              <w:bottom w:val="single" w:space="0" w:color="D3D3D3"/>
+              <w:start w:val="single" w:space="0" w:color="D3D3D3"/>
+              <w:end w:val="single" w:space="0" w:color="D3D3D3"/>
+            </w:tcBorders>
+          </w:tcPr>
+          <w:p>
+            <w:pPr>
+              <w:spacing w:before="0" w:after="60"/>
+              <w:keepNext/>
+              <w:jc w:val="center"/>
+            </w:pPr>
+            <w:r>
+              <w:rPr>
+                <w:rFonts w:ascii="Calibri" w:hAnsi="Calibri"/>
+                <w:sz w:val="20"/>
+              </w:rPr>
+              <w:t xml:space="default">[0.118, 0.377]</w:t>
+            </w:r>
+          </w:p>
+        </w:tc>
+        <w:tc>
+          <w:tcPr>
+            <w:tcBorders>
+              <w:top w:val="single" w:space="0" w:color="D3D3D3"/>
+              <w:bottom w:val="single" w:space="0" w:color="D3D3D3"/>
+              <w:start w:val="single" w:space="0" w:color="D3D3D3"/>
+              <w:end w:val="single" w:space="0" w:color="D3D3D3"/>
+            </w:tcBorders>
+            <w:shd w:val="clear" w:color="auto" w:fill="E8F4E8"/>
+          </w:tcPr>
+          <w:p>
+            <w:pPr>
+              <w:spacing w:before="0" w:after="60"/>
+              <w:keepNext/>
+              <w:jc w:val="center"/>
+            </w:pPr>
+            <w:r>
+              <w:rPr>
+                <w:rFonts w:ascii="Calibri" w:hAnsi="Calibri"/>
+                <w:sz w:val="20"/>
+              </w:rPr>
+              <w:t xml:space="default">&lt;0.001</w:t>
+            </w:r>
+          </w:p>
+        </w:tc>
+        <w:tc>
+          <w:tcPr>
+            <w:tcBorders>
+              <w:top w:val="single" w:space="0" w:color="D3D3D3"/>
+              <w:bottom w:val="single" w:space="0" w:color="D3D3D3"/>
+              <w:start w:val="single" w:space="0" w:color="D3D3D3"/>
+              <w:end w:val="single" w:space="0" w:color="D3D3D3"/>
+            </w:tcBorders>
+            <w:shd w:val="clear" w:color="auto" w:fill="C8E6C9"/>
+          </w:tcPr>
+          <w:p>
+            <w:pPr>
+              <w:spacing w:before="0" w:after="60"/>
+              <w:keepNext/>
+              <w:jc w:val="center"/>
+            </w:pPr>
+            <w:r>
+              <w:rPr>
+                <w:rFonts w:ascii="Calibri" w:hAnsi="Calibri"/>
+                <w:sz w:val="20"/>
+              </w:rPr>
+              <w:t xml:space="default">0.006</w:t>
+            </w:r>
+          </w:p>
+        </w:tc>
+        <w:tc>
+          <w:tcPr>
+            <w:tcBorders>
+              <w:top w:val="single" w:space="0" w:color="D3D3D3"/>
+              <w:bottom w:val="single" w:space="0" w:color="D3D3D3"/>
+              <w:start w:val="single" w:space="0" w:color="D3D3D3"/>
+              <w:end w:val="single" w:space="0" w:color="D3D3D3"/>
+            </w:tcBorders>
+          </w:tcPr>
+          <w:p>
+            <w:pPr>
+              <w:spacing w:before="0" w:after="60"/>
+              <w:keepNext/>
+              <w:jc w:val="center"/>
+            </w:pPr>
+            <w:r>
+              <w:rPr>
+                <w:rFonts w:ascii="Calibri" w:hAnsi="Calibri"/>
+                <w:sz w:val="20"/>
+              </w:rPr>
+              <w:t xml:space="default">0.280 (0.068)</w:t>
+            </w:r>
+          </w:p>
+        </w:tc>
+        <w:tc>
+          <w:tcPr>
+            <w:tcBorders>
+              <w:top w:val="single" w:space="0" w:color="D3D3D3"/>
+              <w:bottom w:val="single" w:space="0" w:color="D3D3D3"/>
+              <w:start w:val="single" w:space="0" w:color="D3D3D3"/>
+              <w:end w:val="single" w:space="0" w:color="D3D3D3"/>
+            </w:tcBorders>
+          </w:tcPr>
+          <w:p>
+            <w:pPr>
+              <w:spacing w:before="0" w:after="60"/>
+              <w:keepNext/>
+              <w:jc w:val="center"/>
+            </w:pPr>
+            <w:r>
+              <w:rPr>
+                <w:rFonts w:ascii="Calibri" w:hAnsi="Calibri"/>
+                <w:sz w:val="20"/>
+              </w:rPr>
+              <w:t xml:space="default">[0.146, 0.414]</w:t>
+            </w:r>
+          </w:p>
+        </w:tc>
+        <w:tc>
+          <w:tcPr>
+            <w:tcBorders>
+              <w:top w:val="single" w:space="0" w:color="D3D3D3"/>
+              <w:bottom w:val="single" w:space="0" w:color="D3D3D3"/>
+              <w:start w:val="single" w:space="0" w:color="D3D3D3"/>
+              <w:end w:val="single" w:space="0" w:color="D3D3D3"/>
+            </w:tcBorders>
+            <w:shd w:val="clear" w:color="auto" w:fill="E8F4E8"/>
+          </w:tcPr>
+          <w:p>
+            <w:pPr>
+              <w:spacing w:before="0" w:after="60"/>
+              <w:keepNext/>
+              <w:jc w:val="center"/>
+            </w:pPr>
+            <w:r>
+              <w:rPr>
+                <w:rFonts w:ascii="Calibri" w:hAnsi="Calibri"/>
+                <w:sz w:val="20"/>
+              </w:rPr>
+              <w:t xml:space="default">&lt;0.001</w:t>
+            </w:r>
+          </w:p>
+        </w:tc>
+        <w:tc>
+          <w:tcPr>
+            <w:tcBorders>
+              <w:top w:val="single" w:space="0" w:color="D3D3D3"/>
+              <w:bottom w:val="single" w:space="0" w:color="D3D3D3"/>
+              <w:start w:val="single" w:space="0" w:color="D3D3D3"/>
+              <w:end w:val="single" w:space="0" w:color="D3D3D3"/>
+            </w:tcBorders>
+            <w:shd w:val="clear" w:color="auto" w:fill="C8E6C9"/>
+          </w:tcPr>
+          <w:p>
+            <w:pPr>
+              <w:spacing w:before="0" w:after="60"/>
+              <w:keepNext/>
+              <w:jc w:val="center"/>
+            </w:pPr>
+            <w:r>
+              <w:rPr>
+                <w:rFonts w:ascii="Calibri" w:hAnsi="Calibri"/>
+                <w:sz w:val="20"/>
+              </w:rPr>
+              <w:t xml:space="default">0.003</w:t>
             </w:r>
           </w:p>
         </w:tc>
@@ -7969,201 +8003,199 @@
                 <w:rFonts w:ascii="Calibri" w:hAnsi="Calibri"/>
                 <w:sz w:val="20"/>
               </w:rPr>
-              <w:t xml:space="default">APOE ε4 Carrier</w:t>
-            </w:r>
-          </w:p>
-        </w:tc>
-        <w:tc>
-          <w:tcPr>
-            <w:tcBorders>
-              <w:top w:val="single" w:space="0" w:color="D3D3D3"/>
-              <w:bottom w:val="single" w:space="0" w:color="D3D3D3"/>
-              <w:start w:val="single" w:space="0" w:color="D3D3D3"/>
-              <w:end w:val="single" w:space="0" w:color="D3D3D3"/>
-            </w:tcBorders>
-          </w:tcPr>
-          <w:p>
-            <w:pPr>
-              <w:spacing w:before="0" w:after="60"/>
-              <w:keepNext/>
-              <w:jc w:val="center"/>
-            </w:pPr>
-            <w:r>
-              <w:rPr>
-                <w:rFonts w:ascii="Calibri" w:hAnsi="Calibri"/>
-                <w:sz w:val="20"/>
-              </w:rPr>
-              <w:t xml:space="default">0.247 (0.066)</w:t>
-            </w:r>
-          </w:p>
-        </w:tc>
-        <w:tc>
-          <w:tcPr>
-            <w:tcBorders>
-              <w:top w:val="single" w:space="0" w:color="D3D3D3"/>
-              <w:bottom w:val="single" w:space="0" w:color="D3D3D3"/>
-              <w:start w:val="single" w:space="0" w:color="D3D3D3"/>
-              <w:end w:val="single" w:space="0" w:color="D3D3D3"/>
-            </w:tcBorders>
-          </w:tcPr>
-          <w:p>
-            <w:pPr>
-              <w:spacing w:before="0" w:after="60"/>
-              <w:keepNext/>
-              <w:jc w:val="center"/>
-            </w:pPr>
-            <w:r>
-              <w:rPr>
-                <w:rFonts w:ascii="Calibri" w:hAnsi="Calibri"/>
-                <w:sz w:val="20"/>
-              </w:rPr>
-              <w:t xml:space="default">[0.118, 0.377]</w:t>
-            </w:r>
-          </w:p>
-        </w:tc>
-        <w:tc>
-          <w:tcPr>
-            <w:tcBorders>
-              <w:top w:val="single" w:space="0" w:color="D3D3D3"/>
-              <w:bottom w:val="single" w:space="0" w:color="D3D3D3"/>
-              <w:start w:val="single" w:space="0" w:color="D3D3D3"/>
-              <w:end w:val="single" w:space="0" w:color="D3D3D3"/>
-            </w:tcBorders>
-            <w:shd w:val="clear" w:color="auto" w:fill="E8F4E8"/>
-          </w:tcPr>
-          <w:p>
-            <w:pPr>
-              <w:spacing w:before="0" w:after="60"/>
-              <w:keepNext/>
-              <w:jc w:val="center"/>
-            </w:pPr>
-            <w:r>
-              <w:rPr>
-                <w:rFonts w:ascii="Calibri" w:hAnsi="Calibri"/>
-                <w:sz w:val="20"/>
-              </w:rPr>
-              <w:t xml:space="default">&lt;0.001</w:t>
-            </w:r>
-          </w:p>
-        </w:tc>
-        <w:tc>
-          <w:tcPr>
-            <w:tcBorders>
-              <w:top w:val="single" w:space="0" w:color="D3D3D3"/>
-              <w:bottom w:val="single" w:space="0" w:color="D3D3D3"/>
-              <w:start w:val="single" w:space="0" w:color="D3D3D3"/>
-              <w:end w:val="single" w:space="0" w:color="D3D3D3"/>
-            </w:tcBorders>
-          </w:tcPr>
-          <w:p>
-            <w:pPr>
-              <w:spacing w:before="0" w:after="60"/>
-              <w:keepNext/>
-              <w:jc w:val="center"/>
-            </w:pPr>
-            <w:r>
-              <w:rPr>
-                <w:rFonts w:ascii="Calibri" w:hAnsi="Calibri"/>
-                <w:sz w:val="20"/>
-              </w:rPr>
-              <w:t xml:space="default">***</w:t>
-            </w:r>
-          </w:p>
-        </w:tc>
-        <w:tc>
-          <w:tcPr>
-            <w:tcBorders>
-              <w:top w:val="single" w:space="0" w:color="D3D3D3"/>
-              <w:bottom w:val="single" w:space="0" w:color="D3D3D3"/>
-              <w:start w:val="single" w:space="0" w:color="D3D3D3"/>
-              <w:end w:val="single" w:space="0" w:color="D3D3D3"/>
-            </w:tcBorders>
-          </w:tcPr>
-          <w:p>
-            <w:pPr>
-              <w:spacing w:before="0" w:after="60"/>
-              <w:keepNext/>
-              <w:jc w:val="center"/>
-            </w:pPr>
-            <w:r>
-              <w:rPr>
-                <w:rFonts w:ascii="Calibri" w:hAnsi="Calibri"/>
-                <w:sz w:val="20"/>
-              </w:rPr>
-              <w:t xml:space="default">0.280 (0.068)</w:t>
-            </w:r>
-          </w:p>
-        </w:tc>
-        <w:tc>
-          <w:tcPr>
-            <w:tcBorders>
-              <w:top w:val="single" w:space="0" w:color="D3D3D3"/>
-              <w:bottom w:val="single" w:space="0" w:color="D3D3D3"/>
-              <w:start w:val="single" w:space="0" w:color="D3D3D3"/>
-              <w:end w:val="single" w:space="0" w:color="D3D3D3"/>
-            </w:tcBorders>
-          </w:tcPr>
-          <w:p>
-            <w:pPr>
-              <w:spacing w:before="0" w:after="60"/>
-              <w:keepNext/>
-              <w:jc w:val="center"/>
-            </w:pPr>
-            <w:r>
-              <w:rPr>
-                <w:rFonts w:ascii="Calibri" w:hAnsi="Calibri"/>
-                <w:sz w:val="20"/>
-              </w:rPr>
-              <w:t xml:space="default">[0.146, 0.414]</w:t>
-            </w:r>
-          </w:p>
-        </w:tc>
-        <w:tc>
-          <w:tcPr>
-            <w:tcBorders>
-              <w:top w:val="single" w:space="0" w:color="D3D3D3"/>
-              <w:bottom w:val="single" w:space="0" w:color="D3D3D3"/>
-              <w:start w:val="single" w:space="0" w:color="D3D3D3"/>
-              <w:end w:val="single" w:space="0" w:color="D3D3D3"/>
-            </w:tcBorders>
-            <w:shd w:val="clear" w:color="auto" w:fill="E8F4E8"/>
-          </w:tcPr>
-          <w:p>
-            <w:pPr>
-              <w:spacing w:before="0" w:after="60"/>
-              <w:keepNext/>
-              <w:jc w:val="center"/>
-            </w:pPr>
-            <w:r>
-              <w:rPr>
-                <w:rFonts w:ascii="Calibri" w:hAnsi="Calibri"/>
-                <w:sz w:val="20"/>
-              </w:rPr>
-              <w:t xml:space="default">&lt;0.001</w:t>
-            </w:r>
-          </w:p>
-        </w:tc>
-        <w:tc>
-          <w:tcPr>
-            <w:tcBorders>
-              <w:top w:val="single" w:space="0" w:color="D3D3D3"/>
-              <w:bottom w:val="single" w:space="0" w:color="D3D3D3"/>
-              <w:start w:val="single" w:space="0" w:color="D3D3D3"/>
-              <w:end w:val="single" w:space="0" w:color="D3D3D3"/>
-            </w:tcBorders>
-          </w:tcPr>
-          <w:p>
-            <w:pPr>
-              <w:spacing w:before="0" w:after="60"/>
-              <w:keepNext/>
-              <w:jc w:val="center"/>
-            </w:pPr>
-            <w:r>
-              <w:rPr>
-                <w:rFonts w:ascii="Calibri" w:hAnsi="Calibri"/>
-                <w:sz w:val="20"/>
-              </w:rPr>
-              <w:t xml:space="default">***</w:t>
+              <w:t xml:space="default">PRS</w:t>
+            </w:r>
+          </w:p>
+        </w:tc>
+        <w:tc>
+          <w:tcPr>
+            <w:tcBorders>
+              <w:top w:val="single" w:space="0" w:color="D3D3D3"/>
+              <w:bottom w:val="single" w:space="0" w:color="D3D3D3"/>
+              <w:start w:val="single" w:space="0" w:color="D3D3D3"/>
+              <w:end w:val="single" w:space="0" w:color="D3D3D3"/>
+            </w:tcBorders>
+          </w:tcPr>
+          <w:p>
+            <w:pPr>
+              <w:spacing w:before="0" w:after="60"/>
+              <w:keepNext/>
+              <w:jc w:val="center"/>
+            </w:pPr>
+            <w:r>
+              <w:rPr>
+                <w:rFonts w:ascii="Calibri" w:hAnsi="Calibri"/>
+                <w:sz w:val="20"/>
+              </w:rPr>
+              <w:t xml:space="default">-0.078 (0.086)</w:t>
+            </w:r>
+          </w:p>
+        </w:tc>
+        <w:tc>
+          <w:tcPr>
+            <w:tcBorders>
+              <w:top w:val="single" w:space="0" w:color="D3D3D3"/>
+              <w:bottom w:val="single" w:space="0" w:color="D3D3D3"/>
+              <w:start w:val="single" w:space="0" w:color="D3D3D3"/>
+              <w:end w:val="single" w:space="0" w:color="D3D3D3"/>
+            </w:tcBorders>
+          </w:tcPr>
+          <w:p>
+            <w:pPr>
+              <w:spacing w:before="0" w:after="60"/>
+              <w:keepNext/>
+              <w:jc w:val="center"/>
+            </w:pPr>
+            <w:r>
+              <w:rPr>
+                <w:rFonts w:ascii="Calibri" w:hAnsi="Calibri"/>
+                <w:sz w:val="20"/>
+              </w:rPr>
+              <w:t xml:space="default">[-0.247, 0.092]</w:t>
+            </w:r>
+          </w:p>
+        </w:tc>
+        <w:tc>
+          <w:tcPr>
+            <w:tcBorders>
+              <w:top w:val="single" w:space="0" w:color="D3D3D3"/>
+              <w:bottom w:val="single" w:space="0" w:color="D3D3D3"/>
+              <w:start w:val="single" w:space="0" w:color="D3D3D3"/>
+              <w:end w:val="single" w:space="0" w:color="D3D3D3"/>
+            </w:tcBorders>
+          </w:tcPr>
+          <w:p>
+            <w:pPr>
+              <w:spacing w:before="0" w:after="60"/>
+              <w:keepNext/>
+              <w:jc w:val="center"/>
+            </w:pPr>
+            <w:r>
+              <w:rPr>
+                <w:rFonts w:ascii="Calibri" w:hAnsi="Calibri"/>
+                <w:sz w:val="20"/>
+              </w:rPr>
+              <w:t xml:space="default">0.371</w:t>
+            </w:r>
+          </w:p>
+        </w:tc>
+        <w:tc>
+          <w:tcPr>
+            <w:tcBorders>
+              <w:top w:val="single" w:space="0" w:color="D3D3D3"/>
+              <w:bottom w:val="single" w:space="0" w:color="D3D3D3"/>
+              <w:start w:val="single" w:space="0" w:color="D3D3D3"/>
+              <w:end w:val="single" w:space="0" w:color="D3D3D3"/>
+            </w:tcBorders>
+          </w:tcPr>
+          <w:p>
+            <w:pPr>
+              <w:spacing w:before="0" w:after="60"/>
+              <w:keepNext/>
+              <w:jc w:val="center"/>
+            </w:pPr>
+            <w:r>
+              <w:rPr>
+                <w:rFonts w:ascii="Calibri" w:hAnsi="Calibri"/>
+                <w:sz w:val="20"/>
+              </w:rPr>
+              <w:t xml:space="default">0.564</w:t>
+            </w:r>
+          </w:p>
+        </w:tc>
+        <w:tc>
+          <w:tcPr>
+            <w:tcBorders>
+              <w:top w:val="single" w:space="0" w:color="D3D3D3"/>
+              <w:bottom w:val="single" w:space="0" w:color="D3D3D3"/>
+              <w:start w:val="single" w:space="0" w:color="D3D3D3"/>
+              <w:end w:val="single" w:space="0" w:color="D3D3D3"/>
+            </w:tcBorders>
+          </w:tcPr>
+          <w:p>
+            <w:pPr>
+              <w:spacing w:before="0" w:after="60"/>
+              <w:keepNext/>
+              <w:jc w:val="center"/>
+            </w:pPr>
+            <w:r>
+              <w:rPr>
+                <w:rFonts w:ascii="Calibri" w:hAnsi="Calibri"/>
+                <w:sz w:val="20"/>
+              </w:rPr>
+              <w:t xml:space="default">-0.070 (0.087)</w:t>
+            </w:r>
+          </w:p>
+        </w:tc>
+        <w:tc>
+          <w:tcPr>
+            <w:tcBorders>
+              <w:top w:val="single" w:space="0" w:color="D3D3D3"/>
+              <w:bottom w:val="single" w:space="0" w:color="D3D3D3"/>
+              <w:start w:val="single" w:space="0" w:color="D3D3D3"/>
+              <w:end w:val="single" w:space="0" w:color="D3D3D3"/>
+            </w:tcBorders>
+          </w:tcPr>
+          <w:p>
+            <w:pPr>
+              <w:spacing w:before="0" w:after="60"/>
+              <w:keepNext/>
+              <w:jc w:val="center"/>
+            </w:pPr>
+            <w:r>
+              <w:rPr>
+                <w:rFonts w:ascii="Calibri" w:hAnsi="Calibri"/>
+                <w:sz w:val="20"/>
+              </w:rPr>
+              <w:t xml:space="default">[-0.240, 0.100]</w:t>
+            </w:r>
+          </w:p>
+        </w:tc>
+        <w:tc>
+          <w:tcPr>
+            <w:tcBorders>
+              <w:top w:val="single" w:space="0" w:color="D3D3D3"/>
+              <w:bottom w:val="single" w:space="0" w:color="D3D3D3"/>
+              <w:start w:val="single" w:space="0" w:color="D3D3D3"/>
+              <w:end w:val="single" w:space="0" w:color="D3D3D3"/>
+            </w:tcBorders>
+          </w:tcPr>
+          <w:p>
+            <w:pPr>
+              <w:spacing w:before="0" w:after="60"/>
+              <w:keepNext/>
+              <w:jc w:val="center"/>
+            </w:pPr>
+            <w:r>
+              <w:rPr>
+                <w:rFonts w:ascii="Calibri" w:hAnsi="Calibri"/>
+                <w:sz w:val="20"/>
+              </w:rPr>
+              <w:t xml:space="default">0.419</w:t>
+            </w:r>
+          </w:p>
+        </w:tc>
+        <w:tc>
+          <w:tcPr>
+            <w:tcBorders>
+              <w:top w:val="single" w:space="0" w:color="D3D3D3"/>
+              <w:bottom w:val="single" w:space="0" w:color="D3D3D3"/>
+              <w:start w:val="single" w:space="0" w:color="D3D3D3"/>
+              <w:end w:val="single" w:space="0" w:color="D3D3D3"/>
+            </w:tcBorders>
+          </w:tcPr>
+          <w:p>
+            <w:pPr>
+              <w:spacing w:before="0" w:after="60"/>
+              <w:keepNext/>
+              <w:jc w:val="center"/>
+            </w:pPr>
+            <w:r>
+              <w:rPr>
+                <w:rFonts w:ascii="Calibri" w:hAnsi="Calibri"/>
+                <w:sz w:val="20"/>
+              </w:rPr>
+              <w:t xml:space="default">0.592</w:t>
             </w:r>
           </w:p>
         </w:tc>
@@ -8192,199 +8224,199 @@
                 <w:rFonts w:ascii="Calibri" w:hAnsi="Calibri"/>
                 <w:sz w:val="20"/>
               </w:rPr>
-              <w:t xml:space="default">Genetic Risk Score</w:t>
-            </w:r>
-          </w:p>
-        </w:tc>
-        <w:tc>
-          <w:tcPr>
-            <w:tcBorders>
-              <w:top w:val="single" w:space="0" w:color="D3D3D3"/>
-              <w:bottom w:val="single" w:space="0" w:color="D3D3D3"/>
-              <w:start w:val="single" w:space="0" w:color="D3D3D3"/>
-              <w:end w:val="single" w:space="0" w:color="D3D3D3"/>
-            </w:tcBorders>
-          </w:tcPr>
-          <w:p>
-            <w:pPr>
-              <w:spacing w:before="0" w:after="60"/>
-              <w:keepNext/>
-              <w:jc w:val="center"/>
-            </w:pPr>
-            <w:r>
-              <w:rPr>
-                <w:rFonts w:ascii="Calibri" w:hAnsi="Calibri"/>
-                <w:sz w:val="20"/>
-              </w:rPr>
-              <w:t xml:space="default">-0.078 (0.086)</w:t>
-            </w:r>
-          </w:p>
-        </w:tc>
-        <w:tc>
-          <w:tcPr>
-            <w:tcBorders>
-              <w:top w:val="single" w:space="0" w:color="D3D3D3"/>
-              <w:bottom w:val="single" w:space="0" w:color="D3D3D3"/>
-              <w:start w:val="single" w:space="0" w:color="D3D3D3"/>
-              <w:end w:val="single" w:space="0" w:color="D3D3D3"/>
-            </w:tcBorders>
-          </w:tcPr>
-          <w:p>
-            <w:pPr>
-              <w:spacing w:before="0" w:after="60"/>
-              <w:keepNext/>
-              <w:jc w:val="center"/>
-            </w:pPr>
-            <w:r>
-              <w:rPr>
-                <w:rFonts w:ascii="Calibri" w:hAnsi="Calibri"/>
-                <w:sz w:val="20"/>
-              </w:rPr>
-              <w:t xml:space="default">[-0.247, 0.092]</w:t>
-            </w:r>
-          </w:p>
-        </w:tc>
-        <w:tc>
-          <w:tcPr>
-            <w:tcBorders>
-              <w:top w:val="single" w:space="0" w:color="D3D3D3"/>
-              <w:bottom w:val="single" w:space="0" w:color="D3D3D3"/>
-              <w:start w:val="single" w:space="0" w:color="D3D3D3"/>
-              <w:end w:val="single" w:space="0" w:color="D3D3D3"/>
-            </w:tcBorders>
-          </w:tcPr>
-          <w:p>
-            <w:pPr>
-              <w:spacing w:before="0" w:after="60"/>
-              <w:keepNext/>
-              <w:jc w:val="center"/>
-            </w:pPr>
-            <w:r>
-              <w:rPr>
-                <w:rFonts w:ascii="Calibri" w:hAnsi="Calibri"/>
-                <w:sz w:val="20"/>
-              </w:rPr>
-              <w:t xml:space="default">0.371</w:t>
-            </w:r>
-          </w:p>
-        </w:tc>
-        <w:tc>
-          <w:tcPr>
-            <w:tcBorders>
-              <w:top w:val="single" w:space="0" w:color="D3D3D3"/>
-              <w:bottom w:val="single" w:space="0" w:color="D3D3D3"/>
-              <w:start w:val="single" w:space="0" w:color="D3D3D3"/>
-              <w:end w:val="single" w:space="0" w:color="D3D3D3"/>
-            </w:tcBorders>
-          </w:tcPr>
-          <w:p>
-            <w:pPr>
-              <w:spacing w:before="0" w:after="60"/>
-              <w:keepNext/>
-              <w:jc w:val="center"/>
-            </w:pPr>
-            <w:r>
-              <w:rPr>
-                <w:rFonts w:ascii="Calibri" w:hAnsi="Calibri"/>
-                <w:sz w:val="20"/>
-              </w:rPr>
-              <w:t xml:space="default"/>
-            </w:r>
-          </w:p>
-        </w:tc>
-        <w:tc>
-          <w:tcPr>
-            <w:tcBorders>
-              <w:top w:val="single" w:space="0" w:color="D3D3D3"/>
-              <w:bottom w:val="single" w:space="0" w:color="D3D3D3"/>
-              <w:start w:val="single" w:space="0" w:color="D3D3D3"/>
-              <w:end w:val="single" w:space="0" w:color="D3D3D3"/>
-            </w:tcBorders>
-          </w:tcPr>
-          <w:p>
-            <w:pPr>
-              <w:spacing w:before="0" w:after="60"/>
-              <w:keepNext/>
-              <w:jc w:val="center"/>
-            </w:pPr>
-            <w:r>
-              <w:rPr>
-                <w:rFonts w:ascii="Calibri" w:hAnsi="Calibri"/>
-                <w:sz w:val="20"/>
-              </w:rPr>
-              <w:t xml:space="default">-0.070 (0.087)</w:t>
-            </w:r>
-          </w:p>
-        </w:tc>
-        <w:tc>
-          <w:tcPr>
-            <w:tcBorders>
-              <w:top w:val="single" w:space="0" w:color="D3D3D3"/>
-              <w:bottom w:val="single" w:space="0" w:color="D3D3D3"/>
-              <w:start w:val="single" w:space="0" w:color="D3D3D3"/>
-              <w:end w:val="single" w:space="0" w:color="D3D3D3"/>
-            </w:tcBorders>
-          </w:tcPr>
-          <w:p>
-            <w:pPr>
-              <w:spacing w:before="0" w:after="60"/>
-              <w:keepNext/>
-              <w:jc w:val="center"/>
-            </w:pPr>
-            <w:r>
-              <w:rPr>
-                <w:rFonts w:ascii="Calibri" w:hAnsi="Calibri"/>
-                <w:sz w:val="20"/>
-              </w:rPr>
-              <w:t xml:space="default">[-0.240, 0.100]</w:t>
-            </w:r>
-          </w:p>
-        </w:tc>
-        <w:tc>
-          <w:tcPr>
-            <w:tcBorders>
-              <w:top w:val="single" w:space="0" w:color="D3D3D3"/>
-              <w:bottom w:val="single" w:space="0" w:color="D3D3D3"/>
-              <w:start w:val="single" w:space="0" w:color="D3D3D3"/>
-              <w:end w:val="single" w:space="0" w:color="D3D3D3"/>
-            </w:tcBorders>
-          </w:tcPr>
-          <w:p>
-            <w:pPr>
-              <w:spacing w:before="0" w:after="60"/>
-              <w:keepNext/>
-              <w:jc w:val="center"/>
-            </w:pPr>
-            <w:r>
-              <w:rPr>
-                <w:rFonts w:ascii="Calibri" w:hAnsi="Calibri"/>
-                <w:sz w:val="20"/>
-              </w:rPr>
-              <w:t xml:space="default">0.419</w:t>
-            </w:r>
-          </w:p>
-        </w:tc>
-        <w:tc>
-          <w:tcPr>
-            <w:tcBorders>
-              <w:top w:val="single" w:space="0" w:color="D3D3D3"/>
-              <w:bottom w:val="single" w:space="0" w:color="D3D3D3"/>
-              <w:start w:val="single" w:space="0" w:color="D3D3D3"/>
-              <w:end w:val="single" w:space="0" w:color="D3D3D3"/>
-            </w:tcBorders>
-          </w:tcPr>
-          <w:p>
-            <w:pPr>
-              <w:spacing w:before="0" w:after="60"/>
-              <w:keepNext/>
-              <w:jc w:val="center"/>
-            </w:pPr>
-            <w:r>
-              <w:rPr>
-                <w:rFonts w:ascii="Calibri" w:hAnsi="Calibri"/>
-                <w:sz w:val="20"/>
-              </w:rPr>
-              <w:t xml:space="default"/>
+              <w:t xml:space="default">PXS</w:t>
+            </w:r>
+          </w:p>
+        </w:tc>
+        <w:tc>
+          <w:tcPr>
+            <w:tcBorders>
+              <w:top w:val="single" w:space="0" w:color="D3D3D3"/>
+              <w:bottom w:val="single" w:space="0" w:color="D3D3D3"/>
+              <w:start w:val="single" w:space="0" w:color="D3D3D3"/>
+              <w:end w:val="single" w:space="0" w:color="D3D3D3"/>
+            </w:tcBorders>
+          </w:tcPr>
+          <w:p>
+            <w:pPr>
+              <w:spacing w:before="0" w:after="60"/>
+              <w:keepNext/>
+              <w:jc w:val="center"/>
+            </w:pPr>
+            <w:r>
+              <w:rPr>
+                <w:rFonts w:ascii="Calibri" w:hAnsi="Calibri"/>
+                <w:sz w:val="20"/>
+              </w:rPr>
+              <w:t xml:space="default">0.046 (0.032)</w:t>
+            </w:r>
+          </w:p>
+        </w:tc>
+        <w:tc>
+          <w:tcPr>
+            <w:tcBorders>
+              <w:top w:val="single" w:space="0" w:color="D3D3D3"/>
+              <w:bottom w:val="single" w:space="0" w:color="D3D3D3"/>
+              <w:start w:val="single" w:space="0" w:color="D3D3D3"/>
+              <w:end w:val="single" w:space="0" w:color="D3D3D3"/>
+            </w:tcBorders>
+          </w:tcPr>
+          <w:p>
+            <w:pPr>
+              <w:spacing w:before="0" w:after="60"/>
+              <w:keepNext/>
+              <w:jc w:val="center"/>
+            </w:pPr>
+            <w:r>
+              <w:rPr>
+                <w:rFonts w:ascii="Calibri" w:hAnsi="Calibri"/>
+                <w:sz w:val="20"/>
+              </w:rPr>
+              <w:t xml:space="default">[-0.018, 0.109]</w:t>
+            </w:r>
+          </w:p>
+        </w:tc>
+        <w:tc>
+          <w:tcPr>
+            <w:tcBorders>
+              <w:top w:val="single" w:space="0" w:color="D3D3D3"/>
+              <w:bottom w:val="single" w:space="0" w:color="D3D3D3"/>
+              <w:start w:val="single" w:space="0" w:color="D3D3D3"/>
+              <w:end w:val="single" w:space="0" w:color="D3D3D3"/>
+            </w:tcBorders>
+          </w:tcPr>
+          <w:p>
+            <w:pPr>
+              <w:spacing w:before="0" w:after="60"/>
+              <w:keepNext/>
+              <w:jc w:val="center"/>
+            </w:pPr>
+            <w:r>
+              <w:rPr>
+                <w:rFonts w:ascii="Calibri" w:hAnsi="Calibri"/>
+                <w:sz w:val="20"/>
+              </w:rPr>
+              <w:t xml:space="default">0.162</w:t>
+            </w:r>
+          </w:p>
+        </w:tc>
+        <w:tc>
+          <w:tcPr>
+            <w:tcBorders>
+              <w:top w:val="single" w:space="0" w:color="D3D3D3"/>
+              <w:bottom w:val="single" w:space="0" w:color="D3D3D3"/>
+              <w:start w:val="single" w:space="0" w:color="D3D3D3"/>
+              <w:end w:val="single" w:space="0" w:color="D3D3D3"/>
+            </w:tcBorders>
+          </w:tcPr>
+          <w:p>
+            <w:pPr>
+              <w:spacing w:before="0" w:after="60"/>
+              <w:keepNext/>
+              <w:jc w:val="center"/>
+            </w:pPr>
+            <w:r>
+              <w:rPr>
+                <w:rFonts w:ascii="Calibri" w:hAnsi="Calibri"/>
+                <w:sz w:val="20"/>
+              </w:rPr>
+              <w:t xml:space="default">0.324</w:t>
+            </w:r>
+          </w:p>
+        </w:tc>
+        <w:tc>
+          <w:tcPr>
+            <w:tcBorders>
+              <w:top w:val="single" w:space="0" w:color="D3D3D3"/>
+              <w:bottom w:val="single" w:space="0" w:color="D3D3D3"/>
+              <w:start w:val="single" w:space="0" w:color="D3D3D3"/>
+              <w:end w:val="single" w:space="0" w:color="D3D3D3"/>
+            </w:tcBorders>
+          </w:tcPr>
+          <w:p>
+            <w:pPr>
+              <w:spacing w:before="0" w:after="60"/>
+              <w:keepNext/>
+              <w:jc w:val="center"/>
+            </w:pPr>
+            <w:r>
+              <w:rPr>
+                <w:rFonts w:ascii="Calibri" w:hAnsi="Calibri"/>
+                <w:sz w:val="20"/>
+              </w:rPr>
+              <w:t xml:space="default">0.003 (0.032)</w:t>
+            </w:r>
+          </w:p>
+        </w:tc>
+        <w:tc>
+          <w:tcPr>
+            <w:tcBorders>
+              <w:top w:val="single" w:space="0" w:color="D3D3D3"/>
+              <w:bottom w:val="single" w:space="0" w:color="D3D3D3"/>
+              <w:start w:val="single" w:space="0" w:color="D3D3D3"/>
+              <w:end w:val="single" w:space="0" w:color="D3D3D3"/>
+            </w:tcBorders>
+          </w:tcPr>
+          <w:p>
+            <w:pPr>
+              <w:spacing w:before="0" w:after="60"/>
+              <w:keepNext/>
+              <w:jc w:val="center"/>
+            </w:pPr>
+            <w:r>
+              <w:rPr>
+                <w:rFonts w:ascii="Calibri" w:hAnsi="Calibri"/>
+                <w:sz w:val="20"/>
+              </w:rPr>
+              <w:t xml:space="default">[-0.060, 0.067]</w:t>
+            </w:r>
+          </w:p>
+        </w:tc>
+        <w:tc>
+          <w:tcPr>
+            <w:tcBorders>
+              <w:top w:val="single" w:space="0" w:color="D3D3D3"/>
+              <w:bottom w:val="single" w:space="0" w:color="D3D3D3"/>
+              <w:start w:val="single" w:space="0" w:color="D3D3D3"/>
+              <w:end w:val="single" w:space="0" w:color="D3D3D3"/>
+            </w:tcBorders>
+          </w:tcPr>
+          <w:p>
+            <w:pPr>
+              <w:spacing w:before="0" w:after="60"/>
+              <w:keepNext/>
+              <w:jc w:val="center"/>
+            </w:pPr>
+            <w:r>
+              <w:rPr>
+                <w:rFonts w:ascii="Calibri" w:hAnsi="Calibri"/>
+                <w:sz w:val="20"/>
+              </w:rPr>
+              <w:t xml:space="default">0.923</w:t>
+            </w:r>
+          </w:p>
+        </w:tc>
+        <w:tc>
+          <w:tcPr>
+            <w:tcBorders>
+              <w:top w:val="single" w:space="0" w:color="D3D3D3"/>
+              <w:bottom w:val="single" w:space="0" w:color="D3D3D3"/>
+              <w:start w:val="single" w:space="0" w:color="D3D3D3"/>
+              <w:end w:val="single" w:space="0" w:color="D3D3D3"/>
+            </w:tcBorders>
+          </w:tcPr>
+          <w:p>
+            <w:pPr>
+              <w:spacing w:before="0" w:after="60"/>
+              <w:keepNext/>
+              <w:jc w:val="center"/>
+            </w:pPr>
+            <w:r>
+              <w:rPr>
+                <w:rFonts w:ascii="Calibri" w:hAnsi="Calibri"/>
+                <w:sz w:val="20"/>
+              </w:rPr>
+              <w:t xml:space="default">0.985</w:t>
             </w:r>
           </w:p>
         </w:tc>
@@ -8413,7 +8445,7 @@
                 <w:rFonts w:ascii="Calibri" w:hAnsi="Calibri"/>
                 <w:sz w:val="20"/>
               </w:rPr>
-              <w:t xml:space="default">Family History (≥2 FDR)</w:t>
+              <w:t xml:space="default">FHx</w:t>
             </w:r>
           </w:p>
         </w:tc>
@@ -8509,7 +8541,7 @@
                 <w:rFonts w:ascii="Calibri" w:hAnsi="Calibri"/>
                 <w:sz w:val="20"/>
               </w:rPr>
-              <w:t xml:space="default"/>
+              <w:t xml:space="default">0.160</w:t>
             </w:r>
           </w:p>
         </w:tc>
@@ -8605,7 +8637,7 @@
                 <w:rFonts w:ascii="Calibri" w:hAnsi="Calibri"/>
                 <w:sz w:val="20"/>
               </w:rPr>
-              <w:t xml:space="default"/>
+              <w:t xml:space="default">0.192</w:t>
             </w:r>
           </w:p>
         </w:tc>
@@ -8978,7 +9010,7 @@
                 <w:rFonts w:ascii="Calibri" w:hAnsi="Calibri"/>
                 <w:sz w:val="20"/>
               </w:rPr>
-              <w:t xml:space="default"/>
+              <w:t xml:space="default">—</w:t>
             </w:r>
           </w:p>
         </w:tc>
@@ -9075,7 +9107,7 @@
                 <w:rFonts w:ascii="Calibri" w:hAnsi="Calibri"/>
                 <w:sz w:val="20"/>
               </w:rPr>
-              <w:t xml:space="default">**</w:t>
+              <w:t xml:space="default">—</w:t>
             </w:r>
           </w:p>
         </w:tc>
@@ -9104,7 +9136,7 @@
                 <w:rFonts w:ascii="Calibri" w:hAnsi="Calibri"/>
                 <w:sz w:val="20"/>
               </w:rPr>
-              <w:t xml:space="default">Sex (Male)</w:t>
+              <w:t xml:space="default">Sex</w:t>
             </w:r>
           </w:p>
         </w:tc>
@@ -9200,7 +9232,7 @@
                 <w:rFonts w:ascii="Calibri" w:hAnsi="Calibri"/>
                 <w:sz w:val="20"/>
               </w:rPr>
-              <w:t xml:space="default"/>
+              <w:t xml:space="default">—</w:t>
             </w:r>
           </w:p>
         </w:tc>
@@ -9296,7 +9328,7 @@
                 <w:rFonts w:ascii="Calibri" w:hAnsi="Calibri"/>
                 <w:sz w:val="20"/>
               </w:rPr>
-              <w:t xml:space="default"/>
+              <w:t xml:space="default">—</w:t>
             </w:r>
           </w:p>
         </w:tc>
@@ -9421,7 +9453,7 @@
                 <w:rFonts w:ascii="Calibri" w:hAnsi="Calibri"/>
                 <w:sz w:val="20"/>
               </w:rPr>
-              <w:t xml:space="default"/>
+              <w:t xml:space="default">—</w:t>
             </w:r>
           </w:p>
         </w:tc>
@@ -9517,7 +9549,7 @@
                 <w:rFonts w:ascii="Calibri" w:hAnsi="Calibri"/>
                 <w:sz w:val="20"/>
               </w:rPr>
-              <w:t xml:space="default"/>
+              <w:t xml:space="default">—</w:t>
             </w:r>
           </w:p>
         </w:tc>
@@ -9580,199 +9612,203 @@
                 <w:rFonts w:ascii="Calibri" w:hAnsi="Calibri"/>
                 <w:sz w:val="20"/>
               </w:rPr>
-              <w:t xml:space="default">Clinical Risk Score</w:t>
-            </w:r>
-          </w:p>
-        </w:tc>
-        <w:tc>
-          <w:tcPr>
-            <w:tcBorders>
-              <w:top w:val="single" w:space="0" w:color="D3D3D3"/>
-              <w:bottom w:val="single" w:space="0" w:color="D3D3D3"/>
-              <w:start w:val="single" w:space="0" w:color="D3D3D3"/>
-              <w:end w:val="single" w:space="0" w:color="D3D3D3"/>
-            </w:tcBorders>
-          </w:tcPr>
-          <w:p>
-            <w:pPr>
-              <w:spacing w:before="0" w:after="60"/>
-              <w:keepNext/>
-              <w:jc w:val="center"/>
-            </w:pPr>
-            <w:r>
-              <w:rPr>
-                <w:rFonts w:ascii="Calibri" w:hAnsi="Calibri"/>
-                <w:sz w:val="20"/>
-              </w:rPr>
-              <w:t xml:space="default">0.004 (0.035)</w:t>
-            </w:r>
-          </w:p>
-        </w:tc>
-        <w:tc>
-          <w:tcPr>
-            <w:tcBorders>
-              <w:top w:val="single" w:space="0" w:color="D3D3D3"/>
-              <w:bottom w:val="single" w:space="0" w:color="D3D3D3"/>
-              <w:start w:val="single" w:space="0" w:color="D3D3D3"/>
-              <w:end w:val="single" w:space="0" w:color="D3D3D3"/>
-            </w:tcBorders>
-          </w:tcPr>
-          <w:p>
-            <w:pPr>
-              <w:spacing w:before="0" w:after="60"/>
-              <w:keepNext/>
-              <w:jc w:val="center"/>
-            </w:pPr>
-            <w:r>
-              <w:rPr>
-                <w:rFonts w:ascii="Calibri" w:hAnsi="Calibri"/>
-                <w:sz w:val="20"/>
-              </w:rPr>
-              <w:t xml:space="default">[-0.065, 0.072]</w:t>
-            </w:r>
-          </w:p>
-        </w:tc>
-        <w:tc>
-          <w:tcPr>
-            <w:tcBorders>
-              <w:top w:val="single" w:space="0" w:color="D3D3D3"/>
-              <w:bottom w:val="single" w:space="0" w:color="D3D3D3"/>
-              <w:start w:val="single" w:space="0" w:color="D3D3D3"/>
-              <w:end w:val="single" w:space="0" w:color="D3D3D3"/>
-            </w:tcBorders>
-          </w:tcPr>
-          <w:p>
-            <w:pPr>
-              <w:spacing w:before="0" w:after="60"/>
-              <w:keepNext/>
-              <w:jc w:val="center"/>
-            </w:pPr>
-            <w:r>
-              <w:rPr>
-                <w:rFonts w:ascii="Calibri" w:hAnsi="Calibri"/>
-                <w:sz w:val="20"/>
-              </w:rPr>
-              <w:t xml:space="default">0.919</w:t>
-            </w:r>
-          </w:p>
-        </w:tc>
-        <w:tc>
-          <w:tcPr>
-            <w:tcBorders>
-              <w:top w:val="single" w:space="0" w:color="D3D3D3"/>
-              <w:bottom w:val="single" w:space="0" w:color="D3D3D3"/>
-              <w:start w:val="single" w:space="0" w:color="D3D3D3"/>
-              <w:end w:val="single" w:space="0" w:color="D3D3D3"/>
-            </w:tcBorders>
-          </w:tcPr>
-          <w:p>
-            <w:pPr>
-              <w:spacing w:before="0" w:after="60"/>
-              <w:keepNext/>
-              <w:jc w:val="center"/>
-            </w:pPr>
-            <w:r>
-              <w:rPr>
-                <w:rFonts w:ascii="Calibri" w:hAnsi="Calibri"/>
-                <w:sz w:val="20"/>
-              </w:rPr>
-              <w:t xml:space="default"/>
-            </w:r>
-          </w:p>
-        </w:tc>
-        <w:tc>
-          <w:tcPr>
-            <w:tcBorders>
-              <w:top w:val="single" w:space="0" w:color="D3D3D3"/>
-              <w:bottom w:val="single" w:space="0" w:color="D3D3D3"/>
-              <w:start w:val="single" w:space="0" w:color="D3D3D3"/>
-              <w:end w:val="single" w:space="0" w:color="D3D3D3"/>
-            </w:tcBorders>
-          </w:tcPr>
-          <w:p>
-            <w:pPr>
-              <w:spacing w:before="0" w:after="60"/>
-              <w:keepNext/>
-              <w:jc w:val="center"/>
-            </w:pPr>
-            <w:r>
-              <w:rPr>
-                <w:rFonts w:ascii="Calibri" w:hAnsi="Calibri"/>
-                <w:sz w:val="20"/>
-              </w:rPr>
-              <w:t xml:space="default">-0.016 (0.036)</w:t>
-            </w:r>
-          </w:p>
-        </w:tc>
-        <w:tc>
-          <w:tcPr>
-            <w:tcBorders>
-              <w:top w:val="single" w:space="0" w:color="D3D3D3"/>
-              <w:bottom w:val="single" w:space="0" w:color="D3D3D3"/>
-              <w:start w:val="single" w:space="0" w:color="D3D3D3"/>
-              <w:end w:val="single" w:space="0" w:color="D3D3D3"/>
-            </w:tcBorders>
-          </w:tcPr>
-          <w:p>
-            <w:pPr>
-              <w:spacing w:before="0" w:after="60"/>
-              <w:keepNext/>
-              <w:jc w:val="center"/>
-            </w:pPr>
-            <w:r>
-              <w:rPr>
-                <w:rFonts w:ascii="Calibri" w:hAnsi="Calibri"/>
-                <w:sz w:val="20"/>
-              </w:rPr>
-              <w:t xml:space="default">[-0.085, 0.054]</w:t>
-            </w:r>
-          </w:p>
-        </w:tc>
-        <w:tc>
-          <w:tcPr>
-            <w:tcBorders>
-              <w:top w:val="single" w:space="0" w:color="D3D3D3"/>
-              <w:bottom w:val="single" w:space="0" w:color="D3D3D3"/>
-              <w:start w:val="single" w:space="0" w:color="D3D3D3"/>
-              <w:end w:val="single" w:space="0" w:color="D3D3D3"/>
-            </w:tcBorders>
-          </w:tcPr>
-          <w:p>
-            <w:pPr>
-              <w:spacing w:before="0" w:after="60"/>
-              <w:keepNext/>
-              <w:jc w:val="center"/>
-            </w:pPr>
-            <w:r>
-              <w:rPr>
-                <w:rFonts w:ascii="Calibri" w:hAnsi="Calibri"/>
-                <w:sz w:val="20"/>
-              </w:rPr>
-              <w:t xml:space="default">0.663</w:t>
-            </w:r>
-          </w:p>
-        </w:tc>
-        <w:tc>
-          <w:tcPr>
-            <w:tcBorders>
-              <w:top w:val="single" w:space="0" w:color="D3D3D3"/>
-              <w:bottom w:val="single" w:space="0" w:color="D3D3D3"/>
-              <w:start w:val="single" w:space="0" w:color="D3D3D3"/>
-              <w:end w:val="single" w:space="0" w:color="D3D3D3"/>
-            </w:tcBorders>
-          </w:tcPr>
-          <w:p>
-            <w:pPr>
-              <w:spacing w:before="0" w:after="60"/>
-              <w:keepNext/>
-              <w:jc w:val="center"/>
-            </w:pPr>
-            <w:r>
-              <w:rPr>
-                <w:rFonts w:ascii="Calibri" w:hAnsi="Calibri"/>
-                <w:sz w:val="20"/>
-              </w:rPr>
-              <w:t xml:space="default"/>
+              <w:t xml:space="default">APOE ε4 Carrier</w:t>
+            </w:r>
+          </w:p>
+        </w:tc>
+        <w:tc>
+          <w:tcPr>
+            <w:tcBorders>
+              <w:top w:val="single" w:space="0" w:color="D3D3D3"/>
+              <w:bottom w:val="single" w:space="0" w:color="D3D3D3"/>
+              <w:start w:val="single" w:space="0" w:color="D3D3D3"/>
+              <w:end w:val="single" w:space="0" w:color="D3D3D3"/>
+            </w:tcBorders>
+          </w:tcPr>
+          <w:p>
+            <w:pPr>
+              <w:spacing w:before="0" w:after="60"/>
+              <w:keepNext/>
+              <w:jc w:val="center"/>
+            </w:pPr>
+            <w:r>
+              <w:rPr>
+                <w:rFonts w:ascii="Calibri" w:hAnsi="Calibri"/>
+                <w:sz w:val="20"/>
+              </w:rPr>
+              <w:t xml:space="default">0.213 (0.072)</w:t>
+            </w:r>
+          </w:p>
+        </w:tc>
+        <w:tc>
+          <w:tcPr>
+            <w:tcBorders>
+              <w:top w:val="single" w:space="0" w:color="D3D3D3"/>
+              <w:bottom w:val="single" w:space="0" w:color="D3D3D3"/>
+              <w:start w:val="single" w:space="0" w:color="D3D3D3"/>
+              <w:end w:val="single" w:space="0" w:color="D3D3D3"/>
+            </w:tcBorders>
+          </w:tcPr>
+          <w:p>
+            <w:pPr>
+              <w:spacing w:before="0" w:after="60"/>
+              <w:keepNext/>
+              <w:jc w:val="center"/>
+            </w:pPr>
+            <w:r>
+              <w:rPr>
+                <w:rFonts w:ascii="Calibri" w:hAnsi="Calibri"/>
+                <w:sz w:val="20"/>
+              </w:rPr>
+              <w:t xml:space="default">[0.071, 0.354]</w:t>
+            </w:r>
+          </w:p>
+        </w:tc>
+        <w:tc>
+          <w:tcPr>
+            <w:tcBorders>
+              <w:top w:val="single" w:space="0" w:color="D3D3D3"/>
+              <w:bottom w:val="single" w:space="0" w:color="D3D3D3"/>
+              <w:start w:val="single" w:space="0" w:color="D3D3D3"/>
+              <w:end w:val="single" w:space="0" w:color="D3D3D3"/>
+            </w:tcBorders>
+            <w:shd w:val="clear" w:color="auto" w:fill="E8F4E8"/>
+          </w:tcPr>
+          <w:p>
+            <w:pPr>
+              <w:spacing w:before="0" w:after="60"/>
+              <w:keepNext/>
+              <w:jc w:val="center"/>
+            </w:pPr>
+            <w:r>
+              <w:rPr>
+                <w:rFonts w:ascii="Calibri" w:hAnsi="Calibri"/>
+                <w:sz w:val="20"/>
+              </w:rPr>
+              <w:t xml:space="default">0.004</w:t>
+            </w:r>
+          </w:p>
+        </w:tc>
+        <w:tc>
+          <w:tcPr>
+            <w:tcBorders>
+              <w:top w:val="single" w:space="0" w:color="D3D3D3"/>
+              <w:bottom w:val="single" w:space="0" w:color="D3D3D3"/>
+              <w:start w:val="single" w:space="0" w:color="D3D3D3"/>
+              <w:end w:val="single" w:space="0" w:color="D3D3D3"/>
+            </w:tcBorders>
+            <w:shd w:val="clear" w:color="auto" w:fill="C8E6C9"/>
+          </w:tcPr>
+          <w:p>
+            <w:pPr>
+              <w:spacing w:before="0" w:after="60"/>
+              <w:keepNext/>
+              <w:jc w:val="center"/>
+            </w:pPr>
+            <w:r>
+              <w:rPr>
+                <w:rFonts w:ascii="Calibri" w:hAnsi="Calibri"/>
+                <w:sz w:val="20"/>
+              </w:rPr>
+              <w:t xml:space="default">0.045</w:t>
+            </w:r>
+          </w:p>
+        </w:tc>
+        <w:tc>
+          <w:tcPr>
+            <w:tcBorders>
+              <w:top w:val="single" w:space="0" w:color="D3D3D3"/>
+              <w:bottom w:val="single" w:space="0" w:color="D3D3D3"/>
+              <w:start w:val="single" w:space="0" w:color="D3D3D3"/>
+              <w:end w:val="single" w:space="0" w:color="D3D3D3"/>
+            </w:tcBorders>
+          </w:tcPr>
+          <w:p>
+            <w:pPr>
+              <w:spacing w:before="0" w:after="60"/>
+              <w:keepNext/>
+              <w:jc w:val="center"/>
+            </w:pPr>
+            <w:r>
+              <w:rPr>
+                <w:rFonts w:ascii="Calibri" w:hAnsi="Calibri"/>
+                <w:sz w:val="20"/>
+              </w:rPr>
+              <w:t xml:space="default">0.236 (0.075)</w:t>
+            </w:r>
+          </w:p>
+        </w:tc>
+        <w:tc>
+          <w:tcPr>
+            <w:tcBorders>
+              <w:top w:val="single" w:space="0" w:color="D3D3D3"/>
+              <w:bottom w:val="single" w:space="0" w:color="D3D3D3"/>
+              <w:start w:val="single" w:space="0" w:color="D3D3D3"/>
+              <w:end w:val="single" w:space="0" w:color="D3D3D3"/>
+            </w:tcBorders>
+          </w:tcPr>
+          <w:p>
+            <w:pPr>
+              <w:spacing w:before="0" w:after="60"/>
+              <w:keepNext/>
+              <w:jc w:val="center"/>
+            </w:pPr>
+            <w:r>
+              <w:rPr>
+                <w:rFonts w:ascii="Calibri" w:hAnsi="Calibri"/>
+                <w:sz w:val="20"/>
+              </w:rPr>
+              <w:t xml:space="default">[0.089, 0.383]</w:t>
+            </w:r>
+          </w:p>
+        </w:tc>
+        <w:tc>
+          <w:tcPr>
+            <w:tcBorders>
+              <w:top w:val="single" w:space="0" w:color="D3D3D3"/>
+              <w:bottom w:val="single" w:space="0" w:color="D3D3D3"/>
+              <w:start w:val="single" w:space="0" w:color="D3D3D3"/>
+              <w:end w:val="single" w:space="0" w:color="D3D3D3"/>
+            </w:tcBorders>
+            <w:shd w:val="clear" w:color="auto" w:fill="E8F4E8"/>
+          </w:tcPr>
+          <w:p>
+            <w:pPr>
+              <w:spacing w:before="0" w:after="60"/>
+              <w:keepNext/>
+              <w:jc w:val="center"/>
+            </w:pPr>
+            <w:r>
+              <w:rPr>
+                <w:rFonts w:ascii="Calibri" w:hAnsi="Calibri"/>
+                <w:sz w:val="20"/>
+              </w:rPr>
+              <w:t xml:space="default">0.002</w:t>
+            </w:r>
+          </w:p>
+        </w:tc>
+        <w:tc>
+          <w:tcPr>
+            <w:tcBorders>
+              <w:top w:val="single" w:space="0" w:color="D3D3D3"/>
+              <w:bottom w:val="single" w:space="0" w:color="D3D3D3"/>
+              <w:start w:val="single" w:space="0" w:color="D3D3D3"/>
+              <w:end w:val="single" w:space="0" w:color="D3D3D3"/>
+            </w:tcBorders>
+            <w:shd w:val="clear" w:color="auto" w:fill="C8E6C9"/>
+          </w:tcPr>
+          <w:p>
+            <w:pPr>
+              <w:spacing w:before="0" w:after="60"/>
+              <w:keepNext/>
+              <w:jc w:val="center"/>
+            </w:pPr>
+            <w:r>
+              <w:rPr>
+                <w:rFonts w:ascii="Calibri" w:hAnsi="Calibri"/>
+                <w:sz w:val="20"/>
+              </w:rPr>
+              <w:t xml:space="default">0.032</w:t>
             </w:r>
           </w:p>
         </w:tc>
@@ -9801,201 +9837,199 @@
                 <w:rFonts w:ascii="Calibri" w:hAnsi="Calibri"/>
                 <w:sz w:val="20"/>
               </w:rPr>
-              <w:t xml:space="default">APOE ε4 Carrier</w:t>
-            </w:r>
-          </w:p>
-        </w:tc>
-        <w:tc>
-          <w:tcPr>
-            <w:tcBorders>
-              <w:top w:val="single" w:space="0" w:color="D3D3D3"/>
-              <w:bottom w:val="single" w:space="0" w:color="D3D3D3"/>
-              <w:start w:val="single" w:space="0" w:color="D3D3D3"/>
-              <w:end w:val="single" w:space="0" w:color="D3D3D3"/>
-            </w:tcBorders>
-          </w:tcPr>
-          <w:p>
-            <w:pPr>
-              <w:spacing w:before="0" w:after="60"/>
-              <w:keepNext/>
-              <w:jc w:val="center"/>
-            </w:pPr>
-            <w:r>
-              <w:rPr>
-                <w:rFonts w:ascii="Calibri" w:hAnsi="Calibri"/>
-                <w:sz w:val="20"/>
-              </w:rPr>
-              <w:t xml:space="default">0.213 (0.072)</w:t>
-            </w:r>
-          </w:p>
-        </w:tc>
-        <w:tc>
-          <w:tcPr>
-            <w:tcBorders>
-              <w:top w:val="single" w:space="0" w:color="D3D3D3"/>
-              <w:bottom w:val="single" w:space="0" w:color="D3D3D3"/>
-              <w:start w:val="single" w:space="0" w:color="D3D3D3"/>
-              <w:end w:val="single" w:space="0" w:color="D3D3D3"/>
-            </w:tcBorders>
-          </w:tcPr>
-          <w:p>
-            <w:pPr>
-              <w:spacing w:before="0" w:after="60"/>
-              <w:keepNext/>
-              <w:jc w:val="center"/>
-            </w:pPr>
-            <w:r>
-              <w:rPr>
-                <w:rFonts w:ascii="Calibri" w:hAnsi="Calibri"/>
-                <w:sz w:val="20"/>
-              </w:rPr>
-              <w:t xml:space="default">[0.071, 0.354]</w:t>
-            </w:r>
-          </w:p>
-        </w:tc>
-        <w:tc>
-          <w:tcPr>
-            <w:tcBorders>
-              <w:top w:val="single" w:space="0" w:color="D3D3D3"/>
-              <w:bottom w:val="single" w:space="0" w:color="D3D3D3"/>
-              <w:start w:val="single" w:space="0" w:color="D3D3D3"/>
-              <w:end w:val="single" w:space="0" w:color="D3D3D3"/>
-            </w:tcBorders>
-            <w:shd w:val="clear" w:color="auto" w:fill="E8F4E8"/>
-          </w:tcPr>
-          <w:p>
-            <w:pPr>
-              <w:spacing w:before="0" w:after="60"/>
-              <w:keepNext/>
-              <w:jc w:val="center"/>
-            </w:pPr>
-            <w:r>
-              <w:rPr>
-                <w:rFonts w:ascii="Calibri" w:hAnsi="Calibri"/>
-                <w:sz w:val="20"/>
-              </w:rPr>
-              <w:t xml:space="default">0.004</w:t>
-            </w:r>
-          </w:p>
-        </w:tc>
-        <w:tc>
-          <w:tcPr>
-            <w:tcBorders>
-              <w:top w:val="single" w:space="0" w:color="D3D3D3"/>
-              <w:bottom w:val="single" w:space="0" w:color="D3D3D3"/>
-              <w:start w:val="single" w:space="0" w:color="D3D3D3"/>
-              <w:end w:val="single" w:space="0" w:color="D3D3D3"/>
-            </w:tcBorders>
-          </w:tcPr>
-          <w:p>
-            <w:pPr>
-              <w:spacing w:before="0" w:after="60"/>
-              <w:keepNext/>
-              <w:jc w:val="center"/>
-            </w:pPr>
-            <w:r>
-              <w:rPr>
-                <w:rFonts w:ascii="Calibri" w:hAnsi="Calibri"/>
-                <w:sz w:val="20"/>
-              </w:rPr>
-              <w:t xml:space="default">**</w:t>
-            </w:r>
-          </w:p>
-        </w:tc>
-        <w:tc>
-          <w:tcPr>
-            <w:tcBorders>
-              <w:top w:val="single" w:space="0" w:color="D3D3D3"/>
-              <w:bottom w:val="single" w:space="0" w:color="D3D3D3"/>
-              <w:start w:val="single" w:space="0" w:color="D3D3D3"/>
-              <w:end w:val="single" w:space="0" w:color="D3D3D3"/>
-            </w:tcBorders>
-          </w:tcPr>
-          <w:p>
-            <w:pPr>
-              <w:spacing w:before="0" w:after="60"/>
-              <w:keepNext/>
-              <w:jc w:val="center"/>
-            </w:pPr>
-            <w:r>
-              <w:rPr>
-                <w:rFonts w:ascii="Calibri" w:hAnsi="Calibri"/>
-                <w:sz w:val="20"/>
-              </w:rPr>
-              <w:t xml:space="default">0.236 (0.075)</w:t>
-            </w:r>
-          </w:p>
-        </w:tc>
-        <w:tc>
-          <w:tcPr>
-            <w:tcBorders>
-              <w:top w:val="single" w:space="0" w:color="D3D3D3"/>
-              <w:bottom w:val="single" w:space="0" w:color="D3D3D3"/>
-              <w:start w:val="single" w:space="0" w:color="D3D3D3"/>
-              <w:end w:val="single" w:space="0" w:color="D3D3D3"/>
-            </w:tcBorders>
-          </w:tcPr>
-          <w:p>
-            <w:pPr>
-              <w:spacing w:before="0" w:after="60"/>
-              <w:keepNext/>
-              <w:jc w:val="center"/>
-            </w:pPr>
-            <w:r>
-              <w:rPr>
-                <w:rFonts w:ascii="Calibri" w:hAnsi="Calibri"/>
-                <w:sz w:val="20"/>
-              </w:rPr>
-              <w:t xml:space="default">[0.089, 0.383]</w:t>
-            </w:r>
-          </w:p>
-        </w:tc>
-        <w:tc>
-          <w:tcPr>
-            <w:tcBorders>
-              <w:top w:val="single" w:space="0" w:color="D3D3D3"/>
-              <w:bottom w:val="single" w:space="0" w:color="D3D3D3"/>
-              <w:start w:val="single" w:space="0" w:color="D3D3D3"/>
-              <w:end w:val="single" w:space="0" w:color="D3D3D3"/>
-            </w:tcBorders>
-            <w:shd w:val="clear" w:color="auto" w:fill="E8F4E8"/>
-          </w:tcPr>
-          <w:p>
-            <w:pPr>
-              <w:spacing w:before="0" w:after="60"/>
-              <w:keepNext/>
-              <w:jc w:val="center"/>
-            </w:pPr>
-            <w:r>
-              <w:rPr>
-                <w:rFonts w:ascii="Calibri" w:hAnsi="Calibri"/>
-                <w:sz w:val="20"/>
-              </w:rPr>
-              <w:t xml:space="default">0.002</w:t>
-            </w:r>
-          </w:p>
-        </w:tc>
-        <w:tc>
-          <w:tcPr>
-            <w:tcBorders>
-              <w:top w:val="single" w:space="0" w:color="D3D3D3"/>
-              <w:bottom w:val="single" w:space="0" w:color="D3D3D3"/>
-              <w:start w:val="single" w:space="0" w:color="D3D3D3"/>
-              <w:end w:val="single" w:space="0" w:color="D3D3D3"/>
-            </w:tcBorders>
-          </w:tcPr>
-          <w:p>
-            <w:pPr>
-              <w:spacing w:before="0" w:after="60"/>
-              <w:keepNext/>
-              <w:jc w:val="center"/>
-            </w:pPr>
-            <w:r>
-              <w:rPr>
-                <w:rFonts w:ascii="Calibri" w:hAnsi="Calibri"/>
-                <w:sz w:val="20"/>
-              </w:rPr>
-              <w:t xml:space="default">**</w:t>
+              <w:t xml:space="default">PRS</w:t>
+            </w:r>
+          </w:p>
+        </w:tc>
+        <w:tc>
+          <w:tcPr>
+            <w:tcBorders>
+              <w:top w:val="single" w:space="0" w:color="D3D3D3"/>
+              <w:bottom w:val="single" w:space="0" w:color="D3D3D3"/>
+              <w:start w:val="single" w:space="0" w:color="D3D3D3"/>
+              <w:end w:val="single" w:space="0" w:color="D3D3D3"/>
+            </w:tcBorders>
+          </w:tcPr>
+          <w:p>
+            <w:pPr>
+              <w:spacing w:before="0" w:after="60"/>
+              <w:keepNext/>
+              <w:jc w:val="center"/>
+            </w:pPr>
+            <w:r>
+              <w:rPr>
+                <w:rFonts w:ascii="Calibri" w:hAnsi="Calibri"/>
+                <w:sz w:val="20"/>
+              </w:rPr>
+              <w:t xml:space="default">-0.133 (0.094)</w:t>
+            </w:r>
+          </w:p>
+        </w:tc>
+        <w:tc>
+          <w:tcPr>
+            <w:tcBorders>
+              <w:top w:val="single" w:space="0" w:color="D3D3D3"/>
+              <w:bottom w:val="single" w:space="0" w:color="D3D3D3"/>
+              <w:start w:val="single" w:space="0" w:color="D3D3D3"/>
+              <w:end w:val="single" w:space="0" w:color="D3D3D3"/>
+            </w:tcBorders>
+          </w:tcPr>
+          <w:p>
+            <w:pPr>
+              <w:spacing w:before="0" w:after="60"/>
+              <w:keepNext/>
+              <w:jc w:val="center"/>
+            </w:pPr>
+            <w:r>
+              <w:rPr>
+                <w:rFonts w:ascii="Calibri" w:hAnsi="Calibri"/>
+                <w:sz w:val="20"/>
+              </w:rPr>
+              <w:t xml:space="default">[-0.318, 0.051]</w:t>
+            </w:r>
+          </w:p>
+        </w:tc>
+        <w:tc>
+          <w:tcPr>
+            <w:tcBorders>
+              <w:top w:val="single" w:space="0" w:color="D3D3D3"/>
+              <w:bottom w:val="single" w:space="0" w:color="D3D3D3"/>
+              <w:start w:val="single" w:space="0" w:color="D3D3D3"/>
+              <w:end w:val="single" w:space="0" w:color="D3D3D3"/>
+            </w:tcBorders>
+          </w:tcPr>
+          <w:p>
+            <w:pPr>
+              <w:spacing w:before="0" w:after="60"/>
+              <w:keepNext/>
+              <w:jc w:val="center"/>
+            </w:pPr>
+            <w:r>
+              <w:rPr>
+                <w:rFonts w:ascii="Calibri" w:hAnsi="Calibri"/>
+                <w:sz w:val="20"/>
+              </w:rPr>
+              <w:t xml:space="default">0.159</w:t>
+            </w:r>
+          </w:p>
+        </w:tc>
+        <w:tc>
+          <w:tcPr>
+            <w:tcBorders>
+              <w:top w:val="single" w:space="0" w:color="D3D3D3"/>
+              <w:bottom w:val="single" w:space="0" w:color="D3D3D3"/>
+              <w:start w:val="single" w:space="0" w:color="D3D3D3"/>
+              <w:end w:val="single" w:space="0" w:color="D3D3D3"/>
+            </w:tcBorders>
+          </w:tcPr>
+          <w:p>
+            <w:pPr>
+              <w:spacing w:before="0" w:after="60"/>
+              <w:keepNext/>
+              <w:jc w:val="center"/>
+            </w:pPr>
+            <w:r>
+              <w:rPr>
+                <w:rFonts w:ascii="Calibri" w:hAnsi="Calibri"/>
+                <w:sz w:val="20"/>
+              </w:rPr>
+              <w:t xml:space="default">0.324</w:t>
+            </w:r>
+          </w:p>
+        </w:tc>
+        <w:tc>
+          <w:tcPr>
+            <w:tcBorders>
+              <w:top w:val="single" w:space="0" w:color="D3D3D3"/>
+              <w:bottom w:val="single" w:space="0" w:color="D3D3D3"/>
+              <w:start w:val="single" w:space="0" w:color="D3D3D3"/>
+              <w:end w:val="single" w:space="0" w:color="D3D3D3"/>
+            </w:tcBorders>
+          </w:tcPr>
+          <w:p>
+            <w:pPr>
+              <w:spacing w:before="0" w:after="60"/>
+              <w:keepNext/>
+              <w:jc w:val="center"/>
+            </w:pPr>
+            <w:r>
+              <w:rPr>
+                <w:rFonts w:ascii="Calibri" w:hAnsi="Calibri"/>
+                <w:sz w:val="20"/>
+              </w:rPr>
+              <w:t xml:space="default">-0.121 (0.096)</w:t>
+            </w:r>
+          </w:p>
+        </w:tc>
+        <w:tc>
+          <w:tcPr>
+            <w:tcBorders>
+              <w:top w:val="single" w:space="0" w:color="D3D3D3"/>
+              <w:bottom w:val="single" w:space="0" w:color="D3D3D3"/>
+              <w:start w:val="single" w:space="0" w:color="D3D3D3"/>
+              <w:end w:val="single" w:space="0" w:color="D3D3D3"/>
+            </w:tcBorders>
+          </w:tcPr>
+          <w:p>
+            <w:pPr>
+              <w:spacing w:before="0" w:after="60"/>
+              <w:keepNext/>
+              <w:jc w:val="center"/>
+            </w:pPr>
+            <w:r>
+              <w:rPr>
+                <w:rFonts w:ascii="Calibri" w:hAnsi="Calibri"/>
+                <w:sz w:val="20"/>
+              </w:rPr>
+              <w:t xml:space="default">[-0.309, 0.068]</w:t>
+            </w:r>
+          </w:p>
+        </w:tc>
+        <w:tc>
+          <w:tcPr>
+            <w:tcBorders>
+              <w:top w:val="single" w:space="0" w:color="D3D3D3"/>
+              <w:bottom w:val="single" w:space="0" w:color="D3D3D3"/>
+              <w:start w:val="single" w:space="0" w:color="D3D3D3"/>
+              <w:end w:val="single" w:space="0" w:color="D3D3D3"/>
+            </w:tcBorders>
+          </w:tcPr>
+          <w:p>
+            <w:pPr>
+              <w:spacing w:before="0" w:after="60"/>
+              <w:keepNext/>
+              <w:jc w:val="center"/>
+            </w:pPr>
+            <w:r>
+              <w:rPr>
+                <w:rFonts w:ascii="Calibri" w:hAnsi="Calibri"/>
+                <w:sz w:val="20"/>
+              </w:rPr>
+              <w:t xml:space="default">0.211</w:t>
+            </w:r>
+          </w:p>
+        </w:tc>
+        <w:tc>
+          <w:tcPr>
+            <w:tcBorders>
+              <w:top w:val="single" w:space="0" w:color="D3D3D3"/>
+              <w:bottom w:val="single" w:space="0" w:color="D3D3D3"/>
+              <w:start w:val="single" w:space="0" w:color="D3D3D3"/>
+              <w:end w:val="single" w:space="0" w:color="D3D3D3"/>
+            </w:tcBorders>
+          </w:tcPr>
+          <w:p>
+            <w:pPr>
+              <w:spacing w:before="0" w:after="60"/>
+              <w:keepNext/>
+              <w:jc w:val="center"/>
+            </w:pPr>
+            <w:r>
+              <w:rPr>
+                <w:rFonts w:ascii="Calibri" w:hAnsi="Calibri"/>
+                <w:sz w:val="20"/>
+              </w:rPr>
+              <w:t xml:space="default">0.390</w:t>
             </w:r>
           </w:p>
         </w:tc>
@@ -10024,199 +10058,199 @@
                 <w:rFonts w:ascii="Calibri" w:hAnsi="Calibri"/>
                 <w:sz w:val="20"/>
               </w:rPr>
-              <w:t xml:space="default">Genetic Risk Score</w:t>
-            </w:r>
-          </w:p>
-        </w:tc>
-        <w:tc>
-          <w:tcPr>
-            <w:tcBorders>
-              <w:top w:val="single" w:space="0" w:color="D3D3D3"/>
-              <w:bottom w:val="single" w:space="0" w:color="D3D3D3"/>
-              <w:start w:val="single" w:space="0" w:color="D3D3D3"/>
-              <w:end w:val="single" w:space="0" w:color="D3D3D3"/>
-            </w:tcBorders>
-          </w:tcPr>
-          <w:p>
-            <w:pPr>
-              <w:spacing w:before="0" w:after="60"/>
-              <w:keepNext/>
-              <w:jc w:val="center"/>
-            </w:pPr>
-            <w:r>
-              <w:rPr>
-                <w:rFonts w:ascii="Calibri" w:hAnsi="Calibri"/>
-                <w:sz w:val="20"/>
-              </w:rPr>
-              <w:t xml:space="default">-0.133 (0.094)</w:t>
-            </w:r>
-          </w:p>
-        </w:tc>
-        <w:tc>
-          <w:tcPr>
-            <w:tcBorders>
-              <w:top w:val="single" w:space="0" w:color="D3D3D3"/>
-              <w:bottom w:val="single" w:space="0" w:color="D3D3D3"/>
-              <w:start w:val="single" w:space="0" w:color="D3D3D3"/>
-              <w:end w:val="single" w:space="0" w:color="D3D3D3"/>
-            </w:tcBorders>
-          </w:tcPr>
-          <w:p>
-            <w:pPr>
-              <w:spacing w:before="0" w:after="60"/>
-              <w:keepNext/>
-              <w:jc w:val="center"/>
-            </w:pPr>
-            <w:r>
-              <w:rPr>
-                <w:rFonts w:ascii="Calibri" w:hAnsi="Calibri"/>
-                <w:sz w:val="20"/>
-              </w:rPr>
-              <w:t xml:space="default">[-0.318, 0.051]</w:t>
-            </w:r>
-          </w:p>
-        </w:tc>
-        <w:tc>
-          <w:tcPr>
-            <w:tcBorders>
-              <w:top w:val="single" w:space="0" w:color="D3D3D3"/>
-              <w:bottom w:val="single" w:space="0" w:color="D3D3D3"/>
-              <w:start w:val="single" w:space="0" w:color="D3D3D3"/>
-              <w:end w:val="single" w:space="0" w:color="D3D3D3"/>
-            </w:tcBorders>
-          </w:tcPr>
-          <w:p>
-            <w:pPr>
-              <w:spacing w:before="0" w:after="60"/>
-              <w:keepNext/>
-              <w:jc w:val="center"/>
-            </w:pPr>
-            <w:r>
-              <w:rPr>
-                <w:rFonts w:ascii="Calibri" w:hAnsi="Calibri"/>
-                <w:sz w:val="20"/>
-              </w:rPr>
-              <w:t xml:space="default">0.159</w:t>
-            </w:r>
-          </w:p>
-        </w:tc>
-        <w:tc>
-          <w:tcPr>
-            <w:tcBorders>
-              <w:top w:val="single" w:space="0" w:color="D3D3D3"/>
-              <w:bottom w:val="single" w:space="0" w:color="D3D3D3"/>
-              <w:start w:val="single" w:space="0" w:color="D3D3D3"/>
-              <w:end w:val="single" w:space="0" w:color="D3D3D3"/>
-            </w:tcBorders>
-          </w:tcPr>
-          <w:p>
-            <w:pPr>
-              <w:spacing w:before="0" w:after="60"/>
-              <w:keepNext/>
-              <w:jc w:val="center"/>
-            </w:pPr>
-            <w:r>
-              <w:rPr>
-                <w:rFonts w:ascii="Calibri" w:hAnsi="Calibri"/>
-                <w:sz w:val="20"/>
-              </w:rPr>
-              <w:t xml:space="default"/>
-            </w:r>
-          </w:p>
-        </w:tc>
-        <w:tc>
-          <w:tcPr>
-            <w:tcBorders>
-              <w:top w:val="single" w:space="0" w:color="D3D3D3"/>
-              <w:bottom w:val="single" w:space="0" w:color="D3D3D3"/>
-              <w:start w:val="single" w:space="0" w:color="D3D3D3"/>
-              <w:end w:val="single" w:space="0" w:color="D3D3D3"/>
-            </w:tcBorders>
-          </w:tcPr>
-          <w:p>
-            <w:pPr>
-              <w:spacing w:before="0" w:after="60"/>
-              <w:keepNext/>
-              <w:jc w:val="center"/>
-            </w:pPr>
-            <w:r>
-              <w:rPr>
-                <w:rFonts w:ascii="Calibri" w:hAnsi="Calibri"/>
-                <w:sz w:val="20"/>
-              </w:rPr>
-              <w:t xml:space="default">-0.121 (0.096)</w:t>
-            </w:r>
-          </w:p>
-        </w:tc>
-        <w:tc>
-          <w:tcPr>
-            <w:tcBorders>
-              <w:top w:val="single" w:space="0" w:color="D3D3D3"/>
-              <w:bottom w:val="single" w:space="0" w:color="D3D3D3"/>
-              <w:start w:val="single" w:space="0" w:color="D3D3D3"/>
-              <w:end w:val="single" w:space="0" w:color="D3D3D3"/>
-            </w:tcBorders>
-          </w:tcPr>
-          <w:p>
-            <w:pPr>
-              <w:spacing w:before="0" w:after="60"/>
-              <w:keepNext/>
-              <w:jc w:val="center"/>
-            </w:pPr>
-            <w:r>
-              <w:rPr>
-                <w:rFonts w:ascii="Calibri" w:hAnsi="Calibri"/>
-                <w:sz w:val="20"/>
-              </w:rPr>
-              <w:t xml:space="default">[-0.309, 0.068]</w:t>
-            </w:r>
-          </w:p>
-        </w:tc>
-        <w:tc>
-          <w:tcPr>
-            <w:tcBorders>
-              <w:top w:val="single" w:space="0" w:color="D3D3D3"/>
-              <w:bottom w:val="single" w:space="0" w:color="D3D3D3"/>
-              <w:start w:val="single" w:space="0" w:color="D3D3D3"/>
-              <w:end w:val="single" w:space="0" w:color="D3D3D3"/>
-            </w:tcBorders>
-          </w:tcPr>
-          <w:p>
-            <w:pPr>
-              <w:spacing w:before="0" w:after="60"/>
-              <w:keepNext/>
-              <w:jc w:val="center"/>
-            </w:pPr>
-            <w:r>
-              <w:rPr>
-                <w:rFonts w:ascii="Calibri" w:hAnsi="Calibri"/>
-                <w:sz w:val="20"/>
-              </w:rPr>
-              <w:t xml:space="default">0.211</w:t>
-            </w:r>
-          </w:p>
-        </w:tc>
-        <w:tc>
-          <w:tcPr>
-            <w:tcBorders>
-              <w:top w:val="single" w:space="0" w:color="D3D3D3"/>
-              <w:bottom w:val="single" w:space="0" w:color="D3D3D3"/>
-              <w:start w:val="single" w:space="0" w:color="D3D3D3"/>
-              <w:end w:val="single" w:space="0" w:color="D3D3D3"/>
-            </w:tcBorders>
-          </w:tcPr>
-          <w:p>
-            <w:pPr>
-              <w:spacing w:before="0" w:after="60"/>
-              <w:keepNext/>
-              <w:jc w:val="center"/>
-            </w:pPr>
-            <w:r>
-              <w:rPr>
-                <w:rFonts w:ascii="Calibri" w:hAnsi="Calibri"/>
-                <w:sz w:val="20"/>
-              </w:rPr>
-              <w:t xml:space="default"/>
+              <w:t xml:space="default">PXS</w:t>
+            </w:r>
+          </w:p>
+        </w:tc>
+        <w:tc>
+          <w:tcPr>
+            <w:tcBorders>
+              <w:top w:val="single" w:space="0" w:color="D3D3D3"/>
+              <w:bottom w:val="single" w:space="0" w:color="D3D3D3"/>
+              <w:start w:val="single" w:space="0" w:color="D3D3D3"/>
+              <w:end w:val="single" w:space="0" w:color="D3D3D3"/>
+            </w:tcBorders>
+          </w:tcPr>
+          <w:p>
+            <w:pPr>
+              <w:spacing w:before="0" w:after="60"/>
+              <w:keepNext/>
+              <w:jc w:val="center"/>
+            </w:pPr>
+            <w:r>
+              <w:rPr>
+                <w:rFonts w:ascii="Calibri" w:hAnsi="Calibri"/>
+                <w:sz w:val="20"/>
+              </w:rPr>
+              <w:t xml:space="default">0.004 (0.035)</w:t>
+            </w:r>
+          </w:p>
+        </w:tc>
+        <w:tc>
+          <w:tcPr>
+            <w:tcBorders>
+              <w:top w:val="single" w:space="0" w:color="D3D3D3"/>
+              <w:bottom w:val="single" w:space="0" w:color="D3D3D3"/>
+              <w:start w:val="single" w:space="0" w:color="D3D3D3"/>
+              <w:end w:val="single" w:space="0" w:color="D3D3D3"/>
+            </w:tcBorders>
+          </w:tcPr>
+          <w:p>
+            <w:pPr>
+              <w:spacing w:before="0" w:after="60"/>
+              <w:keepNext/>
+              <w:jc w:val="center"/>
+            </w:pPr>
+            <w:r>
+              <w:rPr>
+                <w:rFonts w:ascii="Calibri" w:hAnsi="Calibri"/>
+                <w:sz w:val="20"/>
+              </w:rPr>
+              <w:t xml:space="default">[-0.065, 0.072]</w:t>
+            </w:r>
+          </w:p>
+        </w:tc>
+        <w:tc>
+          <w:tcPr>
+            <w:tcBorders>
+              <w:top w:val="single" w:space="0" w:color="D3D3D3"/>
+              <w:bottom w:val="single" w:space="0" w:color="D3D3D3"/>
+              <w:start w:val="single" w:space="0" w:color="D3D3D3"/>
+              <w:end w:val="single" w:space="0" w:color="D3D3D3"/>
+            </w:tcBorders>
+          </w:tcPr>
+          <w:p>
+            <w:pPr>
+              <w:spacing w:before="0" w:after="60"/>
+              <w:keepNext/>
+              <w:jc w:val="center"/>
+            </w:pPr>
+            <w:r>
+              <w:rPr>
+                <w:rFonts w:ascii="Calibri" w:hAnsi="Calibri"/>
+                <w:sz w:val="20"/>
+              </w:rPr>
+              <w:t xml:space="default">0.919</w:t>
+            </w:r>
+          </w:p>
+        </w:tc>
+        <w:tc>
+          <w:tcPr>
+            <w:tcBorders>
+              <w:top w:val="single" w:space="0" w:color="D3D3D3"/>
+              <w:bottom w:val="single" w:space="0" w:color="D3D3D3"/>
+              <w:start w:val="single" w:space="0" w:color="D3D3D3"/>
+              <w:end w:val="single" w:space="0" w:color="D3D3D3"/>
+            </w:tcBorders>
+          </w:tcPr>
+          <w:p>
+            <w:pPr>
+              <w:spacing w:before="0" w:after="60"/>
+              <w:keepNext/>
+              <w:jc w:val="center"/>
+            </w:pPr>
+            <w:r>
+              <w:rPr>
+                <w:rFonts w:ascii="Calibri" w:hAnsi="Calibri"/>
+                <w:sz w:val="20"/>
+              </w:rPr>
+              <w:t xml:space="default">0.985</w:t>
+            </w:r>
+          </w:p>
+        </w:tc>
+        <w:tc>
+          <w:tcPr>
+            <w:tcBorders>
+              <w:top w:val="single" w:space="0" w:color="D3D3D3"/>
+              <w:bottom w:val="single" w:space="0" w:color="D3D3D3"/>
+              <w:start w:val="single" w:space="0" w:color="D3D3D3"/>
+              <w:end w:val="single" w:space="0" w:color="D3D3D3"/>
+            </w:tcBorders>
+          </w:tcPr>
+          <w:p>
+            <w:pPr>
+              <w:spacing w:before="0" w:after="60"/>
+              <w:keepNext/>
+              <w:jc w:val="center"/>
+            </w:pPr>
+            <w:r>
+              <w:rPr>
+                <w:rFonts w:ascii="Calibri" w:hAnsi="Calibri"/>
+                <w:sz w:val="20"/>
+              </w:rPr>
+              <w:t xml:space="default">-0.016 (0.036)</w:t>
+            </w:r>
+          </w:p>
+        </w:tc>
+        <w:tc>
+          <w:tcPr>
+            <w:tcBorders>
+              <w:top w:val="single" w:space="0" w:color="D3D3D3"/>
+              <w:bottom w:val="single" w:space="0" w:color="D3D3D3"/>
+              <w:start w:val="single" w:space="0" w:color="D3D3D3"/>
+              <w:end w:val="single" w:space="0" w:color="D3D3D3"/>
+            </w:tcBorders>
+          </w:tcPr>
+          <w:p>
+            <w:pPr>
+              <w:spacing w:before="0" w:after="60"/>
+              <w:keepNext/>
+              <w:jc w:val="center"/>
+            </w:pPr>
+            <w:r>
+              <w:rPr>
+                <w:rFonts w:ascii="Calibri" w:hAnsi="Calibri"/>
+                <w:sz w:val="20"/>
+              </w:rPr>
+              <w:t xml:space="default">[-0.085, 0.054]</w:t>
+            </w:r>
+          </w:p>
+        </w:tc>
+        <w:tc>
+          <w:tcPr>
+            <w:tcBorders>
+              <w:top w:val="single" w:space="0" w:color="D3D3D3"/>
+              <w:bottom w:val="single" w:space="0" w:color="D3D3D3"/>
+              <w:start w:val="single" w:space="0" w:color="D3D3D3"/>
+              <w:end w:val="single" w:space="0" w:color="D3D3D3"/>
+            </w:tcBorders>
+          </w:tcPr>
+          <w:p>
+            <w:pPr>
+              <w:spacing w:before="0" w:after="60"/>
+              <w:keepNext/>
+              <w:jc w:val="center"/>
+            </w:pPr>
+            <w:r>
+              <w:rPr>
+                <w:rFonts w:ascii="Calibri" w:hAnsi="Calibri"/>
+                <w:sz w:val="20"/>
+              </w:rPr>
+              <w:t xml:space="default">0.663</w:t>
+            </w:r>
+          </w:p>
+        </w:tc>
+        <w:tc>
+          <w:tcPr>
+            <w:tcBorders>
+              <w:top w:val="single" w:space="0" w:color="D3D3D3"/>
+              <w:bottom w:val="single" w:space="0" w:color="D3D3D3"/>
+              <w:start w:val="single" w:space="0" w:color="D3D3D3"/>
+              <w:end w:val="single" w:space="0" w:color="D3D3D3"/>
+            </w:tcBorders>
+          </w:tcPr>
+          <w:p>
+            <w:pPr>
+              <w:spacing w:before="0" w:after="60"/>
+              <w:keepNext/>
+              <w:jc w:val="center"/>
+            </w:pPr>
+            <w:r>
+              <w:rPr>
+                <w:rFonts w:ascii="Calibri" w:hAnsi="Calibri"/>
+                <w:sz w:val="20"/>
+              </w:rPr>
+              <w:t xml:space="default">0.796</w:t>
             </w:r>
           </w:p>
         </w:tc>
@@ -10245,7 +10279,7 @@
                 <w:rFonts w:ascii="Calibri" w:hAnsi="Calibri"/>
                 <w:sz w:val="20"/>
               </w:rPr>
-              <w:t xml:space="default">Family History (≥2 FDR)</w:t>
+              <w:t xml:space="default">FHx</w:t>
             </w:r>
           </w:p>
         </w:tc>
@@ -10342,7 +10376,7 @@
                 <w:rFonts w:ascii="Calibri" w:hAnsi="Calibri"/>
                 <w:sz w:val="20"/>
               </w:rPr>
-              <w:t xml:space="default">**</w:t>
+              <w:t xml:space="default">0.060</w:t>
             </w:r>
           </w:p>
         </w:tc>
@@ -10439,7 +10473,7 @@
                 <w:rFonts w:ascii="Calibri" w:hAnsi="Calibri"/>
                 <w:sz w:val="20"/>
               </w:rPr>
-              <w:t xml:space="default">*</w:t>
+              <w:t xml:space="default">0.068</w:t>
             </w:r>
           </w:p>
         </w:tc>
@@ -10812,7 +10846,7 @@
                 <w:rFonts w:ascii="Calibri" w:hAnsi="Calibri"/>
                 <w:sz w:val="20"/>
               </w:rPr>
-              <w:t xml:space="default"/>
+              <w:t xml:space="default">—</w:t>
             </w:r>
           </w:p>
         </w:tc>
@@ -10908,7 +10942,7 @@
                 <w:rFonts w:ascii="Calibri" w:hAnsi="Calibri"/>
                 <w:sz w:val="20"/>
               </w:rPr>
-              <w:t xml:space="default"/>
+              <w:t xml:space="default">—</w:t>
             </w:r>
           </w:p>
         </w:tc>
@@ -10937,7 +10971,7 @@
                 <w:rFonts w:ascii="Calibri" w:hAnsi="Calibri"/>
                 <w:sz w:val="20"/>
               </w:rPr>
-              <w:t xml:space="default">Sex (Male)</w:t>
+              <w:t xml:space="default">Sex</w:t>
             </w:r>
           </w:p>
         </w:tc>
@@ -11033,7 +11067,7 @@
                 <w:rFonts w:ascii="Calibri" w:hAnsi="Calibri"/>
                 <w:sz w:val="20"/>
               </w:rPr>
-              <w:t xml:space="default"/>
+              <w:t xml:space="default">—</w:t>
             </w:r>
           </w:p>
         </w:tc>
@@ -11129,7 +11163,7 @@
                 <w:rFonts w:ascii="Calibri" w:hAnsi="Calibri"/>
                 <w:sz w:val="20"/>
               </w:rPr>
-              <w:t xml:space="default"/>
+              <w:t xml:space="default">—</w:t>
             </w:r>
           </w:p>
         </w:tc>
@@ -11254,7 +11288,7 @@
                 <w:rFonts w:ascii="Calibri" w:hAnsi="Calibri"/>
                 <w:sz w:val="20"/>
               </w:rPr>
-              <w:t xml:space="default"/>
+              <w:t xml:space="default">—</w:t>
             </w:r>
           </w:p>
         </w:tc>
@@ -11350,7 +11384,7 @@
                 <w:rFonts w:ascii="Calibri" w:hAnsi="Calibri"/>
                 <w:sz w:val="20"/>
               </w:rPr>
-              <w:t xml:space="default"/>
+              <w:t xml:space="default">—</w:t>
             </w:r>
           </w:p>
         </w:tc>
@@ -11382,7 +11416,7 @@
                 <w:rFonts w:ascii="Calibri" w:hAnsi="Calibri"/>
                 <w:sz w:val="20"/>
               </w:rPr>
-              <w:t xml:space="default">*** p&lt;0.001; ** p&lt;0.01; * p&lt;0.05. CogDrisk model: biomarker ~ APOE ε4 + CogDrisk score (z) + genetic risk score + family history. LIBRA2 model: same risk predictors using LIBRA2 score (z), additionally adjusted for age, sex, and education. Highlighted cells indicate p&lt;0.05. — = not applicable.</w:t>
+              <w:t xml:space="default">p: unadjusted; q: Benjamini-Hochberg FDR-adjusted. CogDrisk model: biomarker ~ APOE ε4 + CogDrisk score (z) + PRS + FHx. LIBRA2 model: same risk predictors using LIBRA2 score (z), additionally adjusted for age, sex, and education. Light green: p&lt;0.05; dark green: q&lt;0.05. — = not applicable. Abbreviations: </w:t>
             </w:r>
           </w:p>
         </w:tc>

--- a/results/Aim1/tables/s_table2s_multivar_assoc.docx
+++ b/results/Aim1/tables/s_table2s_multivar_assoc.docx
@@ -295,7 +295,7 @@
                 <w:rFonts w:ascii="Calibri" w:hAnsi="Calibri"/>
                 <w:sz w:val="20"/>
               </w:rPr>
-              <w:t xml:space="preserve">q</w:t>
+              <w:t xml:space="preserve">p.adj</w:t>
             </w:r>
           </w:p>
         </w:tc>
@@ -384,7 +384,7 @@
                 <w:rFonts w:ascii="Calibri" w:hAnsi="Calibri"/>
                 <w:sz w:val="20"/>
               </w:rPr>
-              <w:t xml:space="preserve">q</w:t>
+              <w:t xml:space="preserve">p.adj</w:t>
             </w:r>
           </w:p>
         </w:tc>
@@ -507,7 +507,6 @@
               <w:start w:val="single" w:space="0" w:color="D3D3D3"/>
               <w:end w:val="single" w:space="0" w:color="D3D3D3"/>
             </w:tcBorders>
-            <w:shd w:val="clear" w:color="auto" w:fill="E8F4E8"/>
           </w:tcPr>
           <w:p>
             <w:pPr>
@@ -544,7 +543,7 @@
                 <w:rFonts w:ascii="Calibri" w:hAnsi="Calibri"/>
                 <w:sz w:val="20"/>
               </w:rPr>
-              <w:t xml:space="default">0.139</w:t>
+              <w:t xml:space="default">0.203</w:t>
             </w:r>
           </w:p>
         </w:tc>
@@ -604,7 +603,6 @@
               <w:start w:val="single" w:space="0" w:color="D3D3D3"/>
               <w:end w:val="single" w:space="0" w:color="D3D3D3"/>
             </w:tcBorders>
-            <w:shd w:val="clear" w:color="auto" w:fill="E8F4E8"/>
           </w:tcPr>
           <w:p>
             <w:pPr>
@@ -641,7 +639,7 @@
                 <w:rFonts w:ascii="Calibri" w:hAnsi="Calibri"/>
                 <w:sz w:val="20"/>
               </w:rPr>
-              <w:t xml:space="default">0.139</w:t>
+              <w:t xml:space="default">0.203</w:t>
             </w:r>
           </w:p>
         </w:tc>
@@ -766,7 +764,7 @@
                 <w:rFonts w:ascii="Calibri" w:hAnsi="Calibri"/>
                 <w:sz w:val="20"/>
               </w:rPr>
-              <w:t xml:space="default">0.339</w:t>
+              <w:t xml:space="default">0.468</w:t>
             </w:r>
           </w:p>
         </w:tc>
@@ -862,7 +860,7 @@
                 <w:rFonts w:ascii="Calibri" w:hAnsi="Calibri"/>
                 <w:sz w:val="20"/>
               </w:rPr>
-              <w:t xml:space="default">0.324</w:t>
+              <w:t xml:space="default">0.468</w:t>
             </w:r>
           </w:p>
         </w:tc>
@@ -987,7 +985,7 @@
                 <w:rFonts w:ascii="Calibri" w:hAnsi="Calibri"/>
                 <w:sz w:val="20"/>
               </w:rPr>
-              <w:t xml:space="default">0.876</w:t>
+              <w:t xml:space="default">0.970</w:t>
             </w:r>
           </w:p>
         </w:tc>
@@ -1083,7 +1081,7 @@
                 <w:rFonts w:ascii="Calibri" w:hAnsi="Calibri"/>
                 <w:sz w:val="20"/>
               </w:rPr>
-              <w:t xml:space="default">0.423</w:t>
+              <w:t xml:space="default">0.970</w:t>
             </w:r>
           </w:p>
         </w:tc>
@@ -1172,7 +1170,6 @@
               <w:start w:val="single" w:space="0" w:color="D3D3D3"/>
               <w:end w:val="single" w:space="0" w:color="D3D3D3"/>
             </w:tcBorders>
-            <w:shd w:val="clear" w:color="auto" w:fill="E8F4E8"/>
           </w:tcPr>
           <w:p>
             <w:pPr>
@@ -1209,7 +1206,7 @@
                 <w:rFonts w:ascii="Calibri" w:hAnsi="Calibri"/>
                 <w:sz w:val="20"/>
               </w:rPr>
-              <w:t xml:space="default">0.148</w:t>
+              <w:t xml:space="default">0.492</w:t>
             </w:r>
           </w:p>
         </w:tc>
@@ -1305,7 +1302,7 @@
                 <w:rFonts w:ascii="Calibri" w:hAnsi="Calibri"/>
                 <w:sz w:val="20"/>
               </w:rPr>
-              <w:t xml:space="default">0.193</w:t>
+              <w:t xml:space="default">0.564</w:t>
             </w:r>
           </w:p>
         </w:tc>
@@ -2180,7 +2177,6 @@
               <w:start w:val="single" w:space="0" w:color="D3D3D3"/>
               <w:end w:val="single" w:space="0" w:color="D3D3D3"/>
             </w:tcBorders>
-            <w:shd w:val="clear" w:color="auto" w:fill="E8F4E8"/>
           </w:tcPr>
           <w:p>
             <w:pPr>
@@ -2376,7 +2372,7 @@
                 <w:rFonts w:ascii="Calibri" w:hAnsi="Calibri"/>
                 <w:sz w:val="20"/>
               </w:rPr>
-              <w:t xml:space="default">0.170</w:t>
+              <w:t xml:space="default">0.255</w:t>
             </w:r>
           </w:p>
         </w:tc>
@@ -2436,7 +2432,6 @@
               <w:start w:val="single" w:space="0" w:color="D3D3D3"/>
               <w:end w:val="single" w:space="0" w:color="D3D3D3"/>
             </w:tcBorders>
-            <w:shd w:val="clear" w:color="auto" w:fill="E8F4E8"/>
           </w:tcPr>
           <w:p>
             <w:pPr>
@@ -2473,7 +2468,7 @@
                 <w:rFonts w:ascii="Calibri" w:hAnsi="Calibri"/>
                 <w:sz w:val="20"/>
               </w:rPr>
-              <w:t xml:space="default">0.060</w:t>
+              <w:t xml:space="default">0.062</w:t>
             </w:r>
           </w:p>
         </w:tc>
@@ -2562,7 +2557,6 @@
               <w:start w:val="single" w:space="0" w:color="D3D3D3"/>
               <w:end w:val="single" w:space="0" w:color="D3D3D3"/>
             </w:tcBorders>
-            <w:shd w:val="clear" w:color="auto" w:fill="E8F4E8"/>
           </w:tcPr>
           <w:p>
             <w:pPr>
@@ -2599,7 +2593,7 @@
                 <w:rFonts w:ascii="Calibri" w:hAnsi="Calibri"/>
                 <w:sz w:val="20"/>
               </w:rPr>
-              <w:t xml:space="default">0.060</w:t>
+              <w:t xml:space="default">0.095</w:t>
             </w:r>
           </w:p>
         </w:tc>
@@ -2659,7 +2653,6 @@
               <w:start w:val="single" w:space="0" w:color="D3D3D3"/>
               <w:end w:val="single" w:space="0" w:color="D3D3D3"/>
             </w:tcBorders>
-            <w:shd w:val="clear" w:color="auto" w:fill="E8F4E8"/>
           </w:tcPr>
           <w:p>
             <w:pPr>
@@ -2696,7 +2689,7 @@
                 <w:rFonts w:ascii="Calibri" w:hAnsi="Calibri"/>
                 <w:sz w:val="20"/>
               </w:rPr>
-              <w:t xml:space="default">0.068</w:t>
+              <w:t xml:space="default">0.134</w:t>
             </w:r>
           </w:p>
         </w:tc>
@@ -2821,7 +2814,7 @@
                 <w:rFonts w:ascii="Calibri" w:hAnsi="Calibri"/>
                 <w:sz w:val="20"/>
               </w:rPr>
-              <w:t xml:space="default">0.483</w:t>
+              <w:t xml:space="default">0.970</w:t>
             </w:r>
           </w:p>
         </w:tc>
@@ -2917,7 +2910,7 @@
                 <w:rFonts w:ascii="Calibri" w:hAnsi="Calibri"/>
                 <w:sz w:val="20"/>
               </w:rPr>
-              <w:t xml:space="default">0.483</w:t>
+              <w:t xml:space="default">0.970</w:t>
             </w:r>
           </w:p>
         </w:tc>
@@ -3042,7 +3035,7 @@
                 <w:rFonts w:ascii="Calibri" w:hAnsi="Calibri"/>
                 <w:sz w:val="20"/>
               </w:rPr>
-              <w:t xml:space="default">0.850</w:t>
+              <w:t xml:space="default">0.974</w:t>
             </w:r>
           </w:p>
         </w:tc>
@@ -3138,7 +3131,7 @@
                 <w:rFonts w:ascii="Calibri" w:hAnsi="Calibri"/>
                 <w:sz w:val="20"/>
               </w:rPr>
-              <w:t xml:space="default">0.995</w:t>
+              <w:t xml:space="default">0.974</w:t>
             </w:r>
           </w:p>
         </w:tc>
@@ -3571,7 +3564,6 @@
               <w:start w:val="single" w:space="0" w:color="D3D3D3"/>
               <w:end w:val="single" w:space="0" w:color="D3D3D3"/>
             </w:tcBorders>
-            <w:shd w:val="clear" w:color="auto" w:fill="E8F4E8"/>
           </w:tcPr>
           <w:p>
             <w:pPr>
@@ -3793,7 +3785,6 @@
               <w:start w:val="single" w:space="0" w:color="D3D3D3"/>
               <w:end w:val="single" w:space="0" w:color="D3D3D3"/>
             </w:tcBorders>
-            <w:shd w:val="clear" w:color="auto" w:fill="E8F4E8"/>
           </w:tcPr>
           <w:p>
             <w:pPr>
@@ -4210,7 +4201,7 @@
                 <w:rFonts w:ascii="Calibri" w:hAnsi="Calibri"/>
                 <w:sz w:val="20"/>
               </w:rPr>
-              <w:t xml:space="default">0.564</w:t>
+              <w:t xml:space="default">0.752</w:t>
             </w:r>
           </w:p>
         </w:tc>
@@ -4395,7 +4386,6 @@
               <w:start w:val="single" w:space="0" w:color="D3D3D3"/>
               <w:end w:val="single" w:space="0" w:color="D3D3D3"/>
             </w:tcBorders>
-            <w:shd w:val="clear" w:color="auto" w:fill="E8F4E8"/>
           </w:tcPr>
           <w:p>
             <w:pPr>
@@ -4432,7 +4422,7 @@
                 <w:rFonts w:ascii="Calibri" w:hAnsi="Calibri"/>
                 <w:sz w:val="20"/>
               </w:rPr>
-              <w:t xml:space="default">0.139</w:t>
+              <w:t xml:space="default">0.394</w:t>
             </w:r>
           </w:p>
         </w:tc>
@@ -4492,7 +4482,6 @@
               <w:start w:val="single" w:space="0" w:color="D3D3D3"/>
               <w:end w:val="single" w:space="0" w:color="D3D3D3"/>
             </w:tcBorders>
-            <w:shd w:val="clear" w:color="auto" w:fill="E8F4E8"/>
           </w:tcPr>
           <w:p>
             <w:pPr>
@@ -4529,7 +4518,7 @@
                 <w:rFonts w:ascii="Calibri" w:hAnsi="Calibri"/>
                 <w:sz w:val="20"/>
               </w:rPr>
-              <w:t xml:space="default">0.148</w:t>
+              <w:t xml:space="default">0.416</w:t>
             </w:r>
           </w:p>
         </w:tc>
@@ -4618,7 +4607,6 @@
               <w:start w:val="single" w:space="0" w:color="D3D3D3"/>
               <w:end w:val="single" w:space="0" w:color="D3D3D3"/>
             </w:tcBorders>
-            <w:shd w:val="clear" w:color="auto" w:fill="E8F4E8"/>
           </w:tcPr>
           <w:p>
             <w:pPr>
@@ -4655,7 +4643,7 @@
                 <w:rFonts w:ascii="Calibri" w:hAnsi="Calibri"/>
                 <w:sz w:val="20"/>
               </w:rPr>
-              <w:t xml:space="default">0.139</w:t>
+              <w:t xml:space="default">0.432</w:t>
             </w:r>
           </w:p>
         </w:tc>
@@ -4751,7 +4739,7 @@
                 <w:rFonts w:ascii="Calibri" w:hAnsi="Calibri"/>
                 <w:sz w:val="20"/>
               </w:rPr>
-              <w:t xml:space="default">0.995</w:t>
+              <w:t xml:space="default">0.970</w:t>
             </w:r>
           </w:p>
         </w:tc>
@@ -4876,7 +4864,7 @@
                 <w:rFonts w:ascii="Calibri" w:hAnsi="Calibri"/>
                 <w:sz w:val="20"/>
               </w:rPr>
-              <w:t xml:space="default">0.564</w:t>
+              <w:t xml:space="default">0.974</w:t>
             </w:r>
           </w:p>
         </w:tc>
@@ -4972,7 +4960,7 @@
                 <w:rFonts w:ascii="Calibri" w:hAnsi="Calibri"/>
                 <w:sz w:val="20"/>
               </w:rPr>
-              <w:t xml:space="default">0.642</w:t>
+              <w:t xml:space="default">0.974</w:t>
             </w:r>
           </w:p>
         </w:tc>
@@ -5405,7 +5393,6 @@
               <w:start w:val="single" w:space="0" w:color="D3D3D3"/>
               <w:end w:val="single" w:space="0" w:color="D3D3D3"/>
             </w:tcBorders>
-            <w:shd w:val="clear" w:color="auto" w:fill="E8F4E8"/>
           </w:tcPr>
           <w:p>
             <w:pPr>
@@ -5918,7 +5905,7 @@
                 <w:sz w:val="20"/>
                 <w:b w:val="true"/>
               </w:rPr>
-              <w:t xml:space="default">p-tau181 (log)</w:t>
+              <w:t xml:space="default">ptau181 (log)</w:t>
             </w:r>
           </w:p>
         </w:tc>
@@ -6043,7 +6030,7 @@
                 <w:rFonts w:ascii="Calibri" w:hAnsi="Calibri"/>
                 <w:sz w:val="20"/>
               </w:rPr>
-              <w:t xml:space="default">0.219</w:t>
+              <w:t xml:space="default">0.288</w:t>
             </w:r>
           </w:p>
         </w:tc>
@@ -6103,7 +6090,6 @@
               <w:start w:val="single" w:space="0" w:color="D3D3D3"/>
               <w:end w:val="single" w:space="0" w:color="D3D3D3"/>
             </w:tcBorders>
-            <w:shd w:val="clear" w:color="auto" w:fill="E8F4E8"/>
           </w:tcPr>
           <w:p>
             <w:pPr>
@@ -6140,7 +6126,7 @@
                 <w:rFonts w:ascii="Calibri" w:hAnsi="Calibri"/>
                 <w:sz w:val="20"/>
               </w:rPr>
-              <w:t xml:space="default">0.139</w:t>
+              <w:t xml:space="default">0.203</w:t>
             </w:r>
           </w:p>
         </w:tc>
@@ -6265,7 +6251,7 @@
                 <w:rFonts w:ascii="Calibri" w:hAnsi="Calibri"/>
                 <w:sz w:val="20"/>
               </w:rPr>
-              <w:t xml:space="default">0.624</w:t>
+              <w:t xml:space="default">0.468</w:t>
             </w:r>
           </w:p>
         </w:tc>
@@ -6361,7 +6347,7 @@
                 <w:rFonts w:ascii="Calibri" w:hAnsi="Calibri"/>
                 <w:sz w:val="20"/>
               </w:rPr>
-              <w:t xml:space="default">0.574</w:t>
+              <w:t xml:space="default">0.468</w:t>
             </w:r>
           </w:p>
         </w:tc>
@@ -6486,7 +6472,7 @@
                 <w:rFonts w:ascii="Calibri" w:hAnsi="Calibri"/>
                 <w:sz w:val="20"/>
               </w:rPr>
-              <w:t xml:space="default">0.674</w:t>
+              <w:t xml:space="default">0.970</w:t>
             </w:r>
           </w:p>
         </w:tc>
@@ -6582,7 +6568,7 @@
                 <w:rFonts w:ascii="Calibri" w:hAnsi="Calibri"/>
                 <w:sz w:val="20"/>
               </w:rPr>
-              <w:t xml:space="default">0.844</w:t>
+              <w:t xml:space="default">0.970</w:t>
             </w:r>
           </w:p>
         </w:tc>
@@ -6707,7 +6693,7 @@
                 <w:rFonts w:ascii="Calibri" w:hAnsi="Calibri"/>
                 <w:sz w:val="20"/>
               </w:rPr>
-              <w:t xml:space="default">0.621</w:t>
+              <w:t xml:space="default">0.974</w:t>
             </w:r>
           </w:p>
         </w:tc>
@@ -6803,7 +6789,7 @@
                 <w:rFonts w:ascii="Calibri" w:hAnsi="Calibri"/>
                 <w:sz w:val="20"/>
               </w:rPr>
-              <w:t xml:space="default">0.785</w:t>
+              <w:t xml:space="default">0.974</w:t>
             </w:r>
           </w:p>
         </w:tc>
@@ -7236,7 +7222,6 @@
               <w:start w:val="single" w:space="0" w:color="D3D3D3"/>
               <w:end w:val="single" w:space="0" w:color="D3D3D3"/>
             </w:tcBorders>
-            <w:shd w:val="clear" w:color="auto" w:fill="E8F4E8"/>
           </w:tcPr>
           <w:p>
             <w:pPr>
@@ -7749,7 +7734,7 @@
                 <w:sz w:val="20"/>
                 <w:b w:val="true"/>
               </w:rPr>
-              <w:t xml:space="default">p-tau217 (log)</w:t>
+              <w:t xml:space="default">ptau217 (log)</w:t>
             </w:r>
           </w:p>
         </w:tc>
@@ -7838,7 +7823,6 @@
               <w:start w:val="single" w:space="0" w:color="D3D3D3"/>
               <w:end w:val="single" w:space="0" w:color="D3D3D3"/>
             </w:tcBorders>
-            <w:shd w:val="clear" w:color="auto" w:fill="E8F4E8"/>
           </w:tcPr>
           <w:p>
             <w:pPr>
@@ -7863,20 +7847,19 @@
               <w:start w:val="single" w:space="0" w:color="D3D3D3"/>
               <w:end w:val="single" w:space="0" w:color="D3D3D3"/>
             </w:tcBorders>
-            <w:shd w:val="clear" w:color="auto" w:fill="C8E6C9"/>
-          </w:tcPr>
-          <w:p>
-            <w:pPr>
-              <w:spacing w:before="0" w:after="60"/>
-              <w:keepNext/>
-              <w:jc w:val="center"/>
-            </w:pPr>
-            <w:r>
-              <w:rPr>
-                <w:rFonts w:ascii="Calibri" w:hAnsi="Calibri"/>
-                <w:sz w:val="20"/>
-              </w:rPr>
-              <w:t xml:space="default">0.006</w:t>
+          </w:tcPr>
+          <w:p>
+            <w:pPr>
+              <w:spacing w:before="0" w:after="60"/>
+              <w:keepNext/>
+              <w:jc w:val="center"/>
+            </w:pPr>
+            <w:r>
+              <w:rPr>
+                <w:rFonts w:ascii="Calibri" w:hAnsi="Calibri"/>
+                <w:sz w:val="20"/>
+              </w:rPr>
+              <w:t xml:space="default">0.003 **</w:t>
             </w:r>
           </w:p>
         </w:tc>
@@ -7936,7 +7919,6 @@
               <w:start w:val="single" w:space="0" w:color="D3D3D3"/>
               <w:end w:val="single" w:space="0" w:color="D3D3D3"/>
             </w:tcBorders>
-            <w:shd w:val="clear" w:color="auto" w:fill="E8F4E8"/>
           </w:tcPr>
           <w:p>
             <w:pPr>
@@ -7961,20 +7943,19 @@
               <w:start w:val="single" w:space="0" w:color="D3D3D3"/>
               <w:end w:val="single" w:space="0" w:color="D3D3D3"/>
             </w:tcBorders>
-            <w:shd w:val="clear" w:color="auto" w:fill="C8E6C9"/>
-          </w:tcPr>
-          <w:p>
-            <w:pPr>
-              <w:spacing w:before="0" w:after="60"/>
-              <w:keepNext/>
-              <w:jc w:val="center"/>
-            </w:pPr>
-            <w:r>
-              <w:rPr>
-                <w:rFonts w:ascii="Calibri" w:hAnsi="Calibri"/>
-                <w:sz w:val="20"/>
-              </w:rPr>
-              <w:t xml:space="default">0.003</w:t>
+          </w:tcPr>
+          <w:p>
+            <w:pPr>
+              <w:spacing w:before="0" w:after="60"/>
+              <w:keepNext/>
+              <w:jc w:val="center"/>
+            </w:pPr>
+            <w:r>
+              <w:rPr>
+                <w:rFonts w:ascii="Calibri" w:hAnsi="Calibri"/>
+                <w:sz w:val="20"/>
+              </w:rPr>
+              <w:t xml:space="default">&lt;0.001 ***</w:t>
             </w:r>
           </w:p>
         </w:tc>
@@ -8099,7 +8080,7 @@
                 <w:rFonts w:ascii="Calibri" w:hAnsi="Calibri"/>
                 <w:sz w:val="20"/>
               </w:rPr>
-              <w:t xml:space="default">0.564</w:t>
+              <w:t xml:space="default">0.468</w:t>
             </w:r>
           </w:p>
         </w:tc>
@@ -8195,7 +8176,7 @@
                 <w:rFonts w:ascii="Calibri" w:hAnsi="Calibri"/>
                 <w:sz w:val="20"/>
               </w:rPr>
-              <w:t xml:space="default">0.592</w:t>
+              <w:t xml:space="default">0.468</w:t>
             </w:r>
           </w:p>
         </w:tc>
@@ -8320,7 +8301,7 @@
                 <w:rFonts w:ascii="Calibri" w:hAnsi="Calibri"/>
                 <w:sz w:val="20"/>
               </w:rPr>
-              <w:t xml:space="default">0.324</w:t>
+              <w:t xml:space="default">0.970</w:t>
             </w:r>
           </w:p>
         </w:tc>
@@ -8416,7 +8397,7 @@
                 <w:rFonts w:ascii="Calibri" w:hAnsi="Calibri"/>
                 <w:sz w:val="20"/>
               </w:rPr>
-              <w:t xml:space="default">0.985</w:t>
+              <w:t xml:space="default">0.970</w:t>
             </w:r>
           </w:p>
         </w:tc>
@@ -8541,7 +8522,7 @@
                 <w:rFonts w:ascii="Calibri" w:hAnsi="Calibri"/>
                 <w:sz w:val="20"/>
               </w:rPr>
-              <w:t xml:space="default">0.160</w:t>
+              <w:t xml:space="default">0.511</w:t>
             </w:r>
           </w:p>
         </w:tc>
@@ -8637,7 +8618,7 @@
                 <w:rFonts w:ascii="Calibri" w:hAnsi="Calibri"/>
                 <w:sz w:val="20"/>
               </w:rPr>
-              <w:t xml:space="default">0.192</w:t>
+              <w:t xml:space="default">0.564</w:t>
             </w:r>
           </w:p>
         </w:tc>
@@ -9070,7 +9051,6 @@
               <w:start w:val="single" w:space="0" w:color="D3D3D3"/>
               <w:end w:val="single" w:space="0" w:color="D3D3D3"/>
             </w:tcBorders>
-            <w:shd w:val="clear" w:color="auto" w:fill="E8F4E8"/>
           </w:tcPr>
           <w:p>
             <w:pPr>
@@ -9583,7 +9563,7 @@
                 <w:sz w:val="20"/>
                 <w:b w:val="true"/>
               </w:rPr>
-              <w:t xml:space="default">p-tau217/Aβ42 ratio (log)</w:t>
+              <w:t xml:space="default">ptau217/Aβ42 ratio (log)</w:t>
             </w:r>
           </w:p>
         </w:tc>
@@ -9672,7 +9652,6 @@
               <w:start w:val="single" w:space="0" w:color="D3D3D3"/>
               <w:end w:val="single" w:space="0" w:color="D3D3D3"/>
             </w:tcBorders>
-            <w:shd w:val="clear" w:color="auto" w:fill="E8F4E8"/>
           </w:tcPr>
           <w:p>
             <w:pPr>
@@ -9697,20 +9676,19 @@
               <w:start w:val="single" w:space="0" w:color="D3D3D3"/>
               <w:end w:val="single" w:space="0" w:color="D3D3D3"/>
             </w:tcBorders>
-            <w:shd w:val="clear" w:color="auto" w:fill="C8E6C9"/>
-          </w:tcPr>
-          <w:p>
-            <w:pPr>
-              <w:spacing w:before="0" w:after="60"/>
-              <w:keepNext/>
-              <w:jc w:val="center"/>
-            </w:pPr>
-            <w:r>
-              <w:rPr>
-                <w:rFonts w:ascii="Calibri" w:hAnsi="Calibri"/>
-                <w:sz w:val="20"/>
-              </w:rPr>
-              <w:t xml:space="default">0.045</w:t>
+          </w:tcPr>
+          <w:p>
+            <w:pPr>
+              <w:spacing w:before="0" w:after="60"/>
+              <w:keepNext/>
+              <w:jc w:val="center"/>
+            </w:pPr>
+            <w:r>
+              <w:rPr>
+                <w:rFonts w:ascii="Calibri" w:hAnsi="Calibri"/>
+                <w:sz w:val="20"/>
+              </w:rPr>
+              <w:t xml:space="default">0.034 *</w:t>
             </w:r>
           </w:p>
         </w:tc>
@@ -9770,7 +9748,6 @@
               <w:start w:val="single" w:space="0" w:color="D3D3D3"/>
               <w:end w:val="single" w:space="0" w:color="D3D3D3"/>
             </w:tcBorders>
-            <w:shd w:val="clear" w:color="auto" w:fill="E8F4E8"/>
           </w:tcPr>
           <w:p>
             <w:pPr>
@@ -9795,20 +9772,19 @@
               <w:start w:val="single" w:space="0" w:color="D3D3D3"/>
               <w:end w:val="single" w:space="0" w:color="D3D3D3"/>
             </w:tcBorders>
-            <w:shd w:val="clear" w:color="auto" w:fill="C8E6C9"/>
-          </w:tcPr>
-          <w:p>
-            <w:pPr>
-              <w:spacing w:before="0" w:after="60"/>
-              <w:keepNext/>
-              <w:jc w:val="center"/>
-            </w:pPr>
-            <w:r>
-              <w:rPr>
-                <w:rFonts w:ascii="Calibri" w:hAnsi="Calibri"/>
-                <w:sz w:val="20"/>
-              </w:rPr>
-              <w:t xml:space="default">0.032</w:t>
+          </w:tcPr>
+          <w:p>
+            <w:pPr>
+              <w:spacing w:before="0" w:after="60"/>
+              <w:keepNext/>
+              <w:jc w:val="center"/>
+            </w:pPr>
+            <w:r>
+              <w:rPr>
+                <w:rFonts w:ascii="Calibri" w:hAnsi="Calibri"/>
+                <w:sz w:val="20"/>
+              </w:rPr>
+              <w:t xml:space="default">0.020 *</w:t>
             </w:r>
           </w:p>
         </w:tc>
@@ -9933,7 +9909,7 @@
                 <w:rFonts w:ascii="Calibri" w:hAnsi="Calibri"/>
                 <w:sz w:val="20"/>
               </w:rPr>
-              <w:t xml:space="default">0.324</w:t>
+              <w:t xml:space="default">0.468</w:t>
             </w:r>
           </w:p>
         </w:tc>
@@ -10029,7 +10005,7 @@
                 <w:rFonts w:ascii="Calibri" w:hAnsi="Calibri"/>
                 <w:sz w:val="20"/>
               </w:rPr>
-              <w:t xml:space="default">0.390</w:t>
+              <w:t xml:space="default">0.468</w:t>
             </w:r>
           </w:p>
         </w:tc>
@@ -10154,7 +10130,7 @@
                 <w:rFonts w:ascii="Calibri" w:hAnsi="Calibri"/>
                 <w:sz w:val="20"/>
               </w:rPr>
-              <w:t xml:space="default">0.985</w:t>
+              <w:t xml:space="default">0.970</w:t>
             </w:r>
           </w:p>
         </w:tc>
@@ -10250,7 +10226,7 @@
                 <w:rFonts w:ascii="Calibri" w:hAnsi="Calibri"/>
                 <w:sz w:val="20"/>
               </w:rPr>
-              <w:t xml:space="default">0.796</w:t>
+              <w:t xml:space="default">0.970</w:t>
             </w:r>
           </w:p>
         </w:tc>
@@ -10339,7 +10315,6 @@
               <w:start w:val="single" w:space="0" w:color="D3D3D3"/>
               <w:end w:val="single" w:space="0" w:color="D3D3D3"/>
             </w:tcBorders>
-            <w:shd w:val="clear" w:color="auto" w:fill="E8F4E8"/>
           </w:tcPr>
           <w:p>
             <w:pPr>
@@ -10376,7 +10351,7 @@
                 <w:rFonts w:ascii="Calibri" w:hAnsi="Calibri"/>
                 <w:sz w:val="20"/>
               </w:rPr>
-              <w:t xml:space="default">0.060</w:t>
+              <w:t xml:space="default">0.105</w:t>
             </w:r>
           </w:p>
         </w:tc>
@@ -10436,7 +10411,6 @@
               <w:start w:val="single" w:space="0" w:color="D3D3D3"/>
               <w:end w:val="single" w:space="0" w:color="D3D3D3"/>
             </w:tcBorders>
-            <w:shd w:val="clear" w:color="auto" w:fill="E8F4E8"/>
           </w:tcPr>
           <w:p>
             <w:pPr>
@@ -10473,7 +10447,7 @@
                 <w:rFonts w:ascii="Calibri" w:hAnsi="Calibri"/>
                 <w:sz w:val="20"/>
               </w:rPr>
-              <w:t xml:space="default">0.068</w:t>
+              <w:t xml:space="default">0.140</w:t>
             </w:r>
           </w:p>
         </w:tc>
@@ -11416,7 +11390,7 @@
                 <w:rFonts w:ascii="Calibri" w:hAnsi="Calibri"/>
                 <w:sz w:val="20"/>
               </w:rPr>
-              <w:t xml:space="default">p: unadjusted; q: Benjamini-Hochberg FDR-adjusted. CogDrisk model: biomarker ~ APOE ε4 + CogDrisk score (z) + PRS + FHx. LIBRA2 model: same risk predictors using LIBRA2 score (z), additionally adjusted for age, sex, and education. Light green: p&lt;0.05; dark green: q&lt;0.05. — = not applicable. Abbreviations: </w:t>
+              <w:t xml:space="default">p: unadjusted; p.adj: Hochberg-adjusted within each predictor family (APOE, PRS, PXS, FHx; 12 tests per family: 6 biomarkers × 2 models). Stars denote adjusted p: *&lt;0.05, **&lt;0.01, ***&lt;0.001. — = not applicable. CogDrisk model: biomarker ~ APOE ε4 + CogDrisk score (z) + PRS + FHx. LIBRA2 model: same risk predictors using LIBRA2 score (z), additionally adjusted for age, sex, and education.</w:t>
             </w:r>
           </w:p>
         </w:tc>
